--- a/docs/Altair_Meetups_User_Guide.docx
+++ b/docs/Altair_Meetups_User_Guide.docx
@@ -12,7 +12,7 @@
           <w:noProof/>
         </w:rPr>
         <w:drawing>
-          <wp:inline distT="0" distB="0" distL="0" distR="0" wp14:anchorId="44743F50" wp14:editId="3AADACDD">
+          <wp:inline distT="0" distB="0" distL="0" distR="0" wp14:anchorId="7D8ECAEC" wp14:editId="6A0BB3A5">
             <wp:extent cx="5905500" cy="3209925"/>
             <wp:effectExtent l="0" t="0" r="0" b="0"/>
             <wp:docPr id="1" name="cover" descr="Neighbors walking their dogs in a park" title="Cover"/>
@@ -61,7 +61,7 @@
           <w:noProof/>
         </w:rPr>
         <w:drawing>
-          <wp:inline distT="0" distB="0" distL="0" distR="0" wp14:anchorId="33CD7B18" wp14:editId="6CF81544">
+          <wp:inline distT="0" distB="0" distL="0" distR="0" wp14:anchorId="5DF7C124" wp14:editId="04B97A1E">
             <wp:extent cx="609600" cy="609600"/>
             <wp:effectExtent l="0" t="0" r="0" b="0"/>
             <wp:docPr id="2" name="logo" descr="Altair logo" title="Altair logo"/>
@@ -203,7 +203,7 @@
     <w:sdt>
       <w:sdtPr>
         <w:alias w:val="Contents"/>
-        <w:id w:val="1335427164"/>
+        <w:id w:val="1263030632"/>
         <w:docPartObj>
           <w:docPartGallery w:val="Table of Contents"/>
           <w:docPartUnique/>
@@ -236,7 +236,7 @@
           <w:r>
             <w:fldChar w:fldCharType="separate"/>
           </w:r>
-          <w:hyperlink w:anchor="_Toc244180499" w:history="1">
+          <w:hyperlink w:anchor="_Toc244181466" w:history="1">
             <w:r>
               <w:rPr>
                 <w:rStyle w:val="Hyperlink"/>
@@ -260,7 +260,7 @@
               <w:rPr>
                 <w:noProof/>
               </w:rPr>
-              <w:instrText xml:space="preserve"> PAGEREF _Toc244180499 \h </w:instrText>
+              <w:instrText xml:space="preserve"> PAGEREF _Toc244181466 \h </w:instrText>
             </w:r>
             <w:r>
               <w:rPr>
@@ -303,7 +303,7 @@
               <w14:ligatures w14:val="standardContextual"/>
             </w:rPr>
           </w:pPr>
-          <w:hyperlink w:anchor="_Toc244180500" w:history="1">
+          <w:hyperlink w:anchor="_Toc244181467" w:history="1">
             <w:r>
               <w:rPr>
                 <w:rStyle w:val="Hyperlink"/>
@@ -327,7 +327,7 @@
               <w:rPr>
                 <w:noProof/>
               </w:rPr>
-              <w:instrText xml:space="preserve"> PAGEREF _Toc244180500 \h </w:instrText>
+              <w:instrText xml:space="preserve"> PAGEREF _Toc244181467 \h </w:instrText>
             </w:r>
             <w:r>
               <w:rPr>
@@ -370,7 +370,7 @@
               <w14:ligatures w14:val="standardContextual"/>
             </w:rPr>
           </w:pPr>
-          <w:hyperlink w:anchor="_Toc244180501" w:history="1">
+          <w:hyperlink w:anchor="_Toc244181468" w:history="1">
             <w:r>
               <w:rPr>
                 <w:rStyle w:val="Hyperlink"/>
@@ -394,7 +394,7 @@
               <w:rPr>
                 <w:noProof/>
               </w:rPr>
-              <w:instrText xml:space="preserve"> PAGEREF _Toc244180501 \h </w:instrText>
+              <w:instrText xml:space="preserve"> PAGEREF _Toc244181468 \h </w:instrText>
             </w:r>
             <w:r>
               <w:rPr>
@@ -437,7 +437,7 @@
               <w14:ligatures w14:val="standardContextual"/>
             </w:rPr>
           </w:pPr>
-          <w:hyperlink w:anchor="_Toc244180502" w:history="1">
+          <w:hyperlink w:anchor="_Toc244181469" w:history="1">
             <w:r>
               <w:rPr>
                 <w:rStyle w:val="Hyperlink"/>
@@ -461,7 +461,7 @@
               <w:rPr>
                 <w:noProof/>
               </w:rPr>
-              <w:instrText xml:space="preserve"> PAGEREF _Toc244180502 \h </w:instrText>
+              <w:instrText xml:space="preserve"> PAGEREF _Toc244181469 \h </w:instrText>
             </w:r>
             <w:r>
               <w:rPr>
@@ -504,7 +504,7 @@
               <w14:ligatures w14:val="standardContextual"/>
             </w:rPr>
           </w:pPr>
-          <w:hyperlink w:anchor="_Toc244180503" w:history="1">
+          <w:hyperlink w:anchor="_Toc244181470" w:history="1">
             <w:r>
               <w:rPr>
                 <w:rStyle w:val="Hyperlink"/>
@@ -528,7 +528,7 @@
               <w:rPr>
                 <w:noProof/>
               </w:rPr>
-              <w:instrText xml:space="preserve"> PAGEREF _Toc244180503 \h </w:instrText>
+              <w:instrText xml:space="preserve"> PAGEREF _Toc244181470 \h </w:instrText>
             </w:r>
             <w:r>
               <w:rPr>
@@ -571,7 +571,7 @@
               <w14:ligatures w14:val="standardContextual"/>
             </w:rPr>
           </w:pPr>
-          <w:hyperlink w:anchor="_Toc244180504" w:history="1">
+          <w:hyperlink w:anchor="_Toc244181471" w:history="1">
             <w:r>
               <w:rPr>
                 <w:rStyle w:val="Hyperlink"/>
@@ -595,7 +595,7 @@
               <w:rPr>
                 <w:noProof/>
               </w:rPr>
-              <w:instrText xml:space="preserve"> PAGEREF _Toc244180504 \h </w:instrText>
+              <w:instrText xml:space="preserve"> PAGEREF _Toc244181471 \h </w:instrText>
             </w:r>
             <w:r>
               <w:rPr>
@@ -638,7 +638,7 @@
               <w14:ligatures w14:val="standardContextual"/>
             </w:rPr>
           </w:pPr>
-          <w:hyperlink w:anchor="_Toc244180505" w:history="1">
+          <w:hyperlink w:anchor="_Toc244181472" w:history="1">
             <w:r>
               <w:rPr>
                 <w:rStyle w:val="Hyperlink"/>
@@ -662,7 +662,7 @@
               <w:rPr>
                 <w:noProof/>
               </w:rPr>
-              <w:instrText xml:space="preserve"> PAGEREF _Toc244180505 \h </w:instrText>
+              <w:instrText xml:space="preserve"> PAGEREF _Toc244181472 \h </w:instrText>
             </w:r>
             <w:r>
               <w:rPr>
@@ -705,7 +705,7 @@
               <w14:ligatures w14:val="standardContextual"/>
             </w:rPr>
           </w:pPr>
-          <w:hyperlink w:anchor="_Toc244180506" w:history="1">
+          <w:hyperlink w:anchor="_Toc244181473" w:history="1">
             <w:r>
               <w:rPr>
                 <w:rStyle w:val="Hyperlink"/>
@@ -729,7 +729,7 @@
               <w:rPr>
                 <w:noProof/>
               </w:rPr>
-              <w:instrText xml:space="preserve"> PAGEREF _Toc244180506 \h </w:instrText>
+              <w:instrText xml:space="preserve"> PAGEREF _Toc244181473 \h </w:instrText>
             </w:r>
             <w:r>
               <w:rPr>
@@ -772,7 +772,7 @@
               <w14:ligatures w14:val="standardContextual"/>
             </w:rPr>
           </w:pPr>
-          <w:hyperlink w:anchor="_Toc244180507" w:history="1">
+          <w:hyperlink w:anchor="_Toc244181474" w:history="1">
             <w:r>
               <w:rPr>
                 <w:rStyle w:val="Hyperlink"/>
@@ -796,7 +796,7 @@
               <w:rPr>
                 <w:noProof/>
               </w:rPr>
-              <w:instrText xml:space="preserve"> PAGEREF _Toc244180507 \h </w:instrText>
+              <w:instrText xml:space="preserve"> PAGEREF _Toc244181474 \h </w:instrText>
             </w:r>
             <w:r>
               <w:rPr>
@@ -813,7 +813,7 @@
               <w:rPr>
                 <w:noProof/>
               </w:rPr>
-              <w:t>4</w:t>
+              <w:t>3</w:t>
             </w:r>
             <w:r>
               <w:rPr>
@@ -839,7 +839,7 @@
               <w14:ligatures w14:val="standardContextual"/>
             </w:rPr>
           </w:pPr>
-          <w:hyperlink w:anchor="_Toc244180508" w:history="1">
+          <w:hyperlink w:anchor="_Toc244181475" w:history="1">
             <w:r>
               <w:rPr>
                 <w:rStyle w:val="Hyperlink"/>
@@ -863,7 +863,7 @@
               <w:rPr>
                 <w:noProof/>
               </w:rPr>
-              <w:instrText xml:space="preserve"> PAGEREF _Toc244180508 \h </w:instrText>
+              <w:instrText xml:space="preserve"> PAGEREF _Toc244181475 \h </w:instrText>
             </w:r>
             <w:r>
               <w:rPr>
@@ -906,7 +906,7 @@
               <w14:ligatures w14:val="standardContextual"/>
             </w:rPr>
           </w:pPr>
-          <w:hyperlink w:anchor="_Toc244180509" w:history="1">
+          <w:hyperlink w:anchor="_Toc244181476" w:history="1">
             <w:r>
               <w:rPr>
                 <w:rStyle w:val="Hyperlink"/>
@@ -930,7 +930,7 @@
               <w:rPr>
                 <w:noProof/>
               </w:rPr>
-              <w:instrText xml:space="preserve"> PAGEREF _Toc244180509 \h </w:instrText>
+              <w:instrText xml:space="preserve"> PAGEREF _Toc244181476 \h </w:instrText>
             </w:r>
             <w:r>
               <w:rPr>
@@ -947,7 +947,7 @@
               <w:rPr>
                 <w:noProof/>
               </w:rPr>
-              <w:t>5</w:t>
+              <w:t>4</w:t>
             </w:r>
             <w:r>
               <w:rPr>
@@ -973,7 +973,7 @@
               <w14:ligatures w14:val="standardContextual"/>
             </w:rPr>
           </w:pPr>
-          <w:hyperlink w:anchor="_Toc244180510" w:history="1">
+          <w:hyperlink w:anchor="_Toc244181477" w:history="1">
             <w:r>
               <w:rPr>
                 <w:rStyle w:val="Hyperlink"/>
@@ -997,7 +997,7 @@
               <w:rPr>
                 <w:noProof/>
               </w:rPr>
-              <w:instrText xml:space="preserve"> PAGEREF _Toc244180510 \h </w:instrText>
+              <w:instrText xml:space="preserve"> PAGEREF _Toc244181477 \h </w:instrText>
             </w:r>
             <w:r>
               <w:rPr>
@@ -1014,7 +1014,7 @@
               <w:rPr>
                 <w:noProof/>
               </w:rPr>
-              <w:t>5</w:t>
+              <w:t>4</w:t>
             </w:r>
             <w:r>
               <w:rPr>
@@ -1040,7 +1040,7 @@
               <w14:ligatures w14:val="standardContextual"/>
             </w:rPr>
           </w:pPr>
-          <w:hyperlink w:anchor="_Toc244180511" w:history="1">
+          <w:hyperlink w:anchor="_Toc244181478" w:history="1">
             <w:r>
               <w:rPr>
                 <w:rStyle w:val="Hyperlink"/>
@@ -1064,7 +1064,7 @@
               <w:rPr>
                 <w:noProof/>
               </w:rPr>
-              <w:instrText xml:space="preserve"> PAGEREF _Toc244180511 \h </w:instrText>
+              <w:instrText xml:space="preserve"> PAGEREF _Toc244181478 \h </w:instrText>
             </w:r>
             <w:r>
               <w:rPr>
@@ -1081,7 +1081,7 @@
               <w:rPr>
                 <w:noProof/>
               </w:rPr>
-              <w:t>5</w:t>
+              <w:t>4</w:t>
             </w:r>
             <w:r>
               <w:rPr>
@@ -1107,7 +1107,7 @@
               <w14:ligatures w14:val="standardContextual"/>
             </w:rPr>
           </w:pPr>
-          <w:hyperlink w:anchor="_Toc244180512" w:history="1">
+          <w:hyperlink w:anchor="_Toc244181479" w:history="1">
             <w:r>
               <w:rPr>
                 <w:rStyle w:val="Hyperlink"/>
@@ -1131,7 +1131,7 @@
               <w:rPr>
                 <w:noProof/>
               </w:rPr>
-              <w:instrText xml:space="preserve"> PAGEREF _Toc244180512 \h </w:instrText>
+              <w:instrText xml:space="preserve"> PAGEREF _Toc244181479 \h </w:instrText>
             </w:r>
             <w:r>
               <w:rPr>
@@ -1148,7 +1148,7 @@
               <w:rPr>
                 <w:noProof/>
               </w:rPr>
-              <w:t>5</w:t>
+              <w:t>4</w:t>
             </w:r>
             <w:r>
               <w:rPr>
@@ -1174,7 +1174,7 @@
               <w14:ligatures w14:val="standardContextual"/>
             </w:rPr>
           </w:pPr>
-          <w:hyperlink w:anchor="_Toc244180513" w:history="1">
+          <w:hyperlink w:anchor="_Toc244181480" w:history="1">
             <w:r>
               <w:rPr>
                 <w:rStyle w:val="Hyperlink"/>
@@ -1198,7 +1198,7 @@
               <w:rPr>
                 <w:noProof/>
               </w:rPr>
-              <w:instrText xml:space="preserve"> PAGEREF _Toc244180513 \h </w:instrText>
+              <w:instrText xml:space="preserve"> PAGEREF _Toc244181480 \h </w:instrText>
             </w:r>
             <w:r>
               <w:rPr>
@@ -1215,7 +1215,7 @@
               <w:rPr>
                 <w:noProof/>
               </w:rPr>
-              <w:t>6</w:t>
+              <w:t>5</w:t>
             </w:r>
             <w:r>
               <w:rPr>
@@ -1241,7 +1241,7 @@
               <w14:ligatures w14:val="standardContextual"/>
             </w:rPr>
           </w:pPr>
-          <w:hyperlink w:anchor="_Toc244180514" w:history="1">
+          <w:hyperlink w:anchor="_Toc244181481" w:history="1">
             <w:r>
               <w:rPr>
                 <w:rStyle w:val="Hyperlink"/>
@@ -1265,7 +1265,7 @@
               <w:rPr>
                 <w:noProof/>
               </w:rPr>
-              <w:instrText xml:space="preserve"> PAGEREF _Toc244180514 \h </w:instrText>
+              <w:instrText xml:space="preserve"> PAGEREF _Toc244181481 \h </w:instrText>
             </w:r>
             <w:r>
               <w:rPr>
@@ -1282,7 +1282,7 @@
               <w:rPr>
                 <w:noProof/>
               </w:rPr>
-              <w:t>6</w:t>
+              <w:t>5</w:t>
             </w:r>
             <w:r>
               <w:rPr>
@@ -1308,7 +1308,7 @@
               <w14:ligatures w14:val="standardContextual"/>
             </w:rPr>
           </w:pPr>
-          <w:hyperlink w:anchor="_Toc244180515" w:history="1">
+          <w:hyperlink w:anchor="_Toc244181482" w:history="1">
             <w:r>
               <w:rPr>
                 <w:rStyle w:val="Hyperlink"/>
@@ -1332,7 +1332,7 @@
               <w:rPr>
                 <w:noProof/>
               </w:rPr>
-              <w:instrText xml:space="preserve"> PAGEREF _Toc244180515 \h </w:instrText>
+              <w:instrText xml:space="preserve"> PAGEREF _Toc244181482 \h </w:instrText>
             </w:r>
             <w:r>
               <w:rPr>
@@ -1349,7 +1349,7 @@
               <w:rPr>
                 <w:noProof/>
               </w:rPr>
-              <w:t>7</w:t>
+              <w:t>5</w:t>
             </w:r>
             <w:r>
               <w:rPr>
@@ -1375,7 +1375,7 @@
               <w14:ligatures w14:val="standardContextual"/>
             </w:rPr>
           </w:pPr>
-          <w:hyperlink w:anchor="_Toc244180516" w:history="1">
+          <w:hyperlink w:anchor="_Toc244181483" w:history="1">
             <w:r>
               <w:rPr>
                 <w:rStyle w:val="Hyperlink"/>
@@ -1399,7 +1399,7 @@
               <w:rPr>
                 <w:noProof/>
               </w:rPr>
-              <w:instrText xml:space="preserve"> PAGEREF _Toc244180516 \h </w:instrText>
+              <w:instrText xml:space="preserve"> PAGEREF _Toc244181483 \h </w:instrText>
             </w:r>
             <w:r>
               <w:rPr>
@@ -1416,7 +1416,7 @@
               <w:rPr>
                 <w:noProof/>
               </w:rPr>
-              <w:t>7</w:t>
+              <w:t>5</w:t>
             </w:r>
             <w:r>
               <w:rPr>
@@ -1442,7 +1442,7 @@
               <w14:ligatures w14:val="standardContextual"/>
             </w:rPr>
           </w:pPr>
-          <w:hyperlink w:anchor="_Toc244180517" w:history="1">
+          <w:hyperlink w:anchor="_Toc244181484" w:history="1">
             <w:r>
               <w:rPr>
                 <w:rStyle w:val="Hyperlink"/>
@@ -1466,7 +1466,7 @@
               <w:rPr>
                 <w:noProof/>
               </w:rPr>
-              <w:instrText xml:space="preserve"> PAGEREF _Toc244180517 \h </w:instrText>
+              <w:instrText xml:space="preserve"> PAGEREF _Toc244181484 \h </w:instrText>
             </w:r>
             <w:r>
               <w:rPr>
@@ -1483,7 +1483,7 @@
               <w:rPr>
                 <w:noProof/>
               </w:rPr>
-              <w:t>8</w:t>
+              <w:t>6</w:t>
             </w:r>
             <w:r>
               <w:rPr>
@@ -1509,7 +1509,7 @@
               <w14:ligatures w14:val="standardContextual"/>
             </w:rPr>
           </w:pPr>
-          <w:hyperlink w:anchor="_Toc244180518" w:history="1">
+          <w:hyperlink w:anchor="_Toc244181485" w:history="1">
             <w:r>
               <w:rPr>
                 <w:rStyle w:val="Hyperlink"/>
@@ -1533,7 +1533,7 @@
               <w:rPr>
                 <w:noProof/>
               </w:rPr>
-              <w:instrText xml:space="preserve"> PAGEREF _Toc244180518 \h </w:instrText>
+              <w:instrText xml:space="preserve"> PAGEREF _Toc244181485 \h </w:instrText>
             </w:r>
             <w:r>
               <w:rPr>
@@ -1550,7 +1550,7 @@
               <w:rPr>
                 <w:noProof/>
               </w:rPr>
-              <w:t>9</w:t>
+              <w:t>6</w:t>
             </w:r>
             <w:r>
               <w:rPr>
@@ -1576,7 +1576,7 @@
               <w14:ligatures w14:val="standardContextual"/>
             </w:rPr>
           </w:pPr>
-          <w:hyperlink w:anchor="_Toc244180519" w:history="1">
+          <w:hyperlink w:anchor="_Toc244181486" w:history="1">
             <w:r>
               <w:rPr>
                 <w:rStyle w:val="Hyperlink"/>
@@ -1600,7 +1600,7 @@
               <w:rPr>
                 <w:noProof/>
               </w:rPr>
-              <w:instrText xml:space="preserve"> PAGEREF _Toc244180519 \h </w:instrText>
+              <w:instrText xml:space="preserve"> PAGEREF _Toc244181486 \h </w:instrText>
             </w:r>
             <w:r>
               <w:rPr>
@@ -1617,7 +1617,7 @@
               <w:rPr>
                 <w:noProof/>
               </w:rPr>
-              <w:t>9</w:t>
+              <w:t>7</w:t>
             </w:r>
             <w:r>
               <w:rPr>
@@ -1643,7 +1643,7 @@
               <w14:ligatures w14:val="standardContextual"/>
             </w:rPr>
           </w:pPr>
-          <w:hyperlink w:anchor="_Toc244180520" w:history="1">
+          <w:hyperlink w:anchor="_Toc244181487" w:history="1">
             <w:r>
               <w:rPr>
                 <w:rStyle w:val="Hyperlink"/>
@@ -1667,7 +1667,7 @@
               <w:rPr>
                 <w:noProof/>
               </w:rPr>
-              <w:instrText xml:space="preserve"> PAGEREF _Toc244180520 \h </w:instrText>
+              <w:instrText xml:space="preserve"> PAGEREF _Toc244181487 \h </w:instrText>
             </w:r>
             <w:r>
               <w:rPr>
@@ -1684,7 +1684,141 @@
               <w:rPr>
                 <w:noProof/>
               </w:rPr>
-              <w:t>10</w:t>
+              <w:t>8</w:t>
+            </w:r>
+            <w:r>
+              <w:rPr>
+                <w:noProof/>
+              </w:rPr>
+              <w:fldChar w:fldCharType="end"/>
+            </w:r>
+          </w:hyperlink>
+        </w:p>
+        <w:p>
+          <w:pPr>
+            <w:pStyle w:val="TOC2"/>
+            <w:tabs>
+              <w:tab w:val="right" w:leader="dot" w:pos="9296"/>
+            </w:tabs>
+            <w:rPr>
+              <w:rFonts w:asciiTheme="minorHAnsi" w:eastAsiaTheme="minorEastAsia" w:hAnsiTheme="minorHAnsi" w:cstheme="minorBidi"/>
+              <w:noProof/>
+              <w:color w:val="auto"/>
+              <w:kern w:val="2"/>
+              <w:sz w:val="24"/>
+              <w:szCs w:val="24"/>
+              <w14:ligatures w14:val="standardContextual"/>
+            </w:rPr>
+          </w:pPr>
+          <w:hyperlink w:anchor="_Toc244181488" w:history="1">
+            <w:r>
+              <w:rPr>
+                <w:rStyle w:val="Hyperlink"/>
+                <w:noProof/>
+              </w:rPr>
+              <w:t>Your home location is never shared</w:t>
+            </w:r>
+            <w:r>
+              <w:rPr>
+                <w:noProof/>
+              </w:rPr>
+              <w:tab/>
+            </w:r>
+            <w:r>
+              <w:rPr>
+                <w:noProof/>
+              </w:rPr>
+              <w:fldChar w:fldCharType="begin"/>
+            </w:r>
+            <w:r>
+              <w:rPr>
+                <w:noProof/>
+              </w:rPr>
+              <w:instrText xml:space="preserve"> PAGEREF _Toc244181488 \h </w:instrText>
+            </w:r>
+            <w:r>
+              <w:rPr>
+                <w:noProof/>
+              </w:rPr>
+            </w:r>
+            <w:r>
+              <w:rPr>
+                <w:noProof/>
+              </w:rPr>
+              <w:fldChar w:fldCharType="separate"/>
+            </w:r>
+            <w:r>
+              <w:rPr>
+                <w:noProof/>
+              </w:rPr>
+              <w:t>8</w:t>
+            </w:r>
+            <w:r>
+              <w:rPr>
+                <w:noProof/>
+              </w:rPr>
+              <w:fldChar w:fldCharType="end"/>
+            </w:r>
+          </w:hyperlink>
+        </w:p>
+        <w:p>
+          <w:pPr>
+            <w:pStyle w:val="TOC2"/>
+            <w:tabs>
+              <w:tab w:val="right" w:leader="dot" w:pos="9296"/>
+            </w:tabs>
+            <w:rPr>
+              <w:rFonts w:asciiTheme="minorHAnsi" w:eastAsiaTheme="minorEastAsia" w:hAnsiTheme="minorHAnsi" w:cstheme="minorBidi"/>
+              <w:noProof/>
+              <w:color w:val="auto"/>
+              <w:kern w:val="2"/>
+              <w:sz w:val="24"/>
+              <w:szCs w:val="24"/>
+              <w14:ligatures w14:val="standardContextual"/>
+            </w:rPr>
+          </w:pPr>
+          <w:hyperlink w:anchor="_Toc244181489" w:history="1">
+            <w:r>
+              <w:rPr>
+                <w:rStyle w:val="Hyperlink"/>
+                <w:noProof/>
+              </w:rPr>
+              <w:t>People outside a group see nothing</w:t>
+            </w:r>
+            <w:r>
+              <w:rPr>
+                <w:noProof/>
+              </w:rPr>
+              <w:tab/>
+            </w:r>
+            <w:r>
+              <w:rPr>
+                <w:noProof/>
+              </w:rPr>
+              <w:fldChar w:fldCharType="begin"/>
+            </w:r>
+            <w:r>
+              <w:rPr>
+                <w:noProof/>
+              </w:rPr>
+              <w:instrText xml:space="preserve"> PAGEREF _Toc244181489 \h </w:instrText>
+            </w:r>
+            <w:r>
+              <w:rPr>
+                <w:noProof/>
+              </w:rPr>
+            </w:r>
+            <w:r>
+              <w:rPr>
+                <w:noProof/>
+              </w:rPr>
+              <w:fldChar w:fldCharType="separate"/>
+            </w:r>
+            <w:r>
+              <w:rPr>
+                <w:noProof/>
+              </w:rPr>
+              <w:t>8</w:t>
             </w:r>
             <w:r>
               <w:rPr>
@@ -1710,7 +1844,7 @@
               <w14:ligatures w14:val="standardContextual"/>
             </w:rPr>
           </w:pPr>
-          <w:hyperlink w:anchor="_Toc244180521" w:history="1">
+          <w:hyperlink w:anchor="_Toc244181490" w:history="1">
             <w:r>
               <w:rPr>
                 <w:rStyle w:val="Hyperlink"/>
@@ -1734,7 +1868,7 @@
               <w:rPr>
                 <w:noProof/>
               </w:rPr>
-              <w:instrText xml:space="preserve"> PAGEREF _Toc244180521 \h </w:instrText>
+              <w:instrText xml:space="preserve"> PAGEREF _Toc244181490 \h </w:instrText>
             </w:r>
             <w:r>
               <w:rPr>
@@ -1751,7 +1885,7 @@
               <w:rPr>
                 <w:noProof/>
               </w:rPr>
-              <w:t>11</w:t>
+              <w:t>8</w:t>
             </w:r>
             <w:r>
               <w:rPr>
@@ -1777,7 +1911,7 @@
               <w14:ligatures w14:val="standardContextual"/>
             </w:rPr>
           </w:pPr>
-          <w:hyperlink w:anchor="_Toc244180522" w:history="1">
+          <w:hyperlink w:anchor="_Toc244181491" w:history="1">
             <w:r>
               <w:rPr>
                 <w:rStyle w:val="Hyperlink"/>
@@ -1801,7 +1935,7 @@
               <w:rPr>
                 <w:noProof/>
               </w:rPr>
-              <w:instrText xml:space="preserve"> PAGEREF _Toc244180522 \h </w:instrText>
+              <w:instrText xml:space="preserve"> PAGEREF _Toc244181491 \h </w:instrText>
             </w:r>
             <w:r>
               <w:rPr>
@@ -1818,7 +1952,7 @@
               <w:rPr>
                 <w:noProof/>
               </w:rPr>
-              <w:t>11</w:t>
+              <w:t>9</w:t>
             </w:r>
             <w:r>
               <w:rPr>
@@ -1844,7 +1978,7 @@
               <w14:ligatures w14:val="standardContextual"/>
             </w:rPr>
           </w:pPr>
-          <w:hyperlink w:anchor="_Toc244180523" w:history="1">
+          <w:hyperlink w:anchor="_Toc244181492" w:history="1">
             <w:r>
               <w:rPr>
                 <w:rStyle w:val="Hyperlink"/>
@@ -1868,7 +2002,7 @@
               <w:rPr>
                 <w:noProof/>
               </w:rPr>
-              <w:instrText xml:space="preserve"> PAGEREF _Toc244180523 \h </w:instrText>
+              <w:instrText xml:space="preserve"> PAGEREF _Toc244181492 \h </w:instrText>
             </w:r>
             <w:r>
               <w:rPr>
@@ -1885,7 +2019,7 @@
               <w:rPr>
                 <w:noProof/>
               </w:rPr>
-              <w:t>13</w:t>
+              <w:t>10</w:t>
             </w:r>
             <w:r>
               <w:rPr>
@@ -1911,7 +2045,7 @@
               <w14:ligatures w14:val="standardContextual"/>
             </w:rPr>
           </w:pPr>
-          <w:hyperlink w:anchor="_Toc244180524" w:history="1">
+          <w:hyperlink w:anchor="_Toc244181493" w:history="1">
             <w:r>
               <w:rPr>
                 <w:rStyle w:val="Hyperlink"/>
@@ -1935,7 +2069,7 @@
               <w:rPr>
                 <w:noProof/>
               </w:rPr>
-              <w:instrText xml:space="preserve"> PAGEREF _Toc244180524 \h </w:instrText>
+              <w:instrText xml:space="preserve"> PAGEREF _Toc244181493 \h </w:instrText>
             </w:r>
             <w:r>
               <w:rPr>
@@ -1952,7 +2086,7 @@
               <w:rPr>
                 <w:noProof/>
               </w:rPr>
-              <w:t>13</w:t>
+              <w:t>10</w:t>
             </w:r>
             <w:r>
               <w:rPr>
@@ -1978,7 +2112,7 @@
               <w14:ligatures w14:val="standardContextual"/>
             </w:rPr>
           </w:pPr>
-          <w:hyperlink w:anchor="_Toc244180525" w:history="1">
+          <w:hyperlink w:anchor="_Toc244181494" w:history="1">
             <w:r>
               <w:rPr>
                 <w:rStyle w:val="Hyperlink"/>
@@ -2002,7 +2136,7 @@
               <w:rPr>
                 <w:noProof/>
               </w:rPr>
-              <w:instrText xml:space="preserve"> PAGEREF _Toc244180525 \h </w:instrText>
+              <w:instrText xml:space="preserve"> PAGEREF _Toc244181494 \h </w:instrText>
             </w:r>
             <w:r>
               <w:rPr>
@@ -2019,7 +2153,7 @@
               <w:rPr>
                 <w:noProof/>
               </w:rPr>
-              <w:t>13</w:t>
+              <w:t>10</w:t>
             </w:r>
             <w:r>
               <w:rPr>
@@ -2045,7 +2179,7 @@
               <w14:ligatures w14:val="standardContextual"/>
             </w:rPr>
           </w:pPr>
-          <w:hyperlink w:anchor="_Toc244180526" w:history="1">
+          <w:hyperlink w:anchor="_Toc244181495" w:history="1">
             <w:r>
               <w:rPr>
                 <w:rStyle w:val="Hyperlink"/>
@@ -2069,7 +2203,7 @@
               <w:rPr>
                 <w:noProof/>
               </w:rPr>
-              <w:instrText xml:space="preserve"> PAGEREF _Toc244180526 \h </w:instrText>
+              <w:instrText xml:space="preserve"> PAGEREF _Toc244181495 \h </w:instrText>
             </w:r>
             <w:r>
               <w:rPr>
@@ -2086,7 +2220,7 @@
               <w:rPr>
                 <w:noProof/>
               </w:rPr>
-              <w:t>13</w:t>
+              <w:t>10</w:t>
             </w:r>
             <w:r>
               <w:rPr>
@@ -2112,7 +2246,7 @@
               <w14:ligatures w14:val="standardContextual"/>
             </w:rPr>
           </w:pPr>
-          <w:hyperlink w:anchor="_Toc244180527" w:history="1">
+          <w:hyperlink w:anchor="_Toc244181496" w:history="1">
             <w:r>
               <w:rPr>
                 <w:rStyle w:val="Hyperlink"/>
@@ -2136,7 +2270,7 @@
               <w:rPr>
                 <w:noProof/>
               </w:rPr>
-              <w:instrText xml:space="preserve"> PAGEREF _Toc244180527 \h </w:instrText>
+              <w:instrText xml:space="preserve"> PAGEREF _Toc244181496 \h </w:instrText>
             </w:r>
             <w:r>
               <w:rPr>
@@ -2153,7 +2287,7 @@
               <w:rPr>
                 <w:noProof/>
               </w:rPr>
-              <w:t>13</w:t>
+              <w:t>10</w:t>
             </w:r>
             <w:r>
               <w:rPr>
@@ -2179,7 +2313,7 @@
               <w14:ligatures w14:val="standardContextual"/>
             </w:rPr>
           </w:pPr>
-          <w:hyperlink w:anchor="_Toc244180528" w:history="1">
+          <w:hyperlink w:anchor="_Toc244181497" w:history="1">
             <w:r>
               <w:rPr>
                 <w:rStyle w:val="Hyperlink"/>
@@ -2203,7 +2337,7 @@
               <w:rPr>
                 <w:noProof/>
               </w:rPr>
-              <w:instrText xml:space="preserve"> PAGEREF _Toc244180528 \h </w:instrText>
+              <w:instrText xml:space="preserve"> PAGEREF _Toc244181497 \h </w:instrText>
             </w:r>
             <w:r>
               <w:rPr>
@@ -2220,7 +2354,7 @@
               <w:rPr>
                 <w:noProof/>
               </w:rPr>
-              <w:t>13</w:t>
+              <w:t>10</w:t>
             </w:r>
             <w:r>
               <w:rPr>
@@ -2246,7 +2380,7 @@
               <w14:ligatures w14:val="standardContextual"/>
             </w:rPr>
           </w:pPr>
-          <w:hyperlink w:anchor="_Toc244180529" w:history="1">
+          <w:hyperlink w:anchor="_Toc244181498" w:history="1">
             <w:r>
               <w:rPr>
                 <w:rStyle w:val="Hyperlink"/>
@@ -2270,7 +2404,7 @@
               <w:rPr>
                 <w:noProof/>
               </w:rPr>
-              <w:instrText xml:space="preserve"> PAGEREF _Toc244180529 \h </w:instrText>
+              <w:instrText xml:space="preserve"> PAGEREF _Toc244181498 \h </w:instrText>
             </w:r>
             <w:r>
               <w:rPr>
@@ -2287,7 +2421,7 @@
               <w:rPr>
                 <w:noProof/>
               </w:rPr>
-              <w:t>14</w:t>
+              <w:t>11</w:t>
             </w:r>
             <w:r>
               <w:rPr>
@@ -2310,7 +2444,7 @@
         <w:pageBreakBefore/>
         <w:spacing w:before="0"/>
       </w:pPr>
-      <w:bookmarkStart w:id="0" w:name="_Toc244180499"/>
+      <w:bookmarkStart w:id="0" w:name="_Toc244181466"/>
       <w:r>
         <w:lastRenderedPageBreak/>
         <w:t>1. About Altair Meetups</w:t>
@@ -2337,7 +2471,7 @@
       <w:pPr>
         <w:pStyle w:val="Heading2"/>
       </w:pPr>
-      <w:bookmarkStart w:id="1" w:name="_Toc244180500"/>
+      <w:bookmarkStart w:id="1" w:name="_Toc244181467"/>
       <w:r>
         <w:t>What you can do</w:t>
       </w:r>
@@ -2480,7 +2614,7 @@
       <w:pPr>
         <w:pStyle w:val="Heading2"/>
       </w:pPr>
-      <w:bookmarkStart w:id="2" w:name="_Toc244180501"/>
+      <w:bookmarkStart w:id="2" w:name="_Toc244181468"/>
       <w:r>
         <w:t>Who this guide is for</w:t>
       </w:r>
@@ -2499,7 +2633,7 @@
         <w:pStyle w:val="Heading1"/>
         <w:spacing w:before="480"/>
       </w:pPr>
-      <w:bookmarkStart w:id="3" w:name="_Toc244180502"/>
+      <w:bookmarkStart w:id="3" w:name="_Toc244181469"/>
       <w:r>
         <w:t>2. Getting started</w:t>
       </w:r>
@@ -2509,7 +2643,7 @@
       <w:pPr>
         <w:pStyle w:val="Heading2"/>
       </w:pPr>
-      <w:bookmarkStart w:id="4" w:name="_Toc244180503"/>
+      <w:bookmarkStart w:id="4" w:name="_Toc244181470"/>
       <w:r>
         <w:t>What you need</w:t>
       </w:r>
@@ -2593,7 +2727,7 @@
       <w:pPr>
         <w:pStyle w:val="Heading2"/>
       </w:pPr>
-      <w:bookmarkStart w:id="5" w:name="_Toc244180504"/>
+      <w:bookmarkStart w:id="5" w:name="_Toc244181471"/>
       <w:r>
         <w:t>Key terms</w:t>
       </w:r>
@@ -3030,98 +3164,11 @@
         <w:pStyle w:val="Heading1"/>
         <w:spacing w:before="480"/>
       </w:pPr>
-      <w:bookmarkStart w:id="6" w:name="_Toc244180505"/>
+      <w:bookmarkStart w:id="6" w:name="_Toc244181472"/>
       <w:r>
         <w:t>3. Signing in and out</w:t>
       </w:r>
       <w:bookmarkEnd w:id="6"/>
-    </w:p>
-    <w:p>
-      <w:pPr>
-        <w:spacing w:after="120" w:line="276" w:lineRule="auto"/>
-      </w:pPr>
-      <w:r>
-        <w:t>Altair signs you in with your email address and password.</w:t>
-      </w:r>
-    </w:p>
-    <w:p>
-      <w:pPr>
-        <w:pStyle w:val="ListParagraph"/>
-        <w:numPr>
-          <w:ilvl w:val="0"/>
-          <w:numId w:val="3"/>
-        </w:numPr>
-        <w:spacing w:after="80" w:line="276" w:lineRule="auto"/>
-      </w:pPr>
-      <w:r>
-        <w:t xml:space="preserve">Open the app. The </w:t>
-      </w:r>
-      <w:r>
-        <w:rPr>
-          <w:b/>
-          <w:bCs/>
-        </w:rPr>
-        <w:t>Welcome back</w:t>
-      </w:r>
-      <w:r>
-        <w:t xml:space="preserve"> screen appears.</w:t>
-      </w:r>
-    </w:p>
-    <w:p>
-      <w:pPr>
-        <w:pStyle w:val="ListParagraph"/>
-        <w:numPr>
-          <w:ilvl w:val="0"/>
-          <w:numId w:val="3"/>
-        </w:numPr>
-        <w:spacing w:after="80" w:line="276" w:lineRule="auto"/>
-      </w:pPr>
-      <w:r>
-        <w:t xml:space="preserve">Enter your </w:t>
-      </w:r>
-      <w:r>
-        <w:rPr>
-          <w:b/>
-          <w:bCs/>
-        </w:rPr>
-        <w:t>Email</w:t>
-      </w:r>
-      <w:r>
-        <w:t xml:space="preserve"> and </w:t>
-      </w:r>
-      <w:r>
-        <w:rPr>
-          <w:b/>
-          <w:bCs/>
-        </w:rPr>
-        <w:t>Password</w:t>
-      </w:r>
-      <w:r>
-        <w:t>. Tap the eye icon to show or hide the password.</w:t>
-      </w:r>
-    </w:p>
-    <w:p>
-      <w:pPr>
-        <w:pStyle w:val="ListParagraph"/>
-        <w:numPr>
-          <w:ilvl w:val="0"/>
-          <w:numId w:val="3"/>
-        </w:numPr>
-        <w:spacing w:after="80" w:line="276" w:lineRule="auto"/>
-      </w:pPr>
-      <w:r>
-        <w:t xml:space="preserve">Tap </w:t>
-      </w:r>
-      <w:r>
-        <w:rPr>
-          <w:b/>
-          <w:bCs/>
-        </w:rPr>
-        <w:t>Sign in</w:t>
-      </w:r>
-      <w:r>
-        <w:t>. Your groups and meetups load.</w:t>
-      </w:r>
     </w:p>
     <w:tbl>
       <w:tblPr>
@@ -3138,55 +3185,1371 @@
         <w:tblLook w:val="04A0" w:firstRow="1" w:lastRow="0" w:firstColumn="1" w:lastColumn="0" w:noHBand="0" w:noVBand="1"/>
       </w:tblPr>
       <w:tblGrid>
-        <w:gridCol w:w="9306"/>
+        <w:gridCol w:w="7006"/>
+        <w:gridCol w:w="2300"/>
       </w:tblGrid>
       <w:tr>
         <w:tc>
           <w:tcPr>
-            <w:tcW w:w="9306" w:type="dxa"/>
+            <w:tcW w:w="7006" w:type="dxa"/>
             <w:tcBorders>
               <w:top w:val="none" w:sz="0" w:space="0" w:color="FFFFFF"/>
-              <w:left w:val="single" w:sz="24" w:space="0" w:color="005B43"/>
+              <w:left w:val="none" w:sz="0" w:space="0" w:color="FFFFFF"/>
               <w:bottom w:val="none" w:sz="0" w:space="0" w:color="FFFFFF"/>
               <w:right w:val="none" w:sz="0" w:space="0" w:color="FFFFFF"/>
             </w:tcBorders>
-            <w:shd w:val="clear" w:color="auto" w:fill="E2F2EA"/>
-            <w:tcMar>
-              <w:top w:w="120" w:type="dxa"/>
-              <w:left w:w="220" w:type="dxa"/>
-              <w:bottom w:w="100" w:type="dxa"/>
-              <w:right w:w="220" w:type="dxa"/>
-            </w:tcMar>
-          </w:tcPr>
-          <w:p>
-            <w:pPr>
-              <w:spacing w:after="60"/>
-            </w:pPr>
+            <w:tcMar>
+              <w:top w:w="0" w:type="dxa"/>
+              <w:left w:w="0" w:type="dxa"/>
+              <w:bottom w:w="0" w:type="dxa"/>
+              <w:right w:w="200" w:type="dxa"/>
+            </w:tcMar>
+          </w:tcPr>
+          <w:p>
+            <w:pPr>
+              <w:spacing w:after="120" w:line="276" w:lineRule="auto"/>
+            </w:pPr>
+            <w:r>
+              <w:t>Altair signs you in with your email address and password.</w:t>
+            </w:r>
+          </w:p>
+          <w:p>
+            <w:pPr>
+              <w:pStyle w:val="ListParagraph"/>
+              <w:numPr>
+                <w:ilvl w:val="0"/>
+                <w:numId w:val="3"/>
+              </w:numPr>
+              <w:spacing w:after="80" w:line="276" w:lineRule="auto"/>
+            </w:pPr>
+            <w:r>
+              <w:t xml:space="preserve">Open the app. The </w:t>
+            </w:r>
             <w:r>
               <w:rPr>
                 <w:b/>
                 <w:bCs/>
-                <w:color w:val="005B43"/>
-              </w:rPr>
-              <w:t>Demo accounts</w:t>
-            </w:r>
-          </w:p>
-          <w:p>
-            <w:pPr>
-              <w:spacing w:after="60" w:line="264" w:lineRule="auto"/>
-            </w:pPr>
-            <w:r>
-              <w:t xml:space="preserve">Under </w:t>
+              </w:rPr>
+              <w:t>Welcome back</w:t>
+            </w:r>
+            <w:r>
+              <w:t xml:space="preserve"> screen appears.</w:t>
+            </w:r>
+          </w:p>
+          <w:p>
+            <w:pPr>
+              <w:pStyle w:val="ListParagraph"/>
+              <w:numPr>
+                <w:ilvl w:val="0"/>
+                <w:numId w:val="3"/>
+              </w:numPr>
+              <w:spacing w:after="80" w:line="276" w:lineRule="auto"/>
+            </w:pPr>
+            <w:r>
+              <w:t xml:space="preserve">Enter your </w:t>
             </w:r>
             <w:r>
               <w:rPr>
                 <w:b/>
                 <w:bCs/>
               </w:rPr>
+              <w:t>Email</w:t>
+            </w:r>
+            <w:r>
+              <w:t xml:space="preserve"> and </w:t>
+            </w:r>
+            <w:r>
+              <w:rPr>
+                <w:b/>
+                <w:bCs/>
+              </w:rPr>
+              <w:t>Password</w:t>
+            </w:r>
+            <w:r>
+              <w:t>. Tap the eye icon to show or hide the password.</w:t>
+            </w:r>
+          </w:p>
+          <w:p>
+            <w:pPr>
+              <w:pStyle w:val="ListParagraph"/>
+              <w:numPr>
+                <w:ilvl w:val="0"/>
+                <w:numId w:val="3"/>
+              </w:numPr>
+              <w:spacing w:after="80" w:line="276" w:lineRule="auto"/>
+            </w:pPr>
+            <w:r>
+              <w:t xml:space="preserve">Tap </w:t>
+            </w:r>
+            <w:r>
+              <w:rPr>
+                <w:b/>
+                <w:bCs/>
+              </w:rPr>
+              <w:t>Sign in</w:t>
+            </w:r>
+            <w:r>
+              <w:t>. Your groups and meetups load.</w:t>
+            </w:r>
+          </w:p>
+          <w:p>
+            <w:pPr>
+              <w:spacing w:after="120" w:line="276" w:lineRule="auto"/>
+            </w:pPr>
+            <w:r>
+              <w:rPr>
+                <w:b/>
+                <w:bCs/>
+              </w:rPr>
+              <w:t>Demo accounts.</w:t>
+            </w:r>
+            <w:r>
+              <w:t xml:space="preserve"> Under </w:t>
+            </w:r>
+            <w:r>
+              <w:rPr>
+                <w:b/>
+                <w:bCs/>
+              </w:rPr>
               <w:t>Try a demo account</w:t>
             </w:r>
             <w:r>
               <w:t>, tap a face (Avery, Jordan, Sam, Riley, Taylor) to fill in that email address. You still type the password; see Appendix A.</w:t>
+            </w:r>
+          </w:p>
+          <w:p>
+            <w:pPr>
+              <w:pStyle w:val="Heading2"/>
+            </w:pPr>
+            <w:bookmarkStart w:id="7" w:name="_Toc244181473"/>
+            <w:r>
+              <w:t>Signing out</w:t>
+            </w:r>
+            <w:bookmarkEnd w:id="7"/>
+          </w:p>
+          <w:p>
+            <w:pPr>
+              <w:spacing w:after="120" w:line="276" w:lineRule="auto"/>
+            </w:pPr>
+            <w:r>
+              <w:t xml:space="preserve">Tap the </w:t>
+            </w:r>
+            <w:r>
+              <w:rPr>
+                <w:b/>
+                <w:bCs/>
+              </w:rPr>
+              <w:t>sign-out icon</w:t>
+            </w:r>
+            <w:r>
+              <w:t xml:space="preserve"> at the top right of the meetups screen. Your session ends on this device and cached meetup data is cleared, so the next person who signs in cannot see it.</w:t>
+            </w:r>
+          </w:p>
+          <w:p>
+            <w:pPr>
+              <w:spacing w:after="120" w:line="276" w:lineRule="auto"/>
+            </w:pPr>
+            <w:r>
+              <w:t xml:space="preserve">If you see </w:t>
+            </w:r>
+            <w:r>
+              <w:rPr>
+                <w:b/>
+                <w:bCs/>
+              </w:rPr>
+              <w:t>“That email and password don’t match an account.”</w:t>
+            </w:r>
+            <w:r>
+              <w:t>, check both fields and try again.</w:t>
+            </w:r>
+          </w:p>
+        </w:tc>
+        <w:tc>
+          <w:tcPr>
+            <w:tcW w:w="2300" w:type="dxa"/>
+            <w:tcBorders>
+              <w:top w:val="none" w:sz="0" w:space="0" w:color="FFFFFF"/>
+              <w:left w:val="none" w:sz="0" w:space="0" w:color="FFFFFF"/>
+              <w:bottom w:val="none" w:sz="0" w:space="0" w:color="FFFFFF"/>
+              <w:right w:val="none" w:sz="0" w:space="0" w:color="FFFFFF"/>
+            </w:tcBorders>
+            <w:tcMar>
+              <w:top w:w="0" w:type="dxa"/>
+              <w:left w:w="60" w:type="dxa"/>
+              <w:bottom w:w="0" w:type="dxa"/>
+              <w:right w:w="60" w:type="dxa"/>
+            </w:tcMar>
+          </w:tcPr>
+          <w:p>
+            <w:pPr>
+              <w:spacing w:before="40" w:after="40"/>
+              <w:jc w:val="center"/>
+            </w:pPr>
+            <w:r>
+              <w:rPr>
+                <w:noProof/>
+              </w:rPr>
+              <w:drawing>
+                <wp:inline distT="0" distB="0" distL="0" distR="0" wp14:anchorId="5A8E83EC" wp14:editId="2867E953">
+                  <wp:extent cx="1333500" cy="2952750"/>
+                  <wp:effectExtent l="0" t="0" r="0" b="0"/>
+                  <wp:docPr id="3" name="signin" descr="Sign-in with demo accounts" title="Sign-in with demo accounts"/>
+                  <wp:cNvGraphicFramePr>
+                    <a:graphicFrameLocks xmlns:a="http://schemas.openxmlformats.org/drawingml/2006/main" noChangeAspect="1"/>
+                  </wp:cNvGraphicFramePr>
+                  <a:graphic xmlns:a="http://schemas.openxmlformats.org/drawingml/2006/main">
+                    <a:graphicData uri="http://schemas.openxmlformats.org/drawingml/2006/picture">
+                      <pic:pic xmlns:pic="http://schemas.openxmlformats.org/drawingml/2006/picture">
+                        <pic:nvPicPr>
+                          <pic:cNvPr id="0" name=""/>
+                          <pic:cNvPicPr>
+                            <a:picLocks noChangeAspect="1" noChangeArrowheads="1"/>
+                          </pic:cNvPicPr>
+                        </pic:nvPicPr>
+                        <pic:blipFill>
+                          <a:blip r:embed="rId9"/>
+                          <a:srcRect/>
+                          <a:stretch>
+                            <a:fillRect/>
+                          </a:stretch>
+                        </pic:blipFill>
+                        <pic:spPr bwMode="auto">
+                          <a:xfrm>
+                            <a:off x="0" y="0"/>
+                            <a:ext cx="1333500" cy="2952750"/>
+                          </a:xfrm>
+                          <a:prstGeom prst="rect">
+                            <a:avLst/>
+                          </a:prstGeom>
+                        </pic:spPr>
+                      </pic:pic>
+                    </a:graphicData>
+                  </a:graphic>
+                </wp:inline>
+              </w:drawing>
+            </w:r>
+          </w:p>
+          <w:p>
+            <w:pPr>
+              <w:spacing w:after="60"/>
+              <w:jc w:val="center"/>
+            </w:pPr>
+            <w:r>
+              <w:rPr>
+                <w:i/>
+                <w:iCs/>
+                <w:color w:val="63706C"/>
+                <w:sz w:val="18"/>
+                <w:szCs w:val="18"/>
+              </w:rPr>
+              <w:t>Figure 1. Sign-in with demo accounts</w:t>
+            </w:r>
+          </w:p>
+        </w:tc>
+      </w:tr>
+    </w:tbl>
+    <w:p>
+      <w:pPr>
+        <w:spacing w:after="80"/>
+      </w:pPr>
+    </w:p>
+    <w:p>
+      <w:pPr>
+        <w:pStyle w:val="Heading1"/>
+        <w:spacing w:before="480"/>
+      </w:pPr>
+      <w:bookmarkStart w:id="8" w:name="_Toc244181474"/>
+      <w:r>
+        <w:t>4. Your groups and meetups</w:t>
+      </w:r>
+      <w:bookmarkEnd w:id="8"/>
+    </w:p>
+    <w:tbl>
+      <w:tblPr>
+        <w:tblW w:w="9306" w:type="dxa"/>
+        <w:tblBorders>
+          <w:top w:val="none" w:sz="0" w:space="0" w:color="FFFFFF"/>
+          <w:left w:val="none" w:sz="0" w:space="0" w:color="FFFFFF"/>
+          <w:bottom w:val="none" w:sz="0" w:space="0" w:color="FFFFFF"/>
+          <w:right w:val="none" w:sz="0" w:space="0" w:color="FFFFFF"/>
+          <w:insideH w:val="none" w:sz="0" w:space="0" w:color="FFFFFF"/>
+          <w:insideV w:val="none" w:sz="0" w:space="0" w:color="FFFFFF"/>
+        </w:tblBorders>
+        <w:tblLayout w:type="fixed"/>
+        <w:tblLook w:val="04A0" w:firstRow="1" w:lastRow="0" w:firstColumn="1" w:lastColumn="0" w:noHBand="0" w:noVBand="1"/>
+      </w:tblPr>
+      <w:tblGrid>
+        <w:gridCol w:w="7006"/>
+        <w:gridCol w:w="2300"/>
+      </w:tblGrid>
+      <w:tr>
+        <w:tc>
+          <w:tcPr>
+            <w:tcW w:w="7006" w:type="dxa"/>
+            <w:tcBorders>
+              <w:top w:val="none" w:sz="0" w:space="0" w:color="FFFFFF"/>
+              <w:left w:val="none" w:sz="0" w:space="0" w:color="FFFFFF"/>
+              <w:bottom w:val="none" w:sz="0" w:space="0" w:color="FFFFFF"/>
+              <w:right w:val="none" w:sz="0" w:space="0" w:color="FFFFFF"/>
+            </w:tcBorders>
+            <w:tcMar>
+              <w:top w:w="0" w:type="dxa"/>
+              <w:left w:w="0" w:type="dxa"/>
+              <w:bottom w:w="0" w:type="dxa"/>
+              <w:right w:w="200" w:type="dxa"/>
+            </w:tcMar>
+          </w:tcPr>
+          <w:p>
+            <w:pPr>
+              <w:spacing w:after="120" w:line="276" w:lineRule="auto"/>
+            </w:pPr>
+            <w:r>
+              <w:t xml:space="preserve">After signing in you see </w:t>
+            </w:r>
+            <w:r>
+              <w:rPr>
+                <w:b/>
+                <w:bCs/>
+              </w:rPr>
+              <w:t>Your groups</w:t>
+            </w:r>
+            <w:r>
+              <w:t xml:space="preserve"> and the </w:t>
+            </w:r>
+            <w:r>
+              <w:rPr>
+                <w:b/>
+                <w:bCs/>
+              </w:rPr>
+              <w:t>Upcoming meetups</w:t>
+            </w:r>
+            <w:r>
+              <w:t xml:space="preserve"> of the selected group.</w:t>
+            </w:r>
+          </w:p>
+          <w:p>
+            <w:pPr>
+              <w:pStyle w:val="ListParagraph"/>
+              <w:numPr>
+                <w:ilvl w:val="0"/>
+                <w:numId w:val="4"/>
+              </w:numPr>
+              <w:spacing w:after="80" w:line="276" w:lineRule="auto"/>
+            </w:pPr>
+            <w:r>
+              <w:t>Tap a group card to select it. A check mark shows which group is selected.</w:t>
+            </w:r>
+          </w:p>
+          <w:p>
+            <w:pPr>
+              <w:pStyle w:val="ListParagraph"/>
+              <w:numPr>
+                <w:ilvl w:val="0"/>
+                <w:numId w:val="4"/>
+              </w:numPr>
+              <w:spacing w:after="80" w:line="276" w:lineRule="auto"/>
+            </w:pPr>
+            <w:r>
+              <w:t xml:space="preserve">Scroll </w:t>
+            </w:r>
+            <w:r>
+              <w:rPr>
+                <w:b/>
+                <w:bCs/>
+              </w:rPr>
+              <w:t>Upcoming meetups</w:t>
+            </w:r>
+            <w:r>
+              <w:t xml:space="preserve">. They are listed </w:t>
+            </w:r>
+            <w:r>
+              <w:rPr>
+                <w:b/>
+                <w:bCs/>
+              </w:rPr>
+              <w:t>soonest first</w:t>
+            </w:r>
+            <w:r>
+              <w:t>, and cancelled meetups stay in the list, clearly marked.</w:t>
+            </w:r>
+          </w:p>
+          <w:p>
+            <w:pPr>
+              <w:pStyle w:val="ListParagraph"/>
+              <w:numPr>
+                <w:ilvl w:val="0"/>
+                <w:numId w:val="4"/>
+              </w:numPr>
+              <w:spacing w:after="80" w:line="276" w:lineRule="auto"/>
+            </w:pPr>
+            <w:r>
+              <w:t>Pull down on the list to refresh it.</w:t>
+            </w:r>
+          </w:p>
+          <w:p>
+            <w:pPr>
+              <w:pStyle w:val="ListParagraph"/>
+              <w:numPr>
+                <w:ilvl w:val="0"/>
+                <w:numId w:val="4"/>
+              </w:numPr>
+              <w:spacing w:after="80" w:line="276" w:lineRule="auto"/>
+            </w:pPr>
+            <w:r>
+              <w:t>Tap a meetup to open its details.</w:t>
+            </w:r>
+          </w:p>
+          <w:p>
+            <w:pPr>
+              <w:spacing w:after="120" w:line="276" w:lineRule="auto"/>
+            </w:pPr>
+            <w:r>
+              <w:t xml:space="preserve">If a group has no meetups yet, you see </w:t>
+            </w:r>
+            <w:r>
+              <w:rPr>
+                <w:b/>
+                <w:bCs/>
+              </w:rPr>
+              <w:t>No meetups yet</w:t>
+            </w:r>
+            <w:r>
+              <w:t xml:space="preserve"> with a button to create one. If you do not belong to any group, the app says so; a group member has to add you first.</w:t>
+            </w:r>
+          </w:p>
+        </w:tc>
+        <w:tc>
+          <w:tcPr>
+            <w:tcW w:w="2300" w:type="dxa"/>
+            <w:tcBorders>
+              <w:top w:val="none" w:sz="0" w:space="0" w:color="FFFFFF"/>
+              <w:left w:val="none" w:sz="0" w:space="0" w:color="FFFFFF"/>
+              <w:bottom w:val="none" w:sz="0" w:space="0" w:color="FFFFFF"/>
+              <w:right w:val="none" w:sz="0" w:space="0" w:color="FFFFFF"/>
+            </w:tcBorders>
+            <w:tcMar>
+              <w:top w:w="0" w:type="dxa"/>
+              <w:left w:w="60" w:type="dxa"/>
+              <w:bottom w:w="0" w:type="dxa"/>
+              <w:right w:w="60" w:type="dxa"/>
+            </w:tcMar>
+          </w:tcPr>
+          <w:p>
+            <w:pPr>
+              <w:spacing w:before="40" w:after="40"/>
+              <w:jc w:val="center"/>
+            </w:pPr>
+            <w:r>
+              <w:rPr>
+                <w:noProof/>
+              </w:rPr>
+              <w:drawing>
+                <wp:inline distT="0" distB="0" distL="0" distR="0" wp14:anchorId="356EE0E8" wp14:editId="79B6F041">
+                  <wp:extent cx="1333500" cy="2952750"/>
+                  <wp:effectExtent l="0" t="0" r="0" b="0"/>
+                  <wp:docPr id="4" name="home" descr="Groups and upcoming meetups" title="Groups and upcoming meetups"/>
+                  <wp:cNvGraphicFramePr>
+                    <a:graphicFrameLocks xmlns:a="http://schemas.openxmlformats.org/drawingml/2006/main" noChangeAspect="1"/>
+                  </wp:cNvGraphicFramePr>
+                  <a:graphic xmlns:a="http://schemas.openxmlformats.org/drawingml/2006/main">
+                    <a:graphicData uri="http://schemas.openxmlformats.org/drawingml/2006/picture">
+                      <pic:pic xmlns:pic="http://schemas.openxmlformats.org/drawingml/2006/picture">
+                        <pic:nvPicPr>
+                          <pic:cNvPr id="0" name=""/>
+                          <pic:cNvPicPr>
+                            <a:picLocks noChangeAspect="1" noChangeArrowheads="1"/>
+                          </pic:cNvPicPr>
+                        </pic:nvPicPr>
+                        <pic:blipFill>
+                          <a:blip r:embed="rId10"/>
+                          <a:srcRect/>
+                          <a:stretch>
+                            <a:fillRect/>
+                          </a:stretch>
+                        </pic:blipFill>
+                        <pic:spPr bwMode="auto">
+                          <a:xfrm>
+                            <a:off x="0" y="0"/>
+                            <a:ext cx="1333500" cy="2952750"/>
+                          </a:xfrm>
+                          <a:prstGeom prst="rect">
+                            <a:avLst/>
+                          </a:prstGeom>
+                        </pic:spPr>
+                      </pic:pic>
+                    </a:graphicData>
+                  </a:graphic>
+                </wp:inline>
+              </w:drawing>
+            </w:r>
+          </w:p>
+          <w:p>
+            <w:pPr>
+              <w:spacing w:after="60"/>
+              <w:jc w:val="center"/>
+            </w:pPr>
+            <w:r>
+              <w:rPr>
+                <w:i/>
+                <w:iCs/>
+                <w:color w:val="63706C"/>
+                <w:sz w:val="18"/>
+                <w:szCs w:val="18"/>
+              </w:rPr>
+              <w:t>Figure 2. Groups and upcoming meetups</w:t>
+            </w:r>
+          </w:p>
+        </w:tc>
+      </w:tr>
+    </w:tbl>
+    <w:p>
+      <w:pPr>
+        <w:spacing w:after="80"/>
+      </w:pPr>
+    </w:p>
+    <w:p>
+      <w:pPr>
+        <w:pStyle w:val="Heading2"/>
+      </w:pPr>
+      <w:bookmarkStart w:id="9" w:name="_Toc244181475"/>
+      <w:r>
+        <w:lastRenderedPageBreak/>
+        <w:t>Reading a meetup card</w:t>
+      </w:r>
+      <w:bookmarkEnd w:id="9"/>
+    </w:p>
+    <w:tbl>
+      <w:tblPr>
+        <w:tblW w:w="9306" w:type="dxa"/>
+        <w:tblBorders>
+          <w:top w:val="single" w:sz="4" w:space="0" w:color="auto"/>
+          <w:left w:val="single" w:sz="4" w:space="0" w:color="auto"/>
+          <w:bottom w:val="single" w:sz="4" w:space="0" w:color="auto"/>
+          <w:right w:val="single" w:sz="4" w:space="0" w:color="auto"/>
+          <w:insideH w:val="single" w:sz="4" w:space="0" w:color="auto"/>
+          <w:insideV w:val="single" w:sz="4" w:space="0" w:color="auto"/>
+        </w:tblBorders>
+        <w:tblLayout w:type="fixed"/>
+        <w:tblLook w:val="04A0" w:firstRow="1" w:lastRow="0" w:firstColumn="1" w:lastColumn="0" w:noHBand="0" w:noVBand="1"/>
+      </w:tblPr>
+      <w:tblGrid>
+        <w:gridCol w:w="2800"/>
+        <w:gridCol w:w="6506"/>
+      </w:tblGrid>
+      <w:tr>
+        <w:trPr>
+          <w:tblHeader/>
+        </w:trPr>
+        <w:tc>
+          <w:tcPr>
+            <w:tcW w:w="2800" w:type="dxa"/>
+            <w:tcBorders>
+              <w:top w:val="single" w:sz="4" w:space="0" w:color="D6DDD8"/>
+              <w:left w:val="single" w:sz="4" w:space="0" w:color="D6DDD8"/>
+              <w:bottom w:val="single" w:sz="4" w:space="0" w:color="D6DDD8"/>
+              <w:right w:val="single" w:sz="4" w:space="0" w:color="D6DDD8"/>
+            </w:tcBorders>
+            <w:shd w:val="clear" w:color="auto" w:fill="005B43"/>
+            <w:tcMar>
+              <w:top w:w="70" w:type="dxa"/>
+              <w:left w:w="110" w:type="dxa"/>
+              <w:bottom w:w="70" w:type="dxa"/>
+              <w:right w:w="110" w:type="dxa"/>
+            </w:tcMar>
+            <w:vAlign w:val="center"/>
+          </w:tcPr>
+          <w:p>
+            <w:pPr>
+              <w:spacing w:line="252" w:lineRule="auto"/>
+            </w:pPr>
+            <w:r>
+              <w:rPr>
+                <w:b/>
+                <w:bCs/>
+                <w:color w:val="FFFFFF"/>
+                <w:sz w:val="20"/>
+                <w:szCs w:val="20"/>
+              </w:rPr>
+              <w:t>Part of the card</w:t>
+            </w:r>
+          </w:p>
+        </w:tc>
+        <w:tc>
+          <w:tcPr>
+            <w:tcW w:w="6506" w:type="dxa"/>
+            <w:tcBorders>
+              <w:top w:val="single" w:sz="4" w:space="0" w:color="D6DDD8"/>
+              <w:left w:val="single" w:sz="4" w:space="0" w:color="D6DDD8"/>
+              <w:bottom w:val="single" w:sz="4" w:space="0" w:color="D6DDD8"/>
+              <w:right w:val="single" w:sz="4" w:space="0" w:color="D6DDD8"/>
+            </w:tcBorders>
+            <w:shd w:val="clear" w:color="auto" w:fill="005B43"/>
+            <w:tcMar>
+              <w:top w:w="70" w:type="dxa"/>
+              <w:left w:w="110" w:type="dxa"/>
+              <w:bottom w:w="70" w:type="dxa"/>
+              <w:right w:w="110" w:type="dxa"/>
+            </w:tcMar>
+            <w:vAlign w:val="center"/>
+          </w:tcPr>
+          <w:p>
+            <w:pPr>
+              <w:spacing w:line="252" w:lineRule="auto"/>
+            </w:pPr>
+            <w:r>
+              <w:rPr>
+                <w:b/>
+                <w:bCs/>
+                <w:color w:val="FFFFFF"/>
+                <w:sz w:val="20"/>
+                <w:szCs w:val="20"/>
+              </w:rPr>
+              <w:t>What it tells you</w:t>
+            </w:r>
+          </w:p>
+        </w:tc>
+      </w:tr>
+      <w:tr>
+        <w:trPr>
+          <w:cantSplit/>
+        </w:trPr>
+        <w:tc>
+          <w:tcPr>
+            <w:tcW w:w="2800" w:type="dxa"/>
+            <w:tcBorders>
+              <w:top w:val="single" w:sz="4" w:space="0" w:color="D6DDD8"/>
+              <w:left w:val="single" w:sz="4" w:space="0" w:color="D6DDD8"/>
+              <w:bottom w:val="single" w:sz="4" w:space="0" w:color="D6DDD8"/>
+              <w:right w:val="single" w:sz="4" w:space="0" w:color="D6DDD8"/>
+            </w:tcBorders>
+            <w:tcMar>
+              <w:top w:w="70" w:type="dxa"/>
+              <w:left w:w="110" w:type="dxa"/>
+              <w:bottom w:w="70" w:type="dxa"/>
+              <w:right w:w="110" w:type="dxa"/>
+            </w:tcMar>
+            <w:vAlign w:val="center"/>
+          </w:tcPr>
+          <w:p>
+            <w:pPr>
+              <w:spacing w:line="252" w:lineRule="auto"/>
+            </w:pPr>
+            <w:r>
+              <w:rPr>
+                <w:sz w:val="20"/>
+                <w:szCs w:val="20"/>
+              </w:rPr>
+              <w:t>Date tile and time</w:t>
+            </w:r>
+          </w:p>
+        </w:tc>
+        <w:tc>
+          <w:tcPr>
+            <w:tcW w:w="6506" w:type="dxa"/>
+            <w:tcBorders>
+              <w:top w:val="single" w:sz="4" w:space="0" w:color="D6DDD8"/>
+              <w:left w:val="single" w:sz="4" w:space="0" w:color="D6DDD8"/>
+              <w:bottom w:val="single" w:sz="4" w:space="0" w:color="D6DDD8"/>
+              <w:right w:val="single" w:sz="4" w:space="0" w:color="D6DDD8"/>
+            </w:tcBorders>
+            <w:tcMar>
+              <w:top w:w="70" w:type="dxa"/>
+              <w:left w:w="110" w:type="dxa"/>
+              <w:bottom w:w="70" w:type="dxa"/>
+              <w:right w:w="110" w:type="dxa"/>
+            </w:tcMar>
+            <w:vAlign w:val="center"/>
+          </w:tcPr>
+          <w:p>
+            <w:pPr>
+              <w:spacing w:line="252" w:lineRule="auto"/>
+            </w:pPr>
+            <w:r>
+              <w:rPr>
+                <w:sz w:val="20"/>
+                <w:szCs w:val="20"/>
+              </w:rPr>
+              <w:t>When the walk starts, in your device’s time zone.</w:t>
+            </w:r>
+          </w:p>
+        </w:tc>
+      </w:tr>
+      <w:tr>
+        <w:trPr>
+          <w:cantSplit/>
+        </w:trPr>
+        <w:tc>
+          <w:tcPr>
+            <w:tcW w:w="2800" w:type="dxa"/>
+            <w:tcBorders>
+              <w:top w:val="single" w:sz="4" w:space="0" w:color="D6DDD8"/>
+              <w:left w:val="single" w:sz="4" w:space="0" w:color="D6DDD8"/>
+              <w:bottom w:val="single" w:sz="4" w:space="0" w:color="D6DDD8"/>
+              <w:right w:val="single" w:sz="4" w:space="0" w:color="D6DDD8"/>
+            </w:tcBorders>
+            <w:shd w:val="clear" w:color="auto" w:fill="F4F8F5"/>
+            <w:tcMar>
+              <w:top w:w="70" w:type="dxa"/>
+              <w:left w:w="110" w:type="dxa"/>
+              <w:bottom w:w="70" w:type="dxa"/>
+              <w:right w:w="110" w:type="dxa"/>
+            </w:tcMar>
+            <w:vAlign w:val="center"/>
+          </w:tcPr>
+          <w:p>
+            <w:pPr>
+              <w:spacing w:line="252" w:lineRule="auto"/>
+            </w:pPr>
+            <w:r>
+              <w:rPr>
+                <w:sz w:val="20"/>
+                <w:szCs w:val="20"/>
+              </w:rPr>
+              <w:t>Location line</w:t>
+            </w:r>
+          </w:p>
+        </w:tc>
+        <w:tc>
+          <w:tcPr>
+            <w:tcW w:w="6506" w:type="dxa"/>
+            <w:tcBorders>
+              <w:top w:val="single" w:sz="4" w:space="0" w:color="D6DDD8"/>
+              <w:left w:val="single" w:sz="4" w:space="0" w:color="D6DDD8"/>
+              <w:bottom w:val="single" w:sz="4" w:space="0" w:color="D6DDD8"/>
+              <w:right w:val="single" w:sz="4" w:space="0" w:color="D6DDD8"/>
+            </w:tcBorders>
+            <w:shd w:val="clear" w:color="auto" w:fill="F4F8F5"/>
+            <w:tcMar>
+              <w:top w:w="70" w:type="dxa"/>
+              <w:left w:w="110" w:type="dxa"/>
+              <w:bottom w:w="70" w:type="dxa"/>
+              <w:right w:w="110" w:type="dxa"/>
+            </w:tcMar>
+            <w:vAlign w:val="center"/>
+          </w:tcPr>
+          <w:p>
+            <w:pPr>
+              <w:spacing w:line="252" w:lineRule="auto"/>
+            </w:pPr>
+            <w:r>
+              <w:rPr>
+                <w:sz w:val="20"/>
+                <w:szCs w:val="20"/>
+              </w:rPr>
+              <w:t>The exact place name if you are going or hosting; otherwise “Approximate area · RSVP to see the spot”.</w:t>
+            </w:r>
+          </w:p>
+        </w:tc>
+      </w:tr>
+      <w:tr>
+        <w:trPr>
+          <w:cantSplit/>
+        </w:trPr>
+        <w:tc>
+          <w:tcPr>
+            <w:tcW w:w="2800" w:type="dxa"/>
+            <w:tcBorders>
+              <w:top w:val="single" w:sz="4" w:space="0" w:color="D6DDD8"/>
+              <w:left w:val="single" w:sz="4" w:space="0" w:color="D6DDD8"/>
+              <w:bottom w:val="single" w:sz="4" w:space="0" w:color="D6DDD8"/>
+              <w:right w:val="single" w:sz="4" w:space="0" w:color="D6DDD8"/>
+            </w:tcBorders>
+            <w:tcMar>
+              <w:top w:w="70" w:type="dxa"/>
+              <w:left w:w="110" w:type="dxa"/>
+              <w:bottom w:w="70" w:type="dxa"/>
+              <w:right w:w="110" w:type="dxa"/>
+            </w:tcMar>
+            <w:vAlign w:val="center"/>
+          </w:tcPr>
+          <w:p>
+            <w:pPr>
+              <w:spacing w:line="252" w:lineRule="auto"/>
+            </w:pPr>
+            <w:r>
+              <w:rPr>
+                <w:sz w:val="20"/>
+                <w:szCs w:val="20"/>
+              </w:rPr>
+              <w:t>Status badge</w:t>
+            </w:r>
+          </w:p>
+        </w:tc>
+        <w:tc>
+          <w:tcPr>
+            <w:tcW w:w="6506" w:type="dxa"/>
+            <w:tcBorders>
+              <w:top w:val="single" w:sz="4" w:space="0" w:color="D6DDD8"/>
+              <w:left w:val="single" w:sz="4" w:space="0" w:color="D6DDD8"/>
+              <w:bottom w:val="single" w:sz="4" w:space="0" w:color="D6DDD8"/>
+              <w:right w:val="single" w:sz="4" w:space="0" w:color="D6DDD8"/>
+            </w:tcBorders>
+            <w:tcMar>
+              <w:top w:w="70" w:type="dxa"/>
+              <w:left w:w="110" w:type="dxa"/>
+              <w:bottom w:w="70" w:type="dxa"/>
+              <w:right w:w="110" w:type="dxa"/>
+            </w:tcMar>
+            <w:vAlign w:val="center"/>
+          </w:tcPr>
+          <w:p>
+            <w:pPr>
+              <w:spacing w:line="252" w:lineRule="auto"/>
+            </w:pPr>
+            <w:r>
+              <w:rPr>
+                <w:b/>
+                <w:bCs/>
+                <w:sz w:val="20"/>
+                <w:szCs w:val="20"/>
+              </w:rPr>
+              <w:t>Scheduled</w:t>
+            </w:r>
+            <w:r>
+              <w:rPr>
+                <w:sz w:val="20"/>
+                <w:szCs w:val="20"/>
+              </w:rPr>
+              <w:t xml:space="preserve"> or </w:t>
+            </w:r>
+            <w:r>
+              <w:rPr>
+                <w:b/>
+                <w:bCs/>
+                <w:sz w:val="20"/>
+                <w:szCs w:val="20"/>
+              </w:rPr>
+              <w:t>Cancelled</w:t>
+            </w:r>
+            <w:r>
+              <w:rPr>
+                <w:sz w:val="20"/>
+                <w:szCs w:val="20"/>
+              </w:rPr>
+              <w:t>.</w:t>
+            </w:r>
+          </w:p>
+        </w:tc>
+      </w:tr>
+      <w:tr>
+        <w:trPr>
+          <w:cantSplit/>
+        </w:trPr>
+        <w:tc>
+          <w:tcPr>
+            <w:tcW w:w="2800" w:type="dxa"/>
+            <w:tcBorders>
+              <w:top w:val="single" w:sz="4" w:space="0" w:color="D6DDD8"/>
+              <w:left w:val="single" w:sz="4" w:space="0" w:color="D6DDD8"/>
+              <w:bottom w:val="single" w:sz="4" w:space="0" w:color="D6DDD8"/>
+              <w:right w:val="single" w:sz="4" w:space="0" w:color="D6DDD8"/>
+            </w:tcBorders>
+            <w:shd w:val="clear" w:color="auto" w:fill="F4F8F5"/>
+            <w:tcMar>
+              <w:top w:w="70" w:type="dxa"/>
+              <w:left w:w="110" w:type="dxa"/>
+              <w:bottom w:w="70" w:type="dxa"/>
+              <w:right w:w="110" w:type="dxa"/>
+            </w:tcMar>
+            <w:vAlign w:val="center"/>
+          </w:tcPr>
+          <w:p>
+            <w:pPr>
+              <w:spacing w:line="252" w:lineRule="auto"/>
+            </w:pPr>
+            <w:r>
+              <w:rPr>
+                <w:sz w:val="20"/>
+                <w:szCs w:val="20"/>
+              </w:rPr>
+              <w:t>Your meetup / You’re going</w:t>
+            </w:r>
+          </w:p>
+        </w:tc>
+        <w:tc>
+          <w:tcPr>
+            <w:tcW w:w="6506" w:type="dxa"/>
+            <w:tcBorders>
+              <w:top w:val="single" w:sz="4" w:space="0" w:color="D6DDD8"/>
+              <w:left w:val="single" w:sz="4" w:space="0" w:color="D6DDD8"/>
+              <w:bottom w:val="single" w:sz="4" w:space="0" w:color="D6DDD8"/>
+              <w:right w:val="single" w:sz="4" w:space="0" w:color="D6DDD8"/>
+            </w:tcBorders>
+            <w:shd w:val="clear" w:color="auto" w:fill="F4F8F5"/>
+            <w:tcMar>
+              <w:top w:w="70" w:type="dxa"/>
+              <w:left w:w="110" w:type="dxa"/>
+              <w:bottom w:w="70" w:type="dxa"/>
+              <w:right w:w="110" w:type="dxa"/>
+            </w:tcMar>
+            <w:vAlign w:val="center"/>
+          </w:tcPr>
+          <w:p>
+            <w:pPr>
+              <w:spacing w:line="252" w:lineRule="auto"/>
+            </w:pPr>
+            <w:r>
+              <w:rPr>
+                <w:sz w:val="20"/>
+                <w:szCs w:val="20"/>
+              </w:rPr>
+              <w:t>Shown when you host the meetup or have RSVP’d.</w:t>
+            </w:r>
+          </w:p>
+        </w:tc>
+      </w:tr>
+      <w:tr>
+        <w:trPr>
+          <w:cantSplit/>
+        </w:trPr>
+        <w:tc>
+          <w:tcPr>
+            <w:tcW w:w="2800" w:type="dxa"/>
+            <w:tcBorders>
+              <w:top w:val="single" w:sz="4" w:space="0" w:color="D6DDD8"/>
+              <w:left w:val="single" w:sz="4" w:space="0" w:color="D6DDD8"/>
+              <w:bottom w:val="single" w:sz="4" w:space="0" w:color="D6DDD8"/>
+              <w:right w:val="single" w:sz="4" w:space="0" w:color="D6DDD8"/>
+            </w:tcBorders>
+            <w:tcMar>
+              <w:top w:w="70" w:type="dxa"/>
+              <w:left w:w="110" w:type="dxa"/>
+              <w:bottom w:w="70" w:type="dxa"/>
+              <w:right w:w="110" w:type="dxa"/>
+            </w:tcMar>
+            <w:vAlign w:val="center"/>
+          </w:tcPr>
+          <w:p>
+            <w:pPr>
+              <w:spacing w:line="252" w:lineRule="auto"/>
+            </w:pPr>
+            <w:r>
+              <w:rPr>
+                <w:sz w:val="20"/>
+                <w:szCs w:val="20"/>
+              </w:rPr>
+              <w:t>Going count</w:t>
+            </w:r>
+          </w:p>
+        </w:tc>
+        <w:tc>
+          <w:tcPr>
+            <w:tcW w:w="6506" w:type="dxa"/>
+            <w:tcBorders>
+              <w:top w:val="single" w:sz="4" w:space="0" w:color="D6DDD8"/>
+              <w:left w:val="single" w:sz="4" w:space="0" w:color="D6DDD8"/>
+              <w:bottom w:val="single" w:sz="4" w:space="0" w:color="D6DDD8"/>
+              <w:right w:val="single" w:sz="4" w:space="0" w:color="D6DDD8"/>
+            </w:tcBorders>
+            <w:tcMar>
+              <w:top w:w="70" w:type="dxa"/>
+              <w:left w:w="110" w:type="dxa"/>
+              <w:bottom w:w="70" w:type="dxa"/>
+              <w:right w:w="110" w:type="dxa"/>
+            </w:tcMar>
+            <w:vAlign w:val="center"/>
+          </w:tcPr>
+          <w:p>
+            <w:pPr>
+              <w:spacing w:line="252" w:lineRule="auto"/>
+            </w:pPr>
+            <w:r>
+              <w:rPr>
+                <w:sz w:val="20"/>
+                <w:szCs w:val="20"/>
+              </w:rPr>
+              <w:t>How many members have RSVP’d.</w:t>
+            </w:r>
+          </w:p>
+        </w:tc>
+      </w:tr>
+    </w:tbl>
+    <w:p>
+      <w:pPr>
+        <w:spacing w:after="120"/>
+      </w:pPr>
+    </w:p>
+    <w:p>
+      <w:pPr>
+        <w:pStyle w:val="Heading1"/>
+        <w:spacing w:before="480"/>
+      </w:pPr>
+      <w:bookmarkStart w:id="10" w:name="_Toc244181476"/>
+      <w:r>
+        <w:t>5. Meetup details</w:t>
+      </w:r>
+      <w:bookmarkEnd w:id="10"/>
+    </w:p>
+    <w:p>
+      <w:pPr>
+        <w:spacing w:after="120" w:line="276" w:lineRule="auto"/>
+      </w:pPr>
+      <w:r>
+        <w:t>The details screen shows everything you are allowed to see about a meetup:</w:t>
+      </w:r>
+    </w:p>
+    <w:p>
+      <w:pPr>
+        <w:pStyle w:val="ListParagraph"/>
+        <w:numPr>
+          <w:ilvl w:val="0"/>
+          <w:numId w:val="2"/>
+        </w:numPr>
+        <w:spacing w:after="60" w:line="276" w:lineRule="auto"/>
+      </w:pPr>
+      <w:r>
+        <w:t>The title, date and start time, status, and who is hosting.</w:t>
+      </w:r>
+    </w:p>
+    <w:p>
+      <w:pPr>
+        <w:pStyle w:val="ListParagraph"/>
+        <w:numPr>
+          <w:ilvl w:val="0"/>
+          <w:numId w:val="2"/>
+        </w:numPr>
+        <w:spacing w:after="60" w:line="276" w:lineRule="auto"/>
+      </w:pPr>
+      <w:r>
+        <w:t xml:space="preserve">The </w:t>
+      </w:r>
+      <w:r>
+        <w:rPr>
+          <w:b/>
+          <w:bCs/>
+        </w:rPr>
+        <w:t>Meeting point</w:t>
+      </w:r>
+      <w:r>
+        <w:t xml:space="preserve"> map: an approximate area or the exact point (see Section 6).</w:t>
+      </w:r>
+    </w:p>
+    <w:p>
+      <w:pPr>
+        <w:pStyle w:val="ListParagraph"/>
+        <w:numPr>
+          <w:ilvl w:val="0"/>
+          <w:numId w:val="2"/>
+        </w:numPr>
+        <w:spacing w:after="60" w:line="276" w:lineRule="auto"/>
+      </w:pPr>
+      <w:r>
+        <w:rPr>
+          <w:b/>
+          <w:bCs/>
+        </w:rPr>
+        <w:t>Who’s going</w:t>
+      </w:r>
+      <w:r>
+        <w:t>: the names of members who have RSVP’d.</w:t>
+      </w:r>
+    </w:p>
+    <w:p>
+      <w:pPr>
+        <w:pStyle w:val="ListParagraph"/>
+        <w:numPr>
+          <w:ilvl w:val="0"/>
+          <w:numId w:val="2"/>
+        </w:numPr>
+        <w:spacing w:after="60" w:line="276" w:lineRule="auto"/>
+      </w:pPr>
+      <w:r>
+        <w:t>The actions available to you: RSVP, withdraw, and for the host, edit and cancel.</w:t>
+      </w:r>
+    </w:p>
+    <w:p>
+      <w:pPr>
+        <w:spacing w:after="120" w:line="276" w:lineRule="auto"/>
+      </w:pPr>
+      <w:r>
+        <w:t xml:space="preserve">Pull down to refresh. If the meetup cannot be loaded, you see a message with a </w:t>
+      </w:r>
+      <w:r>
+        <w:rPr>
+          <w:b/>
+          <w:bCs/>
+        </w:rPr>
+        <w:t>Try again</w:t>
+      </w:r>
+      <w:r>
+        <w:t xml:space="preserve"> button.</w:t>
+      </w:r>
+    </w:p>
+    <w:p>
+      <w:pPr>
+        <w:pStyle w:val="Heading1"/>
+        <w:spacing w:before="480"/>
+      </w:pPr>
+      <w:bookmarkStart w:id="11" w:name="_Toc244181477"/>
+      <w:r>
+        <w:t>6. RSVPs and the meeting point</w:t>
+      </w:r>
+      <w:bookmarkEnd w:id="11"/>
+    </w:p>
+    <w:tbl>
+      <w:tblPr>
+        <w:tblW w:w="9306" w:type="dxa"/>
+        <w:tblBorders>
+          <w:top w:val="none" w:sz="0" w:space="0" w:color="FFFFFF"/>
+          <w:left w:val="none" w:sz="0" w:space="0" w:color="FFFFFF"/>
+          <w:bottom w:val="none" w:sz="0" w:space="0" w:color="FFFFFF"/>
+          <w:right w:val="none" w:sz="0" w:space="0" w:color="FFFFFF"/>
+          <w:insideH w:val="none" w:sz="0" w:space="0" w:color="FFFFFF"/>
+          <w:insideV w:val="none" w:sz="0" w:space="0" w:color="FFFFFF"/>
+        </w:tblBorders>
+        <w:tblLayout w:type="fixed"/>
+        <w:tblLook w:val="04A0" w:firstRow="1" w:lastRow="0" w:firstColumn="1" w:lastColumn="0" w:noHBand="0" w:noVBand="1"/>
+      </w:tblPr>
+      <w:tblGrid>
+        <w:gridCol w:w="4706"/>
+        <w:gridCol w:w="2300"/>
+        <w:gridCol w:w="2300"/>
+      </w:tblGrid>
+      <w:tr>
+        <w:tc>
+          <w:tcPr>
+            <w:tcW w:w="4706" w:type="dxa"/>
+            <w:tcBorders>
+              <w:top w:val="none" w:sz="0" w:space="0" w:color="FFFFFF"/>
+              <w:left w:val="none" w:sz="0" w:space="0" w:color="FFFFFF"/>
+              <w:bottom w:val="none" w:sz="0" w:space="0" w:color="FFFFFF"/>
+              <w:right w:val="none" w:sz="0" w:space="0" w:color="FFFFFF"/>
+            </w:tcBorders>
+            <w:tcMar>
+              <w:top w:w="0" w:type="dxa"/>
+              <w:left w:w="0" w:type="dxa"/>
+              <w:bottom w:w="0" w:type="dxa"/>
+              <w:right w:w="200" w:type="dxa"/>
+            </w:tcMar>
+          </w:tcPr>
+          <w:p>
+            <w:pPr>
+              <w:pStyle w:val="Heading2"/>
+            </w:pPr>
+            <w:bookmarkStart w:id="12" w:name="_Toc244181478"/>
+            <w:r>
+              <w:t>Before you RSVP: an approximate area</w:t>
+            </w:r>
+            <w:bookmarkEnd w:id="12"/>
+          </w:p>
+          <w:p>
+            <w:pPr>
+              <w:spacing w:after="120" w:line="276" w:lineRule="auto"/>
+            </w:pPr>
+            <w:r>
+              <w:t xml:space="preserve">Until you RSVP, the map shows a shaded circle of about 400 m. The meeting point is somewhere inside it, but the circle is deliberately </w:t>
+            </w:r>
+            <w:r>
+              <w:rPr>
+                <w:b/>
+                <w:bCs/>
+              </w:rPr>
+              <w:t>not centered</w:t>
+            </w:r>
+            <w:r>
+              <w:t xml:space="preserve"> on it, and the place name is hidden. This is enough to decide whether a walk is near you.</w:t>
+            </w:r>
+          </w:p>
+          <w:p>
+            <w:pPr>
+              <w:pStyle w:val="Heading2"/>
+            </w:pPr>
+            <w:bookmarkStart w:id="13" w:name="_Toc244181479"/>
+            <w:r>
+              <w:t>After you RSVP: the exact meeting point</w:t>
+            </w:r>
+            <w:bookmarkEnd w:id="13"/>
+          </w:p>
+          <w:p>
+            <w:pPr>
+              <w:spacing w:after="120" w:line="276" w:lineRule="auto"/>
+            </w:pPr>
+            <w:r>
+              <w:t xml:space="preserve">Tap </w:t>
+            </w:r>
+            <w:r>
+              <w:rPr>
+                <w:b/>
+                <w:bCs/>
+              </w:rPr>
+              <w:t>RSVP — I’m going</w:t>
+            </w:r>
+            <w:r>
+              <w:t xml:space="preserve">. The map immediately switches to a pin on the exact meeting point, the place name and coordinates appear, and you are added to </w:t>
+            </w:r>
+            <w:r>
+              <w:rPr>
+                <w:b/>
+                <w:bCs/>
+              </w:rPr>
+              <w:t>Who’s going</w:t>
+            </w:r>
+            <w:r>
+              <w:t>. You do not need to sign out or restart the app.</w:t>
+            </w:r>
+          </w:p>
+        </w:tc>
+        <w:tc>
+          <w:tcPr>
+            <w:tcW w:w="2300" w:type="dxa"/>
+            <w:tcBorders>
+              <w:top w:val="none" w:sz="0" w:space="0" w:color="FFFFFF"/>
+              <w:left w:val="none" w:sz="0" w:space="0" w:color="FFFFFF"/>
+              <w:bottom w:val="none" w:sz="0" w:space="0" w:color="FFFFFF"/>
+              <w:right w:val="none" w:sz="0" w:space="0" w:color="FFFFFF"/>
+            </w:tcBorders>
+            <w:tcMar>
+              <w:top w:w="0" w:type="dxa"/>
+              <w:left w:w="60" w:type="dxa"/>
+              <w:bottom w:w="0" w:type="dxa"/>
+              <w:right w:w="60" w:type="dxa"/>
+            </w:tcMar>
+          </w:tcPr>
+          <w:p>
+            <w:pPr>
+              <w:spacing w:before="40" w:after="40"/>
+              <w:jc w:val="center"/>
+            </w:pPr>
+            <w:r>
+              <w:rPr>
+                <w:noProof/>
+              </w:rPr>
+              <w:drawing>
+                <wp:inline distT="0" distB="0" distL="0" distR="0" wp14:anchorId="7A2BF4DB" wp14:editId="035D7085">
+                  <wp:extent cx="1333500" cy="2952750"/>
+                  <wp:effectExtent l="0" t="0" r="0" b="0"/>
+                  <wp:docPr id="5" name="detail-approx" descr="Before RSVP" title="Before RSVP"/>
+                  <wp:cNvGraphicFramePr>
+                    <a:graphicFrameLocks xmlns:a="http://schemas.openxmlformats.org/drawingml/2006/main" noChangeAspect="1"/>
+                  </wp:cNvGraphicFramePr>
+                  <a:graphic xmlns:a="http://schemas.openxmlformats.org/drawingml/2006/main">
+                    <a:graphicData uri="http://schemas.openxmlformats.org/drawingml/2006/picture">
+                      <pic:pic xmlns:pic="http://schemas.openxmlformats.org/drawingml/2006/picture">
+                        <pic:nvPicPr>
+                          <pic:cNvPr id="0" name=""/>
+                          <pic:cNvPicPr>
+                            <a:picLocks noChangeAspect="1" noChangeArrowheads="1"/>
+                          </pic:cNvPicPr>
+                        </pic:nvPicPr>
+                        <pic:blipFill>
+                          <a:blip r:embed="rId11"/>
+                          <a:srcRect/>
+                          <a:stretch>
+                            <a:fillRect/>
+                          </a:stretch>
+                        </pic:blipFill>
+                        <pic:spPr bwMode="auto">
+                          <a:xfrm>
+                            <a:off x="0" y="0"/>
+                            <a:ext cx="1333500" cy="2952750"/>
+                          </a:xfrm>
+                          <a:prstGeom prst="rect">
+                            <a:avLst/>
+                          </a:prstGeom>
+                        </pic:spPr>
+                      </pic:pic>
+                    </a:graphicData>
+                  </a:graphic>
+                </wp:inline>
+              </w:drawing>
+            </w:r>
+          </w:p>
+          <w:p>
+            <w:pPr>
+              <w:spacing w:after="60"/>
+              <w:jc w:val="center"/>
+            </w:pPr>
+            <w:r>
+              <w:rPr>
+                <w:i/>
+                <w:iCs/>
+                <w:color w:val="63706C"/>
+                <w:sz w:val="18"/>
+                <w:szCs w:val="18"/>
+              </w:rPr>
+              <w:t>Figure 3. Before RSVP</w:t>
+            </w:r>
+          </w:p>
+        </w:tc>
+        <w:tc>
+          <w:tcPr>
+            <w:tcW w:w="2300" w:type="dxa"/>
+            <w:tcBorders>
+              <w:top w:val="none" w:sz="0" w:space="0" w:color="FFFFFF"/>
+              <w:left w:val="none" w:sz="0" w:space="0" w:color="FFFFFF"/>
+              <w:bottom w:val="none" w:sz="0" w:space="0" w:color="FFFFFF"/>
+              <w:right w:val="none" w:sz="0" w:space="0" w:color="FFFFFF"/>
+            </w:tcBorders>
+            <w:tcMar>
+              <w:top w:w="0" w:type="dxa"/>
+              <w:left w:w="60" w:type="dxa"/>
+              <w:bottom w:w="0" w:type="dxa"/>
+              <w:right w:w="60" w:type="dxa"/>
+            </w:tcMar>
+          </w:tcPr>
+          <w:p>
+            <w:pPr>
+              <w:spacing w:before="40" w:after="40"/>
+              <w:jc w:val="center"/>
+            </w:pPr>
+            <w:r>
+              <w:rPr>
+                <w:noProof/>
+              </w:rPr>
+              <w:drawing>
+                <wp:inline distT="0" distB="0" distL="0" distR="0" wp14:anchorId="32B254A4" wp14:editId="7E65E580">
+                  <wp:extent cx="1333500" cy="2952750"/>
+                  <wp:effectExtent l="0" t="0" r="0" b="0"/>
+                  <wp:docPr id="6" name="detail-exact" descr="After RSVP" title="After RSVP"/>
+                  <wp:cNvGraphicFramePr>
+                    <a:graphicFrameLocks xmlns:a="http://schemas.openxmlformats.org/drawingml/2006/main" noChangeAspect="1"/>
+                  </wp:cNvGraphicFramePr>
+                  <a:graphic xmlns:a="http://schemas.openxmlformats.org/drawingml/2006/main">
+                    <a:graphicData uri="http://schemas.openxmlformats.org/drawingml/2006/picture">
+                      <pic:pic xmlns:pic="http://schemas.openxmlformats.org/drawingml/2006/picture">
+                        <pic:nvPicPr>
+                          <pic:cNvPr id="0" name=""/>
+                          <pic:cNvPicPr>
+                            <a:picLocks noChangeAspect="1" noChangeArrowheads="1"/>
+                          </pic:cNvPicPr>
+                        </pic:nvPicPr>
+                        <pic:blipFill>
+                          <a:blip r:embed="rId12"/>
+                          <a:srcRect/>
+                          <a:stretch>
+                            <a:fillRect/>
+                          </a:stretch>
+                        </pic:blipFill>
+                        <pic:spPr bwMode="auto">
+                          <a:xfrm>
+                            <a:off x="0" y="0"/>
+                            <a:ext cx="1333500" cy="2952750"/>
+                          </a:xfrm>
+                          <a:prstGeom prst="rect">
+                            <a:avLst/>
+                          </a:prstGeom>
+                        </pic:spPr>
+                      </pic:pic>
+                    </a:graphicData>
+                  </a:graphic>
+                </wp:inline>
+              </w:drawing>
+            </w:r>
+          </w:p>
+          <w:p>
+            <w:pPr>
+              <w:spacing w:after="60"/>
+              <w:jc w:val="center"/>
+            </w:pPr>
+            <w:r>
+              <w:rPr>
+                <w:i/>
+                <w:iCs/>
+                <w:color w:val="63706C"/>
+                <w:sz w:val="18"/>
+                <w:szCs w:val="18"/>
+              </w:rPr>
+              <w:t>Figure 4. After RSVP</w:t>
             </w:r>
           </w:p>
         </w:tc>
@@ -3223,75 +4586,38 @@
             <w:tcW w:w="9306" w:type="dxa"/>
             <w:tcBorders>
               <w:top w:val="none" w:sz="0" w:space="0" w:color="FFFFFF"/>
-              <w:left w:val="none" w:sz="0" w:space="0" w:color="FFFFFF"/>
+              <w:left w:val="single" w:sz="24" w:space="0" w:color="005B43"/>
               <w:bottom w:val="none" w:sz="0" w:space="0" w:color="FFFFFF"/>
               <w:right w:val="none" w:sz="0" w:space="0" w:color="FFFFFF"/>
             </w:tcBorders>
-          </w:tcPr>
-          <w:p>
-            <w:pPr>
-              <w:keepNext/>
-              <w:spacing w:before="60" w:after="60"/>
-              <w:jc w:val="center"/>
-            </w:pPr>
-            <w:r>
-              <w:rPr>
-                <w:noProof/>
-              </w:rPr>
-              <w:drawing>
-                <wp:inline distT="0" distB="0" distL="0" distR="0" wp14:anchorId="0454D1D6" wp14:editId="4502A33B">
-                  <wp:extent cx="1952625" cy="4324350"/>
-                  <wp:effectExtent l="0" t="0" r="0" b="0"/>
-                  <wp:docPr id="3" name="signin" descr="The sign-in screen with demo accounts" title="The sign-in screen with demo accounts"/>
-                  <wp:cNvGraphicFramePr>
-                    <a:graphicFrameLocks xmlns:a="http://schemas.openxmlformats.org/drawingml/2006/main" noChangeAspect="1"/>
-                  </wp:cNvGraphicFramePr>
-                  <a:graphic xmlns:a="http://schemas.openxmlformats.org/drawingml/2006/main">
-                    <a:graphicData uri="http://schemas.openxmlformats.org/drawingml/2006/picture">
-                      <pic:pic xmlns:pic="http://schemas.openxmlformats.org/drawingml/2006/picture">
-                        <pic:nvPicPr>
-                          <pic:cNvPr id="0" name=""/>
-                          <pic:cNvPicPr>
-                            <a:picLocks noChangeAspect="1" noChangeArrowheads="1"/>
-                          </pic:cNvPicPr>
-                        </pic:nvPicPr>
-                        <pic:blipFill>
-                          <a:blip r:embed="rId9"/>
-                          <a:srcRect/>
-                          <a:stretch>
-                            <a:fillRect/>
-                          </a:stretch>
-                        </pic:blipFill>
-                        <pic:spPr bwMode="auto">
-                          <a:xfrm>
-                            <a:off x="0" y="0"/>
-                            <a:ext cx="1952625" cy="4324350"/>
-                          </a:xfrm>
-                          <a:prstGeom prst="rect">
-                            <a:avLst/>
-                          </a:prstGeom>
-                        </pic:spPr>
-                      </pic:pic>
-                    </a:graphicData>
-                  </a:graphic>
-                </wp:inline>
-              </w:drawing>
-            </w:r>
-          </w:p>
+            <w:shd w:val="clear" w:color="auto" w:fill="E2F2EA"/>
+            <w:tcMar>
+              <w:top w:w="120" w:type="dxa"/>
+              <w:left w:w="220" w:type="dxa"/>
+              <w:bottom w:w="100" w:type="dxa"/>
+              <w:right w:w="220" w:type="dxa"/>
+            </w:tcMar>
+          </w:tcPr>
           <w:p>
             <w:pPr>
               <w:spacing w:after="60"/>
-              <w:jc w:val="center"/>
-            </w:pPr>
-            <w:r>
-              <w:rPr>
-                <w:i/>
-                <w:iCs/>
-                <w:color w:val="63706C"/>
-                <w:sz w:val="18"/>
-                <w:szCs w:val="18"/>
-              </w:rPr>
-              <w:t>Figure 1. The sign-in screen with demo accounts</w:t>
+            </w:pPr>
+            <w:r>
+              <w:rPr>
+                <w:b/>
+                <w:bCs/>
+                <w:color w:val="005B43"/>
+              </w:rPr>
+              <w:lastRenderedPageBreak/>
+              <w:t>Why the exact spot is hidden until you RSVP</w:t>
+            </w:r>
+          </w:p>
+          <w:p>
+            <w:pPr>
+              <w:spacing w:after="60" w:line="264" w:lineRule="auto"/>
+            </w:pPr>
+            <w:r>
+              <w:t>A meetup says where a neighbor will be at a specific time, often early or late and alone with a dog. Sharing the exact spot only with people who are actually coming keeps that information with the people who need it. The host always sees the exact point of their own meetup.</w:t>
             </w:r>
           </w:p>
         </w:tc>
@@ -3299,53 +4625,129 @@
     </w:tbl>
     <w:p>
       <w:pPr>
-        <w:spacing w:after="100"/>
+        <w:spacing w:after="80"/>
       </w:pPr>
     </w:p>
     <w:p>
       <w:pPr>
         <w:pStyle w:val="Heading2"/>
       </w:pPr>
-      <w:bookmarkStart w:id="7" w:name="_Toc244180506"/>
-      <w:r>
-        <w:t>Signing out</w:t>
-      </w:r>
-      <w:bookmarkEnd w:id="7"/>
+      <w:bookmarkStart w:id="14" w:name="_Toc244181480"/>
+      <w:r>
+        <w:t>Withdrawing an RSVP</w:t>
+      </w:r>
+      <w:bookmarkEnd w:id="14"/>
     </w:p>
     <w:p>
       <w:pPr>
-        <w:spacing w:after="120" w:line="276" w:lineRule="auto"/>
+        <w:pStyle w:val="ListParagraph"/>
+        <w:numPr>
+          <w:ilvl w:val="0"/>
+          <w:numId w:val="5"/>
+        </w:numPr>
+        <w:spacing w:after="80" w:line="276" w:lineRule="auto"/>
       </w:pPr>
       <w:r>
-        <w:t xml:space="preserve">Tap the </w:t>
+        <w:t>Open a meetup you are going to.</w:t>
+      </w:r>
+    </w:p>
+    <w:p>
+      <w:pPr>
+        <w:pStyle w:val="ListParagraph"/>
+        <w:numPr>
+          <w:ilvl w:val="0"/>
+          <w:numId w:val="5"/>
+        </w:numPr>
+        <w:spacing w:after="80" w:line="276" w:lineRule="auto"/>
+      </w:pPr>
+      <w:r>
+        <w:t xml:space="preserve">Tap </w:t>
       </w:r>
       <w:r>
         <w:rPr>
           <w:b/>
           <w:bCs/>
         </w:rPr>
-        <w:t>sign-out icon</w:t>
-      </w:r>
-      <w:r>
-        <w:t xml:space="preserve"> at the top right of the meetups screen. Your session ends on this device and cached meetup data is cleared, so the next person who signs in cannot see it.</w:t>
+        <w:t>Withdraw RSVP</w:t>
+      </w:r>
+      <w:r>
+        <w:t>.</w:t>
       </w:r>
     </w:p>
     <w:p>
       <w:pPr>
-        <w:spacing w:after="120" w:line="276" w:lineRule="auto"/>
+        <w:pStyle w:val="ListParagraph"/>
+        <w:numPr>
+          <w:ilvl w:val="0"/>
+          <w:numId w:val="5"/>
+        </w:numPr>
+        <w:spacing w:after="80" w:line="276" w:lineRule="auto"/>
       </w:pPr>
       <w:r>
-        <w:t xml:space="preserve">If you see </w:t>
-      </w:r>
+        <w:t>You see “Your RSVP was withdrawn.” You leave the attendee list and the map returns to the approximate area.</w:t>
+      </w:r>
+    </w:p>
+    <w:p>
+      <w:pPr>
+        <w:pStyle w:val="Heading2"/>
+      </w:pPr>
+      <w:bookmarkStart w:id="15" w:name="_Toc244181481"/>
+      <w:r>
+        <w:t>When you cannot RSVP</w:t>
+      </w:r>
+      <w:bookmarkEnd w:id="15"/>
+    </w:p>
+    <w:p>
+      <w:pPr>
+        <w:pStyle w:val="ListParagraph"/>
+        <w:numPr>
+          <w:ilvl w:val="0"/>
+          <w:numId w:val="2"/>
+        </w:numPr>
+        <w:spacing w:after="60" w:line="276" w:lineRule="auto"/>
+      </w:pPr>
       <w:r>
         <w:rPr>
           <w:b/>
           <w:bCs/>
         </w:rPr>
-        <w:t>"That email and password don’t match an account."</w:t>
-      </w:r>
-      <w:r>
-        <w:t>, check both fields and try again.</w:t>
+        <w:t>Cancelled meetups</w:t>
+      </w:r>
+      <w:r>
+        <w:t xml:space="preserve"> accept no new RSVPs. If you were already going, you can still withdraw.</w:t>
+      </w:r>
+    </w:p>
+    <w:p>
+      <w:pPr>
+        <w:pStyle w:val="ListParagraph"/>
+        <w:numPr>
+          <w:ilvl w:val="0"/>
+          <w:numId w:val="2"/>
+        </w:numPr>
+        <w:spacing w:after="60" w:line="276" w:lineRule="auto"/>
+      </w:pPr>
+      <w:r>
+        <w:rPr>
+          <w:b/>
+          <w:bCs/>
+        </w:rPr>
+        <w:t>Meetups that have started</w:t>
+      </w:r>
+      <w:r>
+        <w:t xml:space="preserve"> accept no new RSVPs.</w:t>
+      </w:r>
+    </w:p>
+    <w:p>
+      <w:pPr>
+        <w:pStyle w:val="ListParagraph"/>
+        <w:numPr>
+          <w:ilvl w:val="0"/>
+          <w:numId w:val="2"/>
+        </w:numPr>
+        <w:spacing w:after="60" w:line="276" w:lineRule="auto"/>
+      </w:pPr>
+      <w:r>
+        <w:t>RSVPing twice is harmless; you are only listed once.</w:t>
       </w:r>
     </w:p>
     <w:p>
@@ -3353,112 +4755,11 @@
         <w:pStyle w:val="Heading1"/>
         <w:spacing w:before="480"/>
       </w:pPr>
-      <w:bookmarkStart w:id="8" w:name="_Toc244180507"/>
-      <w:r>
-        <w:lastRenderedPageBreak/>
-        <w:t>4. Your groups and meetups</w:t>
-      </w:r>
-      <w:bookmarkEnd w:id="8"/>
-    </w:p>
-    <w:p>
-      <w:pPr>
-        <w:spacing w:after="120" w:line="276" w:lineRule="auto"/>
-      </w:pPr>
-      <w:r>
-        <w:t xml:space="preserve">After signing in you see </w:t>
-      </w:r>
-      <w:r>
-        <w:rPr>
-          <w:b/>
-          <w:bCs/>
-        </w:rPr>
-        <w:t>Your groups</w:t>
-      </w:r>
-      <w:r>
-        <w:t xml:space="preserve"> and the </w:t>
-      </w:r>
-      <w:r>
-        <w:rPr>
-          <w:b/>
-          <w:bCs/>
-        </w:rPr>
-        <w:t>Upcoming meetups</w:t>
-      </w:r>
-      <w:r>
-        <w:t xml:space="preserve"> of the selected group.</w:t>
-      </w:r>
-    </w:p>
-    <w:p>
-      <w:pPr>
-        <w:pStyle w:val="ListParagraph"/>
-        <w:numPr>
-          <w:ilvl w:val="0"/>
-          <w:numId w:val="4"/>
-        </w:numPr>
-        <w:spacing w:after="80" w:line="276" w:lineRule="auto"/>
-      </w:pPr>
-      <w:r>
-        <w:t>Tap a group card to select it. A check mark shows which group is selected.</w:t>
-      </w:r>
-    </w:p>
-    <w:p>
-      <w:pPr>
-        <w:pStyle w:val="ListParagraph"/>
-        <w:numPr>
-          <w:ilvl w:val="0"/>
-          <w:numId w:val="4"/>
-        </w:numPr>
-        <w:spacing w:after="80" w:line="276" w:lineRule="auto"/>
-      </w:pPr>
-      <w:r>
-        <w:t xml:space="preserve">Scroll </w:t>
-      </w:r>
-      <w:r>
-        <w:rPr>
-          <w:b/>
-          <w:bCs/>
-        </w:rPr>
-        <w:t>Upcoming meetups</w:t>
-      </w:r>
-      <w:r>
-        <w:t xml:space="preserve">. They are listed </w:t>
-      </w:r>
-      <w:r>
-        <w:rPr>
-          <w:b/>
-          <w:bCs/>
-        </w:rPr>
-        <w:t>soonest first</w:t>
-      </w:r>
-      <w:r>
-        <w:t>, and cancelled meetups stay in the list, clearly marked.</w:t>
-      </w:r>
-    </w:p>
-    <w:p>
-      <w:pPr>
-        <w:pStyle w:val="ListParagraph"/>
-        <w:numPr>
-          <w:ilvl w:val="0"/>
-          <w:numId w:val="4"/>
-        </w:numPr>
-        <w:spacing w:after="80" w:line="276" w:lineRule="auto"/>
-      </w:pPr>
-      <w:r>
-        <w:t>Pull down on the list to refresh it.</w:t>
-      </w:r>
-    </w:p>
-    <w:p>
-      <w:pPr>
-        <w:pStyle w:val="ListParagraph"/>
-        <w:numPr>
-          <w:ilvl w:val="0"/>
-          <w:numId w:val="4"/>
-        </w:numPr>
-        <w:spacing w:after="80" w:line="276" w:lineRule="auto"/>
-      </w:pPr>
-      <w:r>
-        <w:t>Tap a meetup to open its details.</w:t>
-      </w:r>
+      <w:bookmarkStart w:id="16" w:name="_Toc244181482"/>
+      <w:r>
+        <w:t>7. Creating a meetup</w:t>
+      </w:r>
+      <w:bookmarkEnd w:id="16"/>
     </w:p>
     <w:tbl>
       <w:tblPr>
@@ -3475,104 +4776,222 @@
         <w:tblLook w:val="04A0" w:firstRow="1" w:lastRow="0" w:firstColumn="1" w:lastColumn="0" w:noHBand="0" w:noVBand="1"/>
       </w:tblPr>
       <w:tblGrid>
-        <w:gridCol w:w="4653"/>
-        <w:gridCol w:w="4653"/>
+        <w:gridCol w:w="7006"/>
+        <w:gridCol w:w="2300"/>
       </w:tblGrid>
       <w:tr>
-        <w:trPr>
-          <w:cantSplit/>
-        </w:trPr>
-        <w:tc>
-          <w:tcPr>
-            <w:tcW w:w="4653" w:type="dxa"/>
+        <w:tc>
+          <w:tcPr>
+            <w:tcW w:w="7006" w:type="dxa"/>
             <w:tcBorders>
               <w:top w:val="none" w:sz="0" w:space="0" w:color="FFFFFF"/>
               <w:left w:val="none" w:sz="0" w:space="0" w:color="FFFFFF"/>
               <w:bottom w:val="none" w:sz="0" w:space="0" w:color="FFFFFF"/>
               <w:right w:val="none" w:sz="0" w:space="0" w:color="FFFFFF"/>
             </w:tcBorders>
-          </w:tcPr>
-          <w:p>
-            <w:pPr>
-              <w:keepNext/>
-              <w:spacing w:before="60" w:after="60"/>
-              <w:jc w:val="center"/>
-            </w:pPr>
-            <w:r>
-              <w:rPr>
-                <w:noProof/>
-              </w:rPr>
-              <w:drawing>
-                <wp:inline distT="0" distB="0" distL="0" distR="0" wp14:anchorId="113CF9E2" wp14:editId="6B4B18B5">
-                  <wp:extent cx="1952625" cy="4324350"/>
-                  <wp:effectExtent l="0" t="0" r="0" b="0"/>
-                  <wp:docPr id="4" name="home" descr="Groups and upcoming meetups" title="Groups and upcoming meetups"/>
-                  <wp:cNvGraphicFramePr>
-                    <a:graphicFrameLocks xmlns:a="http://schemas.openxmlformats.org/drawingml/2006/main" noChangeAspect="1"/>
-                  </wp:cNvGraphicFramePr>
-                  <a:graphic xmlns:a="http://schemas.openxmlformats.org/drawingml/2006/main">
-                    <a:graphicData uri="http://schemas.openxmlformats.org/drawingml/2006/picture">
-                      <pic:pic xmlns:pic="http://schemas.openxmlformats.org/drawingml/2006/picture">
-                        <pic:nvPicPr>
-                          <pic:cNvPr id="0" name=""/>
-                          <pic:cNvPicPr>
-                            <a:picLocks noChangeAspect="1" noChangeArrowheads="1"/>
-                          </pic:cNvPicPr>
-                        </pic:nvPicPr>
-                        <pic:blipFill>
-                          <a:blip r:embed="rId10"/>
-                          <a:srcRect/>
-                          <a:stretch>
-                            <a:fillRect/>
-                          </a:stretch>
-                        </pic:blipFill>
-                        <pic:spPr bwMode="auto">
-                          <a:xfrm>
-                            <a:off x="0" y="0"/>
-                            <a:ext cx="1952625" cy="4324350"/>
-                          </a:xfrm>
-                          <a:prstGeom prst="rect">
-                            <a:avLst/>
-                          </a:prstGeom>
-                        </pic:spPr>
-                      </pic:pic>
-                    </a:graphicData>
-                  </a:graphic>
-                </wp:inline>
-              </w:drawing>
-            </w:r>
-          </w:p>
-          <w:p>
-            <w:pPr>
-              <w:spacing w:after="60"/>
-              <w:jc w:val="center"/>
-            </w:pPr>
-            <w:r>
-              <w:rPr>
-                <w:i/>
-                <w:iCs/>
-                <w:color w:val="63706C"/>
-                <w:sz w:val="18"/>
-                <w:szCs w:val="18"/>
-              </w:rPr>
-              <w:t>Figure 2. Groups and upcoming meetups</w:t>
-            </w:r>
-          </w:p>
-        </w:tc>
-        <w:tc>
-          <w:tcPr>
-            <w:tcW w:w="4653" w:type="dxa"/>
+            <w:tcMar>
+              <w:top w:w="0" w:type="dxa"/>
+              <w:left w:w="0" w:type="dxa"/>
+              <w:bottom w:w="0" w:type="dxa"/>
+              <w:right w:w="200" w:type="dxa"/>
+            </w:tcMar>
+          </w:tcPr>
+          <w:p>
+            <w:pPr>
+              <w:pStyle w:val="ListParagraph"/>
+              <w:numPr>
+                <w:ilvl w:val="0"/>
+                <w:numId w:val="6"/>
+              </w:numPr>
+              <w:spacing w:after="80" w:line="276" w:lineRule="auto"/>
+            </w:pPr>
+            <w:r>
+              <w:t xml:space="preserve">On the meetups screen, select the group and tap </w:t>
+            </w:r>
+            <w:r>
+              <w:rPr>
+                <w:b/>
+                <w:bCs/>
+              </w:rPr>
+              <w:t>Create new meetup</w:t>
+            </w:r>
+            <w:r>
+              <w:t>.</w:t>
+            </w:r>
+          </w:p>
+          <w:p>
+            <w:pPr>
+              <w:pStyle w:val="ListParagraph"/>
+              <w:numPr>
+                <w:ilvl w:val="0"/>
+                <w:numId w:val="6"/>
+              </w:numPr>
+              <w:spacing w:after="80" w:line="276" w:lineRule="auto"/>
+            </w:pPr>
+            <w:r>
+              <w:t xml:space="preserve">If you belong to more than one group, choose the </w:t>
+            </w:r>
+            <w:r>
+              <w:rPr>
+                <w:b/>
+                <w:bCs/>
+              </w:rPr>
+              <w:t>Group</w:t>
+            </w:r>
+            <w:r>
+              <w:t xml:space="preserve"> at the top of the form.</w:t>
+            </w:r>
+          </w:p>
+          <w:p>
+            <w:pPr>
+              <w:pStyle w:val="ListParagraph"/>
+              <w:numPr>
+                <w:ilvl w:val="0"/>
+                <w:numId w:val="6"/>
+              </w:numPr>
+              <w:spacing w:after="80" w:line="276" w:lineRule="auto"/>
+            </w:pPr>
+            <w:r>
+              <w:t xml:space="preserve">Enter a </w:t>
+            </w:r>
+            <w:r>
+              <w:rPr>
+                <w:b/>
+                <w:bCs/>
+              </w:rPr>
+              <w:t>Title</w:t>
+            </w:r>
+            <w:r>
+              <w:t>, for example “Saturday morning loop”.</w:t>
+            </w:r>
+          </w:p>
+          <w:p>
+            <w:pPr>
+              <w:pStyle w:val="ListParagraph"/>
+              <w:numPr>
+                <w:ilvl w:val="0"/>
+                <w:numId w:val="6"/>
+              </w:numPr>
+              <w:spacing w:after="80" w:line="276" w:lineRule="auto"/>
+            </w:pPr>
+            <w:r>
+              <w:t xml:space="preserve">Set the </w:t>
+            </w:r>
+            <w:r>
+              <w:rPr>
+                <w:b/>
+                <w:bCs/>
+              </w:rPr>
+              <w:t>Date and start time</w:t>
+            </w:r>
+            <w:r>
+              <w:t>. It must be in the future.</w:t>
+            </w:r>
+          </w:p>
+          <w:p>
+            <w:pPr>
+              <w:pStyle w:val="ListParagraph"/>
+              <w:numPr>
+                <w:ilvl w:val="0"/>
+                <w:numId w:val="6"/>
+              </w:numPr>
+              <w:spacing w:after="80" w:line="276" w:lineRule="auto"/>
+            </w:pPr>
+            <w:r>
+              <w:t xml:space="preserve">Under </w:t>
+            </w:r>
+            <w:r>
+              <w:rPr>
+                <w:b/>
+                <w:bCs/>
+              </w:rPr>
+              <w:t>Meeting point</w:t>
+            </w:r>
+            <w:r>
+              <w:t xml:space="preserve">, enter the </w:t>
+            </w:r>
+            <w:r>
+              <w:rPr>
+                <w:b/>
+                <w:bCs/>
+              </w:rPr>
+              <w:t>Place name</w:t>
+            </w:r>
+            <w:r>
+              <w:t xml:space="preserve"> of a public place, then tap the map to drop a pin (drag it to adjust) or type the </w:t>
+            </w:r>
+            <w:r>
+              <w:rPr>
+                <w:b/>
+                <w:bCs/>
+              </w:rPr>
+              <w:t>Latitude</w:t>
+            </w:r>
+            <w:r>
+              <w:t xml:space="preserve"> and </w:t>
+            </w:r>
+            <w:r>
+              <w:rPr>
+                <w:b/>
+                <w:bCs/>
+              </w:rPr>
+              <w:t>Longitude</w:t>
+            </w:r>
+            <w:r>
+              <w:t>.</w:t>
+            </w:r>
+          </w:p>
+          <w:p>
+            <w:pPr>
+              <w:pStyle w:val="ListParagraph"/>
+              <w:numPr>
+                <w:ilvl w:val="0"/>
+                <w:numId w:val="6"/>
+              </w:numPr>
+              <w:spacing w:after="80" w:line="276" w:lineRule="auto"/>
+            </w:pPr>
+            <w:r>
+              <w:t xml:space="preserve">Tap </w:t>
+            </w:r>
+            <w:r>
+              <w:rPr>
+                <w:b/>
+                <w:bCs/>
+              </w:rPr>
+              <w:t>Create meetup</w:t>
+            </w:r>
+            <w:r>
+              <w:t>. The new meetup opens with a confirmation, and your group can see it straight away.</w:t>
+            </w:r>
+          </w:p>
+          <w:p>
+            <w:pPr>
+              <w:spacing w:after="120" w:line="276" w:lineRule="auto"/>
+            </w:pPr>
+            <w:r>
+              <w:t>If something is wrong, the message appears next to the field. The server checks the same rules again, so a meetup can never be saved with invalid details.</w:t>
+            </w:r>
+          </w:p>
+        </w:tc>
+        <w:tc>
+          <w:tcPr>
+            <w:tcW w:w="2300" w:type="dxa"/>
             <w:tcBorders>
               <w:top w:val="none" w:sz="0" w:space="0" w:color="FFFFFF"/>
               <w:left w:val="none" w:sz="0" w:space="0" w:color="FFFFFF"/>
               <w:bottom w:val="none" w:sz="0" w:space="0" w:color="FFFFFF"/>
               <w:right w:val="none" w:sz="0" w:space="0" w:color="FFFFFF"/>
             </w:tcBorders>
-          </w:tcPr>
-          <w:p>
-            <w:pPr>
-              <w:keepNext/>
-              <w:spacing w:before="60" w:after="60"/>
+            <w:tcMar>
+              <w:top w:w="0" w:type="dxa"/>
+              <w:left w:w="60" w:type="dxa"/>
+              <w:bottom w:w="0" w:type="dxa"/>
+              <w:right w:w="60" w:type="dxa"/>
+            </w:tcMar>
+          </w:tcPr>
+          <w:p>
+            <w:pPr>
+              <w:spacing w:before="40" w:after="40"/>
               <w:jc w:val="center"/>
             </w:pPr>
             <w:r>
@@ -3580,857 +4999,10 @@
                 <w:noProof/>
               </w:rPr>
               <w:drawing>
-                <wp:inline distT="0" distB="0" distL="0" distR="0" wp14:anchorId="3AFFCE24" wp14:editId="0294149F">
-                  <wp:extent cx="1952625" cy="4324350"/>
+                <wp:inline distT="0" distB="0" distL="0" distR="0" wp14:anchorId="26225C1C" wp14:editId="0F345459">
+                  <wp:extent cx="1333500" cy="2952750"/>
                   <wp:effectExtent l="0" t="0" r="0" b="0"/>
-                  <wp:docPr id="5" name="no-groups" descr="A member who is not in any group yet" title="A member who is not in any group yet"/>
-                  <wp:cNvGraphicFramePr>
-                    <a:graphicFrameLocks xmlns:a="http://schemas.openxmlformats.org/drawingml/2006/main" noChangeAspect="1"/>
-                  </wp:cNvGraphicFramePr>
-                  <a:graphic xmlns:a="http://schemas.openxmlformats.org/drawingml/2006/main">
-                    <a:graphicData uri="http://schemas.openxmlformats.org/drawingml/2006/picture">
-                      <pic:pic xmlns:pic="http://schemas.openxmlformats.org/drawingml/2006/picture">
-                        <pic:nvPicPr>
-                          <pic:cNvPr id="0" name=""/>
-                          <pic:cNvPicPr>
-                            <a:picLocks noChangeAspect="1" noChangeArrowheads="1"/>
-                          </pic:cNvPicPr>
-                        </pic:nvPicPr>
-                        <pic:blipFill>
-                          <a:blip r:embed="rId11"/>
-                          <a:srcRect/>
-                          <a:stretch>
-                            <a:fillRect/>
-                          </a:stretch>
-                        </pic:blipFill>
-                        <pic:spPr bwMode="auto">
-                          <a:xfrm>
-                            <a:off x="0" y="0"/>
-                            <a:ext cx="1952625" cy="4324350"/>
-                          </a:xfrm>
-                          <a:prstGeom prst="rect">
-                            <a:avLst/>
-                          </a:prstGeom>
-                        </pic:spPr>
-                      </pic:pic>
-                    </a:graphicData>
-                  </a:graphic>
-                </wp:inline>
-              </w:drawing>
-            </w:r>
-          </w:p>
-          <w:p>
-            <w:pPr>
-              <w:spacing w:after="60"/>
-              <w:jc w:val="center"/>
-            </w:pPr>
-            <w:r>
-              <w:rPr>
-                <w:i/>
-                <w:iCs/>
-                <w:color w:val="63706C"/>
-                <w:sz w:val="18"/>
-                <w:szCs w:val="18"/>
-              </w:rPr>
-              <w:t>Figure 3. A member who is not in any group yet</w:t>
-            </w:r>
-          </w:p>
-        </w:tc>
-      </w:tr>
-    </w:tbl>
-    <w:p>
-      <w:pPr>
-        <w:spacing w:after="100"/>
-      </w:pPr>
-    </w:p>
-    <w:p>
-      <w:pPr>
-        <w:pStyle w:val="Heading2"/>
-      </w:pPr>
-      <w:bookmarkStart w:id="9" w:name="_Toc244180508"/>
-      <w:r>
-        <w:t>Reading a meetup card</w:t>
-      </w:r>
-      <w:bookmarkEnd w:id="9"/>
-    </w:p>
-    <w:tbl>
-      <w:tblPr>
-        <w:tblW w:w="9306" w:type="dxa"/>
-        <w:tblBorders>
-          <w:top w:val="single" w:sz="4" w:space="0" w:color="auto"/>
-          <w:left w:val="single" w:sz="4" w:space="0" w:color="auto"/>
-          <w:bottom w:val="single" w:sz="4" w:space="0" w:color="auto"/>
-          <w:right w:val="single" w:sz="4" w:space="0" w:color="auto"/>
-          <w:insideH w:val="single" w:sz="4" w:space="0" w:color="auto"/>
-          <w:insideV w:val="single" w:sz="4" w:space="0" w:color="auto"/>
-        </w:tblBorders>
-        <w:tblLayout w:type="fixed"/>
-        <w:tblLook w:val="04A0" w:firstRow="1" w:lastRow="0" w:firstColumn="1" w:lastColumn="0" w:noHBand="0" w:noVBand="1"/>
-      </w:tblPr>
-      <w:tblGrid>
-        <w:gridCol w:w="2800"/>
-        <w:gridCol w:w="6506"/>
-      </w:tblGrid>
-      <w:tr>
-        <w:trPr>
-          <w:tblHeader/>
-        </w:trPr>
-        <w:tc>
-          <w:tcPr>
-            <w:tcW w:w="2800" w:type="dxa"/>
-            <w:tcBorders>
-              <w:top w:val="single" w:sz="4" w:space="0" w:color="D6DDD8"/>
-              <w:left w:val="single" w:sz="4" w:space="0" w:color="D6DDD8"/>
-              <w:bottom w:val="single" w:sz="4" w:space="0" w:color="D6DDD8"/>
-              <w:right w:val="single" w:sz="4" w:space="0" w:color="D6DDD8"/>
-            </w:tcBorders>
-            <w:shd w:val="clear" w:color="auto" w:fill="005B43"/>
-            <w:tcMar>
-              <w:top w:w="70" w:type="dxa"/>
-              <w:left w:w="110" w:type="dxa"/>
-              <w:bottom w:w="70" w:type="dxa"/>
-              <w:right w:w="110" w:type="dxa"/>
-            </w:tcMar>
-            <w:vAlign w:val="center"/>
-          </w:tcPr>
-          <w:p>
-            <w:pPr>
-              <w:spacing w:line="252" w:lineRule="auto"/>
-            </w:pPr>
-            <w:r>
-              <w:rPr>
-                <w:b/>
-                <w:bCs/>
-                <w:color w:val="FFFFFF"/>
-                <w:sz w:val="20"/>
-                <w:szCs w:val="20"/>
-              </w:rPr>
-              <w:t>Part of the card</w:t>
-            </w:r>
-          </w:p>
-        </w:tc>
-        <w:tc>
-          <w:tcPr>
-            <w:tcW w:w="6506" w:type="dxa"/>
-            <w:tcBorders>
-              <w:top w:val="single" w:sz="4" w:space="0" w:color="D6DDD8"/>
-              <w:left w:val="single" w:sz="4" w:space="0" w:color="D6DDD8"/>
-              <w:bottom w:val="single" w:sz="4" w:space="0" w:color="D6DDD8"/>
-              <w:right w:val="single" w:sz="4" w:space="0" w:color="D6DDD8"/>
-            </w:tcBorders>
-            <w:shd w:val="clear" w:color="auto" w:fill="005B43"/>
-            <w:tcMar>
-              <w:top w:w="70" w:type="dxa"/>
-              <w:left w:w="110" w:type="dxa"/>
-              <w:bottom w:w="70" w:type="dxa"/>
-              <w:right w:w="110" w:type="dxa"/>
-            </w:tcMar>
-            <w:vAlign w:val="center"/>
-          </w:tcPr>
-          <w:p>
-            <w:pPr>
-              <w:spacing w:line="252" w:lineRule="auto"/>
-            </w:pPr>
-            <w:r>
-              <w:rPr>
-                <w:b/>
-                <w:bCs/>
-                <w:color w:val="FFFFFF"/>
-                <w:sz w:val="20"/>
-                <w:szCs w:val="20"/>
-              </w:rPr>
-              <w:t>What it tells you</w:t>
-            </w:r>
-          </w:p>
-        </w:tc>
-      </w:tr>
-      <w:tr>
-        <w:trPr>
-          <w:cantSplit/>
-        </w:trPr>
-        <w:tc>
-          <w:tcPr>
-            <w:tcW w:w="2800" w:type="dxa"/>
-            <w:tcBorders>
-              <w:top w:val="single" w:sz="4" w:space="0" w:color="D6DDD8"/>
-              <w:left w:val="single" w:sz="4" w:space="0" w:color="D6DDD8"/>
-              <w:bottom w:val="single" w:sz="4" w:space="0" w:color="D6DDD8"/>
-              <w:right w:val="single" w:sz="4" w:space="0" w:color="D6DDD8"/>
-            </w:tcBorders>
-            <w:tcMar>
-              <w:top w:w="70" w:type="dxa"/>
-              <w:left w:w="110" w:type="dxa"/>
-              <w:bottom w:w="70" w:type="dxa"/>
-              <w:right w:w="110" w:type="dxa"/>
-            </w:tcMar>
-            <w:vAlign w:val="center"/>
-          </w:tcPr>
-          <w:p>
-            <w:pPr>
-              <w:spacing w:line="252" w:lineRule="auto"/>
-            </w:pPr>
-            <w:r>
-              <w:rPr>
-                <w:sz w:val="20"/>
-                <w:szCs w:val="20"/>
-              </w:rPr>
-              <w:t>Date tile and time</w:t>
-            </w:r>
-          </w:p>
-        </w:tc>
-        <w:tc>
-          <w:tcPr>
-            <w:tcW w:w="6506" w:type="dxa"/>
-            <w:tcBorders>
-              <w:top w:val="single" w:sz="4" w:space="0" w:color="D6DDD8"/>
-              <w:left w:val="single" w:sz="4" w:space="0" w:color="D6DDD8"/>
-              <w:bottom w:val="single" w:sz="4" w:space="0" w:color="D6DDD8"/>
-              <w:right w:val="single" w:sz="4" w:space="0" w:color="D6DDD8"/>
-            </w:tcBorders>
-            <w:tcMar>
-              <w:top w:w="70" w:type="dxa"/>
-              <w:left w:w="110" w:type="dxa"/>
-              <w:bottom w:w="70" w:type="dxa"/>
-              <w:right w:w="110" w:type="dxa"/>
-            </w:tcMar>
-            <w:vAlign w:val="center"/>
-          </w:tcPr>
-          <w:p>
-            <w:pPr>
-              <w:spacing w:line="252" w:lineRule="auto"/>
-            </w:pPr>
-            <w:r>
-              <w:rPr>
-                <w:sz w:val="20"/>
-                <w:szCs w:val="20"/>
-              </w:rPr>
-              <w:t>When the walk starts, in your device’s time zone.</w:t>
-            </w:r>
-          </w:p>
-        </w:tc>
-      </w:tr>
-      <w:tr>
-        <w:trPr>
-          <w:cantSplit/>
-        </w:trPr>
-        <w:tc>
-          <w:tcPr>
-            <w:tcW w:w="2800" w:type="dxa"/>
-            <w:tcBorders>
-              <w:top w:val="single" w:sz="4" w:space="0" w:color="D6DDD8"/>
-              <w:left w:val="single" w:sz="4" w:space="0" w:color="D6DDD8"/>
-              <w:bottom w:val="single" w:sz="4" w:space="0" w:color="D6DDD8"/>
-              <w:right w:val="single" w:sz="4" w:space="0" w:color="D6DDD8"/>
-            </w:tcBorders>
-            <w:shd w:val="clear" w:color="auto" w:fill="F4F8F5"/>
-            <w:tcMar>
-              <w:top w:w="70" w:type="dxa"/>
-              <w:left w:w="110" w:type="dxa"/>
-              <w:bottom w:w="70" w:type="dxa"/>
-              <w:right w:w="110" w:type="dxa"/>
-            </w:tcMar>
-            <w:vAlign w:val="center"/>
-          </w:tcPr>
-          <w:p>
-            <w:pPr>
-              <w:spacing w:line="252" w:lineRule="auto"/>
-            </w:pPr>
-            <w:r>
-              <w:rPr>
-                <w:sz w:val="20"/>
-                <w:szCs w:val="20"/>
-              </w:rPr>
-              <w:t>Location line</w:t>
-            </w:r>
-          </w:p>
-        </w:tc>
-        <w:tc>
-          <w:tcPr>
-            <w:tcW w:w="6506" w:type="dxa"/>
-            <w:tcBorders>
-              <w:top w:val="single" w:sz="4" w:space="0" w:color="D6DDD8"/>
-              <w:left w:val="single" w:sz="4" w:space="0" w:color="D6DDD8"/>
-              <w:bottom w:val="single" w:sz="4" w:space="0" w:color="D6DDD8"/>
-              <w:right w:val="single" w:sz="4" w:space="0" w:color="D6DDD8"/>
-            </w:tcBorders>
-            <w:shd w:val="clear" w:color="auto" w:fill="F4F8F5"/>
-            <w:tcMar>
-              <w:top w:w="70" w:type="dxa"/>
-              <w:left w:w="110" w:type="dxa"/>
-              <w:bottom w:w="70" w:type="dxa"/>
-              <w:right w:w="110" w:type="dxa"/>
-            </w:tcMar>
-            <w:vAlign w:val="center"/>
-          </w:tcPr>
-          <w:p>
-            <w:pPr>
-              <w:spacing w:line="252" w:lineRule="auto"/>
-            </w:pPr>
-            <w:r>
-              <w:rPr>
-                <w:sz w:val="20"/>
-                <w:szCs w:val="20"/>
-              </w:rPr>
-              <w:t>The exact place name if you are going or hosting; otherwise “Approximate area · RSVP to see the spot”.</w:t>
-            </w:r>
-          </w:p>
-        </w:tc>
-      </w:tr>
-      <w:tr>
-        <w:trPr>
-          <w:cantSplit/>
-        </w:trPr>
-        <w:tc>
-          <w:tcPr>
-            <w:tcW w:w="2800" w:type="dxa"/>
-            <w:tcBorders>
-              <w:top w:val="single" w:sz="4" w:space="0" w:color="D6DDD8"/>
-              <w:left w:val="single" w:sz="4" w:space="0" w:color="D6DDD8"/>
-              <w:bottom w:val="single" w:sz="4" w:space="0" w:color="D6DDD8"/>
-              <w:right w:val="single" w:sz="4" w:space="0" w:color="D6DDD8"/>
-            </w:tcBorders>
-            <w:tcMar>
-              <w:top w:w="70" w:type="dxa"/>
-              <w:left w:w="110" w:type="dxa"/>
-              <w:bottom w:w="70" w:type="dxa"/>
-              <w:right w:w="110" w:type="dxa"/>
-            </w:tcMar>
-            <w:vAlign w:val="center"/>
-          </w:tcPr>
-          <w:p>
-            <w:pPr>
-              <w:spacing w:line="252" w:lineRule="auto"/>
-            </w:pPr>
-            <w:r>
-              <w:rPr>
-                <w:sz w:val="20"/>
-                <w:szCs w:val="20"/>
-              </w:rPr>
-              <w:t>Status badge</w:t>
-            </w:r>
-          </w:p>
-        </w:tc>
-        <w:tc>
-          <w:tcPr>
-            <w:tcW w:w="6506" w:type="dxa"/>
-            <w:tcBorders>
-              <w:top w:val="single" w:sz="4" w:space="0" w:color="D6DDD8"/>
-              <w:left w:val="single" w:sz="4" w:space="0" w:color="D6DDD8"/>
-              <w:bottom w:val="single" w:sz="4" w:space="0" w:color="D6DDD8"/>
-              <w:right w:val="single" w:sz="4" w:space="0" w:color="D6DDD8"/>
-            </w:tcBorders>
-            <w:tcMar>
-              <w:top w:w="70" w:type="dxa"/>
-              <w:left w:w="110" w:type="dxa"/>
-              <w:bottom w:w="70" w:type="dxa"/>
-              <w:right w:w="110" w:type="dxa"/>
-            </w:tcMar>
-            <w:vAlign w:val="center"/>
-          </w:tcPr>
-          <w:p>
-            <w:pPr>
-              <w:spacing w:line="252" w:lineRule="auto"/>
-            </w:pPr>
-            <w:r>
-              <w:rPr>
-                <w:b/>
-                <w:bCs/>
-                <w:sz w:val="20"/>
-                <w:szCs w:val="20"/>
-              </w:rPr>
-              <w:t>Scheduled</w:t>
-            </w:r>
-            <w:r>
-              <w:rPr>
-                <w:sz w:val="20"/>
-                <w:szCs w:val="20"/>
-              </w:rPr>
-              <w:t xml:space="preserve"> or </w:t>
-            </w:r>
-            <w:r>
-              <w:rPr>
-                <w:b/>
-                <w:bCs/>
-                <w:sz w:val="20"/>
-                <w:szCs w:val="20"/>
-              </w:rPr>
-              <w:t>Cancelled</w:t>
-            </w:r>
-            <w:r>
-              <w:rPr>
-                <w:sz w:val="20"/>
-                <w:szCs w:val="20"/>
-              </w:rPr>
-              <w:t>.</w:t>
-            </w:r>
-          </w:p>
-        </w:tc>
-      </w:tr>
-      <w:tr>
-        <w:trPr>
-          <w:cantSplit/>
-        </w:trPr>
-        <w:tc>
-          <w:tcPr>
-            <w:tcW w:w="2800" w:type="dxa"/>
-            <w:tcBorders>
-              <w:top w:val="single" w:sz="4" w:space="0" w:color="D6DDD8"/>
-              <w:left w:val="single" w:sz="4" w:space="0" w:color="D6DDD8"/>
-              <w:bottom w:val="single" w:sz="4" w:space="0" w:color="D6DDD8"/>
-              <w:right w:val="single" w:sz="4" w:space="0" w:color="D6DDD8"/>
-            </w:tcBorders>
-            <w:shd w:val="clear" w:color="auto" w:fill="F4F8F5"/>
-            <w:tcMar>
-              <w:top w:w="70" w:type="dxa"/>
-              <w:left w:w="110" w:type="dxa"/>
-              <w:bottom w:w="70" w:type="dxa"/>
-              <w:right w:w="110" w:type="dxa"/>
-            </w:tcMar>
-            <w:vAlign w:val="center"/>
-          </w:tcPr>
-          <w:p>
-            <w:pPr>
-              <w:spacing w:line="252" w:lineRule="auto"/>
-            </w:pPr>
-            <w:r>
-              <w:rPr>
-                <w:sz w:val="20"/>
-                <w:szCs w:val="20"/>
-              </w:rPr>
-              <w:t>Your meetup / You’re going</w:t>
-            </w:r>
-          </w:p>
-        </w:tc>
-        <w:tc>
-          <w:tcPr>
-            <w:tcW w:w="6506" w:type="dxa"/>
-            <w:tcBorders>
-              <w:top w:val="single" w:sz="4" w:space="0" w:color="D6DDD8"/>
-              <w:left w:val="single" w:sz="4" w:space="0" w:color="D6DDD8"/>
-              <w:bottom w:val="single" w:sz="4" w:space="0" w:color="D6DDD8"/>
-              <w:right w:val="single" w:sz="4" w:space="0" w:color="D6DDD8"/>
-            </w:tcBorders>
-            <w:shd w:val="clear" w:color="auto" w:fill="F4F8F5"/>
-            <w:tcMar>
-              <w:top w:w="70" w:type="dxa"/>
-              <w:left w:w="110" w:type="dxa"/>
-              <w:bottom w:w="70" w:type="dxa"/>
-              <w:right w:w="110" w:type="dxa"/>
-            </w:tcMar>
-            <w:vAlign w:val="center"/>
-          </w:tcPr>
-          <w:p>
-            <w:pPr>
-              <w:spacing w:line="252" w:lineRule="auto"/>
-            </w:pPr>
-            <w:r>
-              <w:rPr>
-                <w:sz w:val="20"/>
-                <w:szCs w:val="20"/>
-              </w:rPr>
-              <w:t>Shown when you host the meetup or have RSVP’d.</w:t>
-            </w:r>
-          </w:p>
-        </w:tc>
-      </w:tr>
-      <w:tr>
-        <w:trPr>
-          <w:cantSplit/>
-        </w:trPr>
-        <w:tc>
-          <w:tcPr>
-            <w:tcW w:w="2800" w:type="dxa"/>
-            <w:tcBorders>
-              <w:top w:val="single" w:sz="4" w:space="0" w:color="D6DDD8"/>
-              <w:left w:val="single" w:sz="4" w:space="0" w:color="D6DDD8"/>
-              <w:bottom w:val="single" w:sz="4" w:space="0" w:color="D6DDD8"/>
-              <w:right w:val="single" w:sz="4" w:space="0" w:color="D6DDD8"/>
-            </w:tcBorders>
-            <w:tcMar>
-              <w:top w:w="70" w:type="dxa"/>
-              <w:left w:w="110" w:type="dxa"/>
-              <w:bottom w:w="70" w:type="dxa"/>
-              <w:right w:w="110" w:type="dxa"/>
-            </w:tcMar>
-            <w:vAlign w:val="center"/>
-          </w:tcPr>
-          <w:p>
-            <w:pPr>
-              <w:spacing w:line="252" w:lineRule="auto"/>
-            </w:pPr>
-            <w:r>
-              <w:rPr>
-                <w:sz w:val="20"/>
-                <w:szCs w:val="20"/>
-              </w:rPr>
-              <w:t>Going count</w:t>
-            </w:r>
-          </w:p>
-        </w:tc>
-        <w:tc>
-          <w:tcPr>
-            <w:tcW w:w="6506" w:type="dxa"/>
-            <w:tcBorders>
-              <w:top w:val="single" w:sz="4" w:space="0" w:color="D6DDD8"/>
-              <w:left w:val="single" w:sz="4" w:space="0" w:color="D6DDD8"/>
-              <w:bottom w:val="single" w:sz="4" w:space="0" w:color="D6DDD8"/>
-              <w:right w:val="single" w:sz="4" w:space="0" w:color="D6DDD8"/>
-            </w:tcBorders>
-            <w:tcMar>
-              <w:top w:w="70" w:type="dxa"/>
-              <w:left w:w="110" w:type="dxa"/>
-              <w:bottom w:w="70" w:type="dxa"/>
-              <w:right w:w="110" w:type="dxa"/>
-            </w:tcMar>
-            <w:vAlign w:val="center"/>
-          </w:tcPr>
-          <w:p>
-            <w:pPr>
-              <w:spacing w:line="252" w:lineRule="auto"/>
-            </w:pPr>
-            <w:r>
-              <w:rPr>
-                <w:sz w:val="20"/>
-                <w:szCs w:val="20"/>
-              </w:rPr>
-              <w:t>How many members have RSVP’d.</w:t>
-            </w:r>
-          </w:p>
-        </w:tc>
-      </w:tr>
-    </w:tbl>
-    <w:p>
-      <w:pPr>
-        <w:spacing w:after="120"/>
-      </w:pPr>
-    </w:p>
-    <w:p>
-      <w:pPr>
-        <w:spacing w:after="120" w:line="276" w:lineRule="auto"/>
-      </w:pPr>
-      <w:r>
-        <w:lastRenderedPageBreak/>
-        <w:t xml:space="preserve">If a group has no meetups yet, you see </w:t>
-      </w:r>
-      <w:r>
-        <w:rPr>
-          <w:b/>
-          <w:bCs/>
-        </w:rPr>
-        <w:t>No meetups yet</w:t>
-      </w:r>
-      <w:r>
-        <w:t xml:space="preserve"> with a button to create one. If you do not belong to any group, the app tells you so; a group member has to add you first.</w:t>
-      </w:r>
-    </w:p>
-    <w:p>
-      <w:pPr>
-        <w:pStyle w:val="Heading1"/>
-        <w:spacing w:before="480"/>
-      </w:pPr>
-      <w:bookmarkStart w:id="10" w:name="_Toc244180509"/>
-      <w:r>
-        <w:t>5. Meetup details</w:t>
-      </w:r>
-      <w:bookmarkEnd w:id="10"/>
-    </w:p>
-    <w:p>
-      <w:pPr>
-        <w:spacing w:after="120" w:line="276" w:lineRule="auto"/>
-      </w:pPr>
-      <w:r>
-        <w:t>The details screen shows everything you are allowed to see about a meetup:</w:t>
-      </w:r>
-    </w:p>
-    <w:p>
-      <w:pPr>
-        <w:pStyle w:val="ListParagraph"/>
-        <w:numPr>
-          <w:ilvl w:val="0"/>
-          <w:numId w:val="2"/>
-        </w:numPr>
-        <w:spacing w:after="60" w:line="276" w:lineRule="auto"/>
-      </w:pPr>
-      <w:r>
-        <w:t>The title, date and start time, status, and who is hosting.</w:t>
-      </w:r>
-    </w:p>
-    <w:p>
-      <w:pPr>
-        <w:pStyle w:val="ListParagraph"/>
-        <w:numPr>
-          <w:ilvl w:val="0"/>
-          <w:numId w:val="2"/>
-        </w:numPr>
-        <w:spacing w:after="60" w:line="276" w:lineRule="auto"/>
-      </w:pPr>
-      <w:r>
-        <w:t xml:space="preserve">The </w:t>
-      </w:r>
-      <w:r>
-        <w:rPr>
-          <w:b/>
-          <w:bCs/>
-        </w:rPr>
-        <w:t>Meeting point</w:t>
-      </w:r>
-      <w:r>
-        <w:t xml:space="preserve"> map: an approximate area or the exact point (see Section 6).</w:t>
-      </w:r>
-    </w:p>
-    <w:p>
-      <w:pPr>
-        <w:pStyle w:val="ListParagraph"/>
-        <w:numPr>
-          <w:ilvl w:val="0"/>
-          <w:numId w:val="2"/>
-        </w:numPr>
-        <w:spacing w:after="60" w:line="276" w:lineRule="auto"/>
-      </w:pPr>
-      <w:r>
-        <w:rPr>
-          <w:b/>
-          <w:bCs/>
-        </w:rPr>
-        <w:t>Who’s going</w:t>
-      </w:r>
-      <w:r>
-        <w:t>: the names of members who have RSVP’d.</w:t>
-      </w:r>
-    </w:p>
-    <w:p>
-      <w:pPr>
-        <w:pStyle w:val="ListParagraph"/>
-        <w:numPr>
-          <w:ilvl w:val="0"/>
-          <w:numId w:val="2"/>
-        </w:numPr>
-        <w:spacing w:after="60" w:line="276" w:lineRule="auto"/>
-      </w:pPr>
-      <w:r>
-        <w:t>The actions available to you: RSVP, withdraw, and for the host, edit and cancel.</w:t>
-      </w:r>
-    </w:p>
-    <w:p>
-      <w:pPr>
-        <w:spacing w:after="120" w:line="276" w:lineRule="auto"/>
-      </w:pPr>
-      <w:r>
-        <w:t xml:space="preserve">Pull down to refresh. If the meetup cannot be loaded, you see a message with a </w:t>
-      </w:r>
-      <w:r>
-        <w:rPr>
-          <w:b/>
-          <w:bCs/>
-        </w:rPr>
-        <w:t>Try again</w:t>
-      </w:r>
-      <w:r>
-        <w:t xml:space="preserve"> button.</w:t>
-      </w:r>
-    </w:p>
-    <w:p>
-      <w:pPr>
-        <w:pStyle w:val="Heading1"/>
-        <w:spacing w:before="480"/>
-      </w:pPr>
-      <w:bookmarkStart w:id="11" w:name="_Toc244180510"/>
-      <w:r>
-        <w:t>6. RSVPs and the meeting point</w:t>
-      </w:r>
-      <w:bookmarkEnd w:id="11"/>
-    </w:p>
-    <w:p>
-      <w:pPr>
-        <w:pStyle w:val="Heading2"/>
-      </w:pPr>
-      <w:bookmarkStart w:id="12" w:name="_Toc244180511"/>
-      <w:r>
-        <w:t>Before you RSVP: an approximate area</w:t>
-      </w:r>
-      <w:bookmarkEnd w:id="12"/>
-    </w:p>
-    <w:p>
-      <w:pPr>
-        <w:spacing w:after="120" w:line="276" w:lineRule="auto"/>
-      </w:pPr>
-      <w:r>
-        <w:t xml:space="preserve">Until you RSVP, the map shows a shaded circle of about 400 m. The meeting point is somewhere inside it, but the circle is deliberately </w:t>
-      </w:r>
-      <w:r>
-        <w:rPr>
-          <w:b/>
-          <w:bCs/>
-        </w:rPr>
-        <w:t>not centered</w:t>
-      </w:r>
-      <w:r>
-        <w:t xml:space="preserve"> on it, and the place name is hidden. This is enough to decide whether a walk is near you.</w:t>
-      </w:r>
-    </w:p>
-    <w:p>
-      <w:pPr>
-        <w:pStyle w:val="Heading2"/>
-      </w:pPr>
-      <w:bookmarkStart w:id="13" w:name="_Toc244180512"/>
-      <w:r>
-        <w:t>After you RSVP: the exact meeting point</w:t>
-      </w:r>
-      <w:bookmarkEnd w:id="13"/>
-    </w:p>
-    <w:p>
-      <w:pPr>
-        <w:spacing w:after="120" w:line="276" w:lineRule="auto"/>
-      </w:pPr>
-      <w:r>
-        <w:t xml:space="preserve">Tap </w:t>
-      </w:r>
-      <w:r>
-        <w:rPr>
-          <w:b/>
-          <w:bCs/>
-        </w:rPr>
-        <w:t>RSVP — I’m going</w:t>
-      </w:r>
-      <w:r>
-        <w:t xml:space="preserve">. The map immediately switches to a pin on the exact meeting point, the place name and coordinates appear, and you are added to </w:t>
-      </w:r>
-      <w:r>
-        <w:rPr>
-          <w:b/>
-          <w:bCs/>
-        </w:rPr>
-        <w:t>Who’s going</w:t>
-      </w:r>
-      <w:r>
-        <w:t>. You do not need to sign out or restart the app.</w:t>
-      </w:r>
-    </w:p>
-    <w:tbl>
-      <w:tblPr>
-        <w:tblW w:w="9306" w:type="dxa"/>
-        <w:tblBorders>
-          <w:top w:val="none" w:sz="0" w:space="0" w:color="FFFFFF"/>
-          <w:left w:val="none" w:sz="0" w:space="0" w:color="FFFFFF"/>
-          <w:bottom w:val="none" w:sz="0" w:space="0" w:color="FFFFFF"/>
-          <w:right w:val="none" w:sz="0" w:space="0" w:color="FFFFFF"/>
-          <w:insideH w:val="none" w:sz="0" w:space="0" w:color="FFFFFF"/>
-          <w:insideV w:val="none" w:sz="0" w:space="0" w:color="FFFFFF"/>
-        </w:tblBorders>
-        <w:tblLayout w:type="fixed"/>
-        <w:tblLook w:val="04A0" w:firstRow="1" w:lastRow="0" w:firstColumn="1" w:lastColumn="0" w:noHBand="0" w:noVBand="1"/>
-      </w:tblPr>
-      <w:tblGrid>
-        <w:gridCol w:w="4653"/>
-        <w:gridCol w:w="4653"/>
-      </w:tblGrid>
-      <w:tr>
-        <w:trPr>
-          <w:cantSplit/>
-        </w:trPr>
-        <w:tc>
-          <w:tcPr>
-            <w:tcW w:w="4653" w:type="dxa"/>
-            <w:tcBorders>
-              <w:top w:val="none" w:sz="0" w:space="0" w:color="FFFFFF"/>
-              <w:left w:val="none" w:sz="0" w:space="0" w:color="FFFFFF"/>
-              <w:bottom w:val="none" w:sz="0" w:space="0" w:color="FFFFFF"/>
-              <w:right w:val="none" w:sz="0" w:space="0" w:color="FFFFFF"/>
-            </w:tcBorders>
-          </w:tcPr>
-          <w:p>
-            <w:pPr>
-              <w:keepNext/>
-              <w:spacing w:before="60" w:after="60"/>
-              <w:jc w:val="center"/>
-            </w:pPr>
-            <w:r>
-              <w:rPr>
-                <w:noProof/>
-              </w:rPr>
-              <w:lastRenderedPageBreak/>
-              <w:drawing>
-                <wp:inline distT="0" distB="0" distL="0" distR="0" wp14:anchorId="05E7CD90" wp14:editId="28C5D0D4">
-                  <wp:extent cx="1952625" cy="4324350"/>
-                  <wp:effectExtent l="0" t="0" r="0" b="0"/>
-                  <wp:docPr id="6" name="detail-approx" descr="Before RSVP: approximate area" title="Before RSVP: approximate area"/>
-                  <wp:cNvGraphicFramePr>
-                    <a:graphicFrameLocks xmlns:a="http://schemas.openxmlformats.org/drawingml/2006/main" noChangeAspect="1"/>
-                  </wp:cNvGraphicFramePr>
-                  <a:graphic xmlns:a="http://schemas.openxmlformats.org/drawingml/2006/main">
-                    <a:graphicData uri="http://schemas.openxmlformats.org/drawingml/2006/picture">
-                      <pic:pic xmlns:pic="http://schemas.openxmlformats.org/drawingml/2006/picture">
-                        <pic:nvPicPr>
-                          <pic:cNvPr id="0" name=""/>
-                          <pic:cNvPicPr>
-                            <a:picLocks noChangeAspect="1" noChangeArrowheads="1"/>
-                          </pic:cNvPicPr>
-                        </pic:nvPicPr>
-                        <pic:blipFill>
-                          <a:blip r:embed="rId12"/>
-                          <a:srcRect/>
-                          <a:stretch>
-                            <a:fillRect/>
-                          </a:stretch>
-                        </pic:blipFill>
-                        <pic:spPr bwMode="auto">
-                          <a:xfrm>
-                            <a:off x="0" y="0"/>
-                            <a:ext cx="1952625" cy="4324350"/>
-                          </a:xfrm>
-                          <a:prstGeom prst="rect">
-                            <a:avLst/>
-                          </a:prstGeom>
-                        </pic:spPr>
-                      </pic:pic>
-                    </a:graphicData>
-                  </a:graphic>
-                </wp:inline>
-              </w:drawing>
-            </w:r>
-          </w:p>
-          <w:p>
-            <w:pPr>
-              <w:spacing w:after="60"/>
-              <w:jc w:val="center"/>
-            </w:pPr>
-            <w:r>
-              <w:rPr>
-                <w:i/>
-                <w:iCs/>
-                <w:color w:val="63706C"/>
-                <w:sz w:val="18"/>
-                <w:szCs w:val="18"/>
-              </w:rPr>
-              <w:t>Figure 4. Before RSVP: approximate area</w:t>
-            </w:r>
-          </w:p>
-        </w:tc>
-        <w:tc>
-          <w:tcPr>
-            <w:tcW w:w="4653" w:type="dxa"/>
-            <w:tcBorders>
-              <w:top w:val="none" w:sz="0" w:space="0" w:color="FFFFFF"/>
-              <w:left w:val="none" w:sz="0" w:space="0" w:color="FFFFFF"/>
-              <w:bottom w:val="none" w:sz="0" w:space="0" w:color="FFFFFF"/>
-              <w:right w:val="none" w:sz="0" w:space="0" w:color="FFFFFF"/>
-            </w:tcBorders>
-          </w:tcPr>
-          <w:p>
-            <w:pPr>
-              <w:keepNext/>
-              <w:spacing w:before="60" w:after="60"/>
-              <w:jc w:val="center"/>
-            </w:pPr>
-            <w:r>
-              <w:rPr>
-                <w:noProof/>
-              </w:rPr>
-              <w:drawing>
-                <wp:inline distT="0" distB="0" distL="0" distR="0" wp14:anchorId="47E9125F" wp14:editId="5372AE66">
-                  <wp:extent cx="1952625" cy="4324350"/>
-                  <wp:effectExtent l="0" t="0" r="0" b="0"/>
-                  <wp:docPr id="7" name="detail-exact" descr="After RSVP: exact meeting point" title="After RSVP: exact meeting point"/>
+                  <wp:docPr id="7" name="create" descr="The New meetup form" title="The New meetup form"/>
                   <wp:cNvGraphicFramePr>
                     <a:graphicFrameLocks xmlns:a="http://schemas.openxmlformats.org/drawingml/2006/main" noChangeAspect="1"/>
                   </wp:cNvGraphicFramePr>
@@ -4453,7 +5025,7 @@
                         <pic:spPr bwMode="auto">
                           <a:xfrm>
                             <a:off x="0" y="0"/>
-                            <a:ext cx="1952625" cy="4324350"/>
+                            <a:ext cx="1333500" cy="2952750"/>
                           </a:xfrm>
                           <a:prstGeom prst="rect">
                             <a:avLst/>
@@ -4479,71 +5051,7 @@
                 <w:sz w:val="18"/>
                 <w:szCs w:val="18"/>
               </w:rPr>
-              <w:t>Figure 5. After RSVP: exact meeting point</w:t>
-            </w:r>
-          </w:p>
-        </w:tc>
-      </w:tr>
-    </w:tbl>
-    <w:p>
-      <w:pPr>
-        <w:spacing w:after="100"/>
-      </w:pPr>
-    </w:p>
-    <w:tbl>
-      <w:tblPr>
-        <w:tblW w:w="9306" w:type="dxa"/>
-        <w:tblBorders>
-          <w:top w:val="none" w:sz="0" w:space="0" w:color="FFFFFF"/>
-          <w:left w:val="none" w:sz="0" w:space="0" w:color="FFFFFF"/>
-          <w:bottom w:val="none" w:sz="0" w:space="0" w:color="FFFFFF"/>
-          <w:right w:val="none" w:sz="0" w:space="0" w:color="FFFFFF"/>
-          <w:insideH w:val="none" w:sz="0" w:space="0" w:color="FFFFFF"/>
-          <w:insideV w:val="none" w:sz="0" w:space="0" w:color="FFFFFF"/>
-        </w:tblBorders>
-        <w:tblLayout w:type="fixed"/>
-        <w:tblLook w:val="04A0" w:firstRow="1" w:lastRow="0" w:firstColumn="1" w:lastColumn="0" w:noHBand="0" w:noVBand="1"/>
-      </w:tblPr>
-      <w:tblGrid>
-        <w:gridCol w:w="9306"/>
-      </w:tblGrid>
-      <w:tr>
-        <w:tc>
-          <w:tcPr>
-            <w:tcW w:w="9306" w:type="dxa"/>
-            <w:tcBorders>
-              <w:top w:val="none" w:sz="0" w:space="0" w:color="FFFFFF"/>
-              <w:left w:val="single" w:sz="24" w:space="0" w:color="005B43"/>
-              <w:bottom w:val="none" w:sz="0" w:space="0" w:color="FFFFFF"/>
-              <w:right w:val="none" w:sz="0" w:space="0" w:color="FFFFFF"/>
-            </w:tcBorders>
-            <w:shd w:val="clear" w:color="auto" w:fill="E2F2EA"/>
-            <w:tcMar>
-              <w:top w:w="120" w:type="dxa"/>
-              <w:left w:w="220" w:type="dxa"/>
-              <w:bottom w:w="100" w:type="dxa"/>
-              <w:right w:w="220" w:type="dxa"/>
-            </w:tcMar>
-          </w:tcPr>
-          <w:p>
-            <w:pPr>
-              <w:spacing w:after="60"/>
-            </w:pPr>
-            <w:r>
-              <w:rPr>
-                <w:b/>
-                <w:bCs/>
-                <w:color w:val="005B43"/>
-              </w:rPr>
-              <w:t>Why the exact spot is hidden until you RSVP</w:t>
-            </w:r>
-          </w:p>
-          <w:p>
-            <w:pPr>
-              <w:spacing w:after="60" w:line="264" w:lineRule="auto"/>
-            </w:pPr>
-            <w:r>
-              <w:t>A meetup says where a neighbor will be at a specific time, often early or late and alone with a dog. Sharing the exact spot only with people who are actually coming keeps that information with the people who need it. The host always sees the exact point of their own meetup.</w:t>
+              <w:t>Figure 5. The New meetup form</w:t>
             </w:r>
           </w:p>
         </w:tc>
@@ -4558,414 +5066,7 @@
       <w:pPr>
         <w:pStyle w:val="Heading2"/>
       </w:pPr>
-      <w:bookmarkStart w:id="14" w:name="_Toc244180513"/>
-      <w:r>
-        <w:t>Withdrawing an RSVP</w:t>
-      </w:r>
-      <w:bookmarkEnd w:id="14"/>
-    </w:p>
-    <w:p>
-      <w:pPr>
-        <w:pStyle w:val="ListParagraph"/>
-        <w:numPr>
-          <w:ilvl w:val="0"/>
-          <w:numId w:val="5"/>
-        </w:numPr>
-        <w:spacing w:after="80" w:line="276" w:lineRule="auto"/>
-      </w:pPr>
-      <w:r>
-        <w:t>Open a meetup you are going to.</w:t>
-      </w:r>
-    </w:p>
-    <w:p>
-      <w:pPr>
-        <w:pStyle w:val="ListParagraph"/>
-        <w:numPr>
-          <w:ilvl w:val="0"/>
-          <w:numId w:val="5"/>
-        </w:numPr>
-        <w:spacing w:after="80" w:line="276" w:lineRule="auto"/>
-      </w:pPr>
-      <w:r>
-        <w:t xml:space="preserve">Tap </w:t>
-      </w:r>
-      <w:r>
-        <w:rPr>
-          <w:b/>
-          <w:bCs/>
-        </w:rPr>
-        <w:t>Withdraw RSVP</w:t>
-      </w:r>
-      <w:r>
-        <w:t>.</w:t>
-      </w:r>
-    </w:p>
-    <w:p>
-      <w:pPr>
-        <w:pStyle w:val="ListParagraph"/>
-        <w:numPr>
-          <w:ilvl w:val="0"/>
-          <w:numId w:val="5"/>
-        </w:numPr>
-        <w:spacing w:after="80" w:line="276" w:lineRule="auto"/>
-      </w:pPr>
-      <w:r>
-        <w:t>You see “Your RSVP was withdrawn.” You leave the attendee list and the map returns to the approximate area.</w:t>
-      </w:r>
-    </w:p>
-    <w:p>
-      <w:pPr>
-        <w:pStyle w:val="Heading2"/>
-      </w:pPr>
-      <w:bookmarkStart w:id="15" w:name="_Toc244180514"/>
-      <w:r>
-        <w:t>When you cannot RSVP</w:t>
-      </w:r>
-      <w:bookmarkEnd w:id="15"/>
-    </w:p>
-    <w:p>
-      <w:pPr>
-        <w:pStyle w:val="ListParagraph"/>
-        <w:numPr>
-          <w:ilvl w:val="0"/>
-          <w:numId w:val="2"/>
-        </w:numPr>
-        <w:spacing w:after="60" w:line="276" w:lineRule="auto"/>
-      </w:pPr>
-      <w:r>
-        <w:rPr>
-          <w:b/>
-          <w:bCs/>
-        </w:rPr>
-        <w:t>Cancelled meetups</w:t>
-      </w:r>
-      <w:r>
-        <w:t xml:space="preserve"> accept no new RSVPs. If you were already going, you can still withdraw.</w:t>
-      </w:r>
-    </w:p>
-    <w:p>
-      <w:pPr>
-        <w:pStyle w:val="ListParagraph"/>
-        <w:numPr>
-          <w:ilvl w:val="0"/>
-          <w:numId w:val="2"/>
-        </w:numPr>
-        <w:spacing w:after="60" w:line="276" w:lineRule="auto"/>
-      </w:pPr>
-      <w:r>
-        <w:rPr>
-          <w:b/>
-          <w:bCs/>
-        </w:rPr>
-        <w:t>Meetups that have started</w:t>
-      </w:r>
-      <w:r>
-        <w:t xml:space="preserve"> accept no new RSVPs.</w:t>
-      </w:r>
-    </w:p>
-    <w:p>
-      <w:pPr>
-        <w:pStyle w:val="ListParagraph"/>
-        <w:numPr>
-          <w:ilvl w:val="0"/>
-          <w:numId w:val="2"/>
-        </w:numPr>
-        <w:spacing w:after="60" w:line="276" w:lineRule="auto"/>
-      </w:pPr>
-      <w:r>
-        <w:t>RSVPing twice is harmless; you are only listed once.</w:t>
-      </w:r>
-    </w:p>
-    <w:p>
-      <w:pPr>
-        <w:pStyle w:val="Heading1"/>
-        <w:spacing w:before="480"/>
-      </w:pPr>
-      <w:bookmarkStart w:id="16" w:name="_Toc244180515"/>
-      <w:r>
-        <w:lastRenderedPageBreak/>
-        <w:t>7. Creating a meetup</w:t>
-      </w:r>
-      <w:bookmarkEnd w:id="16"/>
-    </w:p>
-    <w:p>
-      <w:pPr>
-        <w:pStyle w:val="ListParagraph"/>
-        <w:numPr>
-          <w:ilvl w:val="0"/>
-          <w:numId w:val="6"/>
-        </w:numPr>
-        <w:spacing w:after="80" w:line="276" w:lineRule="auto"/>
-      </w:pPr>
-      <w:r>
-        <w:t xml:space="preserve">On the meetups screen, select the group and tap </w:t>
-      </w:r>
-      <w:r>
-        <w:rPr>
-          <w:b/>
-          <w:bCs/>
-        </w:rPr>
-        <w:t>Create new meetup</w:t>
-      </w:r>
-      <w:r>
-        <w:t>.</w:t>
-      </w:r>
-    </w:p>
-    <w:p>
-      <w:pPr>
-        <w:pStyle w:val="ListParagraph"/>
-        <w:numPr>
-          <w:ilvl w:val="0"/>
-          <w:numId w:val="6"/>
-        </w:numPr>
-        <w:spacing w:after="80" w:line="276" w:lineRule="auto"/>
-      </w:pPr>
-      <w:r>
-        <w:t xml:space="preserve">If you belong to more than one group, choose the </w:t>
-      </w:r>
-      <w:r>
-        <w:rPr>
-          <w:b/>
-          <w:bCs/>
-        </w:rPr>
-        <w:t>Group</w:t>
-      </w:r>
-      <w:r>
-        <w:t xml:space="preserve"> at the top of the form.</w:t>
-      </w:r>
-    </w:p>
-    <w:p>
-      <w:pPr>
-        <w:pStyle w:val="ListParagraph"/>
-        <w:numPr>
-          <w:ilvl w:val="0"/>
-          <w:numId w:val="6"/>
-        </w:numPr>
-        <w:spacing w:after="80" w:line="276" w:lineRule="auto"/>
-      </w:pPr>
-      <w:r>
-        <w:t xml:space="preserve">Enter a </w:t>
-      </w:r>
-      <w:r>
-        <w:rPr>
-          <w:b/>
-          <w:bCs/>
-        </w:rPr>
-        <w:t>Title</w:t>
-      </w:r>
-      <w:r>
-        <w:t>, for example “Saturday morning loop”.</w:t>
-      </w:r>
-    </w:p>
-    <w:p>
-      <w:pPr>
-        <w:pStyle w:val="ListParagraph"/>
-        <w:numPr>
-          <w:ilvl w:val="0"/>
-          <w:numId w:val="6"/>
-        </w:numPr>
-        <w:spacing w:after="80" w:line="276" w:lineRule="auto"/>
-      </w:pPr>
-      <w:r>
-        <w:t xml:space="preserve">Set the </w:t>
-      </w:r>
-      <w:r>
-        <w:rPr>
-          <w:b/>
-          <w:bCs/>
-        </w:rPr>
-        <w:t>Date and start time</w:t>
-      </w:r>
-      <w:r>
-        <w:t>. It must be in the future.</w:t>
-      </w:r>
-    </w:p>
-    <w:p>
-      <w:pPr>
-        <w:pStyle w:val="ListParagraph"/>
-        <w:numPr>
-          <w:ilvl w:val="0"/>
-          <w:numId w:val="6"/>
-        </w:numPr>
-        <w:spacing w:after="80" w:line="276" w:lineRule="auto"/>
-      </w:pPr>
-      <w:r>
-        <w:t xml:space="preserve">Under </w:t>
-      </w:r>
-      <w:r>
-        <w:rPr>
-          <w:b/>
-          <w:bCs/>
-        </w:rPr>
-        <w:t>Meeting point</w:t>
-      </w:r>
-      <w:r>
-        <w:t xml:space="preserve">, enter the </w:t>
-      </w:r>
-      <w:r>
-        <w:rPr>
-          <w:b/>
-          <w:bCs/>
-        </w:rPr>
-        <w:t>Place name</w:t>
-      </w:r>
-      <w:r>
-        <w:t xml:space="preserve"> of a public place, then tap the map to drop a pin (drag it to adjust) or type the </w:t>
-      </w:r>
-      <w:r>
-        <w:rPr>
-          <w:b/>
-          <w:bCs/>
-        </w:rPr>
-        <w:t>Latitude</w:t>
-      </w:r>
-      <w:r>
-        <w:t xml:space="preserve"> and </w:t>
-      </w:r>
-      <w:r>
-        <w:rPr>
-          <w:b/>
-          <w:bCs/>
-        </w:rPr>
-        <w:t>Longitude</w:t>
-      </w:r>
-      <w:r>
-        <w:t>.</w:t>
-      </w:r>
-    </w:p>
-    <w:p>
-      <w:pPr>
-        <w:pStyle w:val="ListParagraph"/>
-        <w:numPr>
-          <w:ilvl w:val="0"/>
-          <w:numId w:val="6"/>
-        </w:numPr>
-        <w:spacing w:after="80" w:line="276" w:lineRule="auto"/>
-      </w:pPr>
-      <w:r>
-        <w:t xml:space="preserve">Tap </w:t>
-      </w:r>
-      <w:r>
-        <w:rPr>
-          <w:b/>
-          <w:bCs/>
-        </w:rPr>
-        <w:t>Create meetup</w:t>
-      </w:r>
-      <w:r>
-        <w:t>. The new meetup opens with a confirmation, and your group can see it straight away.</w:t>
-      </w:r>
-    </w:p>
-    <w:tbl>
-      <w:tblPr>
-        <w:tblW w:w="9306" w:type="dxa"/>
-        <w:tblBorders>
-          <w:top w:val="none" w:sz="0" w:space="0" w:color="FFFFFF"/>
-          <w:left w:val="none" w:sz="0" w:space="0" w:color="FFFFFF"/>
-          <w:bottom w:val="none" w:sz="0" w:space="0" w:color="FFFFFF"/>
-          <w:right w:val="none" w:sz="0" w:space="0" w:color="FFFFFF"/>
-          <w:insideH w:val="none" w:sz="0" w:space="0" w:color="FFFFFF"/>
-          <w:insideV w:val="none" w:sz="0" w:space="0" w:color="FFFFFF"/>
-        </w:tblBorders>
-        <w:tblLayout w:type="fixed"/>
-        <w:tblLook w:val="04A0" w:firstRow="1" w:lastRow="0" w:firstColumn="1" w:lastColumn="0" w:noHBand="0" w:noVBand="1"/>
-      </w:tblPr>
-      <w:tblGrid>
-        <w:gridCol w:w="9306"/>
-      </w:tblGrid>
-      <w:tr>
-        <w:trPr>
-          <w:cantSplit/>
-        </w:trPr>
-        <w:tc>
-          <w:tcPr>
-            <w:tcW w:w="9306" w:type="dxa"/>
-            <w:tcBorders>
-              <w:top w:val="none" w:sz="0" w:space="0" w:color="FFFFFF"/>
-              <w:left w:val="none" w:sz="0" w:space="0" w:color="FFFFFF"/>
-              <w:bottom w:val="none" w:sz="0" w:space="0" w:color="FFFFFF"/>
-              <w:right w:val="none" w:sz="0" w:space="0" w:color="FFFFFF"/>
-            </w:tcBorders>
-          </w:tcPr>
-          <w:p>
-            <w:pPr>
-              <w:keepNext/>
-              <w:spacing w:before="60" w:after="60"/>
-              <w:jc w:val="center"/>
-            </w:pPr>
-            <w:r>
-              <w:rPr>
-                <w:noProof/>
-              </w:rPr>
-              <w:drawing>
-                <wp:inline distT="0" distB="0" distL="0" distR="0" wp14:anchorId="71996627" wp14:editId="24F0E3F9">
-                  <wp:extent cx="1952625" cy="4324350"/>
-                  <wp:effectExtent l="0" t="0" r="0" b="0"/>
-                  <wp:docPr id="8" name="create" descr="The New meetup form" title="The New meetup form"/>
-                  <wp:cNvGraphicFramePr>
-                    <a:graphicFrameLocks xmlns:a="http://schemas.openxmlformats.org/drawingml/2006/main" noChangeAspect="1"/>
-                  </wp:cNvGraphicFramePr>
-                  <a:graphic xmlns:a="http://schemas.openxmlformats.org/drawingml/2006/main">
-                    <a:graphicData uri="http://schemas.openxmlformats.org/drawingml/2006/picture">
-                      <pic:pic xmlns:pic="http://schemas.openxmlformats.org/drawingml/2006/picture">
-                        <pic:nvPicPr>
-                          <pic:cNvPr id="0" name=""/>
-                          <pic:cNvPicPr>
-                            <a:picLocks noChangeAspect="1" noChangeArrowheads="1"/>
-                          </pic:cNvPicPr>
-                        </pic:nvPicPr>
-                        <pic:blipFill>
-                          <a:blip r:embed="rId14"/>
-                          <a:srcRect/>
-                          <a:stretch>
-                            <a:fillRect/>
-                          </a:stretch>
-                        </pic:blipFill>
-                        <pic:spPr bwMode="auto">
-                          <a:xfrm>
-                            <a:off x="0" y="0"/>
-                            <a:ext cx="1952625" cy="4324350"/>
-                          </a:xfrm>
-                          <a:prstGeom prst="rect">
-                            <a:avLst/>
-                          </a:prstGeom>
-                        </pic:spPr>
-                      </pic:pic>
-                    </a:graphicData>
-                  </a:graphic>
-                </wp:inline>
-              </w:drawing>
-            </w:r>
-          </w:p>
-          <w:p>
-            <w:pPr>
-              <w:spacing w:after="60"/>
-              <w:jc w:val="center"/>
-            </w:pPr>
-            <w:r>
-              <w:rPr>
-                <w:i/>
-                <w:iCs/>
-                <w:color w:val="63706C"/>
-                <w:sz w:val="18"/>
-                <w:szCs w:val="18"/>
-              </w:rPr>
-              <w:t>Figure 6. The New meetup form</w:t>
-            </w:r>
-          </w:p>
-        </w:tc>
-      </w:tr>
-    </w:tbl>
-    <w:p>
-      <w:pPr>
-        <w:spacing w:after="100"/>
-      </w:pPr>
-    </w:p>
-    <w:p>
-      <w:pPr>
-        <w:pStyle w:val="Heading2"/>
-      </w:pPr>
-      <w:bookmarkStart w:id="17" w:name="_Toc244180516"/>
+      <w:bookmarkStart w:id="17" w:name="_Toc244181483"/>
       <w:r>
         <w:t>Rules the app checks</w:t>
       </w:r>
@@ -5158,6 +5259,7 @@
                 <w:sz w:val="20"/>
                 <w:szCs w:val="20"/>
               </w:rPr>
+              <w:lastRenderedPageBreak/>
               <w:t>Date and start time</w:t>
             </w:r>
           </w:p>
@@ -5356,7 +5458,6 @@
                 <w:sz w:val="20"/>
                 <w:szCs w:val="20"/>
               </w:rPr>
-              <w:lastRenderedPageBreak/>
               <w:t>Group</w:t>
             </w:r>
           </w:p>
@@ -5400,39 +5501,286 @@
     </w:p>
     <w:p>
       <w:pPr>
-        <w:spacing w:after="120" w:line="276" w:lineRule="auto"/>
+        <w:pStyle w:val="Heading1"/>
+        <w:spacing w:before="480"/>
       </w:pPr>
-      <w:r>
-        <w:t>If something is wrong, the message appears next to the field. The server checks the same rules again, so a meetup can never be saved with invalid details.</w:t>
-      </w:r>
+      <w:bookmarkStart w:id="18" w:name="_Toc244181484"/>
+      <w:r>
+        <w:t>8. Editing a meetup (hosts)</w:t>
+      </w:r>
+      <w:bookmarkEnd w:id="18"/>
+    </w:p>
+    <w:tbl>
+      <w:tblPr>
+        <w:tblW w:w="9306" w:type="dxa"/>
+        <w:tblBorders>
+          <w:top w:val="none" w:sz="0" w:space="0" w:color="FFFFFF"/>
+          <w:left w:val="none" w:sz="0" w:space="0" w:color="FFFFFF"/>
+          <w:bottom w:val="none" w:sz="0" w:space="0" w:color="FFFFFF"/>
+          <w:right w:val="none" w:sz="0" w:space="0" w:color="FFFFFF"/>
+          <w:insideH w:val="none" w:sz="0" w:space="0" w:color="FFFFFF"/>
+          <w:insideV w:val="none" w:sz="0" w:space="0" w:color="FFFFFF"/>
+        </w:tblBorders>
+        <w:tblLayout w:type="fixed"/>
+        <w:tblLook w:val="04A0" w:firstRow="1" w:lastRow="0" w:firstColumn="1" w:lastColumn="0" w:noHBand="0" w:noVBand="1"/>
+      </w:tblPr>
+      <w:tblGrid>
+        <w:gridCol w:w="7006"/>
+        <w:gridCol w:w="2300"/>
+      </w:tblGrid>
+      <w:tr>
+        <w:tc>
+          <w:tcPr>
+            <w:tcW w:w="7006" w:type="dxa"/>
+            <w:tcBorders>
+              <w:top w:val="none" w:sz="0" w:space="0" w:color="FFFFFF"/>
+              <w:left w:val="none" w:sz="0" w:space="0" w:color="FFFFFF"/>
+              <w:bottom w:val="none" w:sz="0" w:space="0" w:color="FFFFFF"/>
+              <w:right w:val="none" w:sz="0" w:space="0" w:color="FFFFFF"/>
+            </w:tcBorders>
+            <w:tcMar>
+              <w:top w:w="0" w:type="dxa"/>
+              <w:left w:w="0" w:type="dxa"/>
+              <w:bottom w:w="0" w:type="dxa"/>
+              <w:right w:w="200" w:type="dxa"/>
+            </w:tcMar>
+          </w:tcPr>
+          <w:p>
+            <w:pPr>
+              <w:spacing w:after="120" w:line="276" w:lineRule="auto"/>
+            </w:pPr>
+            <w:r>
+              <w:t xml:space="preserve">Only the host can edit a meetup, and only while it is scheduled. Other members do not see the </w:t>
+            </w:r>
+            <w:r>
+              <w:rPr>
+                <w:b/>
+                <w:bCs/>
+              </w:rPr>
+              <w:t>Edit meetup</w:t>
+            </w:r>
+            <w:r>
+              <w:t xml:space="preserve"> button.</w:t>
+            </w:r>
+          </w:p>
+          <w:p>
+            <w:pPr>
+              <w:pStyle w:val="ListParagraph"/>
+              <w:numPr>
+                <w:ilvl w:val="0"/>
+                <w:numId w:val="7"/>
+              </w:numPr>
+              <w:spacing w:after="80" w:line="276" w:lineRule="auto"/>
+            </w:pPr>
+            <w:r>
+              <w:t xml:space="preserve">Open your meetup and tap </w:t>
+            </w:r>
+            <w:r>
+              <w:rPr>
+                <w:b/>
+                <w:bCs/>
+              </w:rPr>
+              <w:t>Edit meetup</w:t>
+            </w:r>
+            <w:r>
+              <w:t>. The form opens with the current details.</w:t>
+            </w:r>
+          </w:p>
+          <w:p>
+            <w:pPr>
+              <w:pStyle w:val="ListParagraph"/>
+              <w:numPr>
+                <w:ilvl w:val="0"/>
+                <w:numId w:val="7"/>
+              </w:numPr>
+              <w:spacing w:after="80" w:line="276" w:lineRule="auto"/>
+            </w:pPr>
+            <w:r>
+              <w:t>Change the title, start time or meeting point.</w:t>
+            </w:r>
+          </w:p>
+          <w:p>
+            <w:pPr>
+              <w:pStyle w:val="ListParagraph"/>
+              <w:numPr>
+                <w:ilvl w:val="0"/>
+                <w:numId w:val="7"/>
+              </w:numPr>
+              <w:spacing w:after="80" w:line="276" w:lineRule="auto"/>
+            </w:pPr>
+            <w:r>
+              <w:t xml:space="preserve">Tap </w:t>
+            </w:r>
+            <w:r>
+              <w:rPr>
+                <w:b/>
+                <w:bCs/>
+              </w:rPr>
+              <w:t>Save changes</w:t>
+            </w:r>
+            <w:r>
+              <w:t>. You return to the meetup with “Changes saved.”</w:t>
+            </w:r>
+          </w:p>
+          <w:p>
+            <w:pPr>
+              <w:pStyle w:val="ListParagraph"/>
+              <w:numPr>
+                <w:ilvl w:val="0"/>
+                <w:numId w:val="2"/>
+              </w:numPr>
+              <w:spacing w:after="60" w:line="276" w:lineRule="auto"/>
+            </w:pPr>
+            <w:r>
+              <w:t>A new start time must still be in the future.</w:t>
+            </w:r>
+          </w:p>
+          <w:p>
+            <w:pPr>
+              <w:pStyle w:val="ListParagraph"/>
+              <w:numPr>
+                <w:ilvl w:val="0"/>
+                <w:numId w:val="2"/>
+              </w:numPr>
+              <w:spacing w:after="60" w:line="276" w:lineRule="auto"/>
+            </w:pPr>
+            <w:r>
+              <w:t>The group and the host cannot be changed.</w:t>
+            </w:r>
+          </w:p>
+          <w:p>
+            <w:pPr>
+              <w:pStyle w:val="ListParagraph"/>
+              <w:numPr>
+                <w:ilvl w:val="0"/>
+                <w:numId w:val="2"/>
+              </w:numPr>
+              <w:spacing w:after="60" w:line="276" w:lineRule="auto"/>
+            </w:pPr>
+            <w:r>
+              <w:t>If you move the meeting point, members who have not RSVP’d see a new approximate area around the new spot.</w:t>
+            </w:r>
+          </w:p>
+          <w:p>
+            <w:pPr>
+              <w:pStyle w:val="ListParagraph"/>
+              <w:numPr>
+                <w:ilvl w:val="0"/>
+                <w:numId w:val="2"/>
+              </w:numPr>
+              <w:spacing w:after="60" w:line="276" w:lineRule="auto"/>
+            </w:pPr>
+            <w:r>
+              <w:t>Cancelled meetups cannot be edited.</w:t>
+            </w:r>
+          </w:p>
+        </w:tc>
+        <w:tc>
+          <w:tcPr>
+            <w:tcW w:w="2300" w:type="dxa"/>
+            <w:tcBorders>
+              <w:top w:val="none" w:sz="0" w:space="0" w:color="FFFFFF"/>
+              <w:left w:val="none" w:sz="0" w:space="0" w:color="FFFFFF"/>
+              <w:bottom w:val="none" w:sz="0" w:space="0" w:color="FFFFFF"/>
+              <w:right w:val="none" w:sz="0" w:space="0" w:color="FFFFFF"/>
+            </w:tcBorders>
+            <w:tcMar>
+              <w:top w:w="0" w:type="dxa"/>
+              <w:left w:w="60" w:type="dxa"/>
+              <w:bottom w:w="0" w:type="dxa"/>
+              <w:right w:w="60" w:type="dxa"/>
+            </w:tcMar>
+          </w:tcPr>
+          <w:p>
+            <w:pPr>
+              <w:spacing w:before="40" w:after="40"/>
+              <w:jc w:val="center"/>
+            </w:pPr>
+            <w:r>
+              <w:rPr>
+                <w:noProof/>
+              </w:rPr>
+              <w:drawing>
+                <wp:inline distT="0" distB="0" distL="0" distR="0" wp14:anchorId="65949A52" wp14:editId="10F11A47">
+                  <wp:extent cx="1333500" cy="2952750"/>
+                  <wp:effectExtent l="0" t="0" r="0" b="0"/>
+                  <wp:docPr id="8" name="edit" descr="Editing a meetup you host" title="Editing a meetup you host"/>
+                  <wp:cNvGraphicFramePr>
+                    <a:graphicFrameLocks xmlns:a="http://schemas.openxmlformats.org/drawingml/2006/main" noChangeAspect="1"/>
+                  </wp:cNvGraphicFramePr>
+                  <a:graphic xmlns:a="http://schemas.openxmlformats.org/drawingml/2006/main">
+                    <a:graphicData uri="http://schemas.openxmlformats.org/drawingml/2006/picture">
+                      <pic:pic xmlns:pic="http://schemas.openxmlformats.org/drawingml/2006/picture">
+                        <pic:nvPicPr>
+                          <pic:cNvPr id="0" name=""/>
+                          <pic:cNvPicPr>
+                            <a:picLocks noChangeAspect="1" noChangeArrowheads="1"/>
+                          </pic:cNvPicPr>
+                        </pic:nvPicPr>
+                        <pic:blipFill>
+                          <a:blip r:embed="rId14"/>
+                          <a:srcRect/>
+                          <a:stretch>
+                            <a:fillRect/>
+                          </a:stretch>
+                        </pic:blipFill>
+                        <pic:spPr bwMode="auto">
+                          <a:xfrm>
+                            <a:off x="0" y="0"/>
+                            <a:ext cx="1333500" cy="2952750"/>
+                          </a:xfrm>
+                          <a:prstGeom prst="rect">
+                            <a:avLst/>
+                          </a:prstGeom>
+                        </pic:spPr>
+                      </pic:pic>
+                    </a:graphicData>
+                  </a:graphic>
+                </wp:inline>
+              </w:drawing>
+            </w:r>
+          </w:p>
+          <w:p>
+            <w:pPr>
+              <w:spacing w:after="60"/>
+              <w:jc w:val="center"/>
+            </w:pPr>
+            <w:r>
+              <w:rPr>
+                <w:i/>
+                <w:iCs/>
+                <w:color w:val="63706C"/>
+                <w:sz w:val="18"/>
+                <w:szCs w:val="18"/>
+              </w:rPr>
+              <w:t>Figure 6. Editing a meetup you host</w:t>
+            </w:r>
+          </w:p>
+        </w:tc>
+      </w:tr>
+    </w:tbl>
+    <w:p>
+      <w:pPr>
+        <w:spacing w:after="80"/>
+      </w:pPr>
     </w:p>
     <w:p>
       <w:pPr>
         <w:pStyle w:val="Heading1"/>
         <w:spacing w:before="480"/>
       </w:pPr>
-      <w:bookmarkStart w:id="18" w:name="_Toc244180517"/>
-      <w:r>
-        <w:t>8. Editing a meetup (hosts)</w:t>
-      </w:r>
-      <w:bookmarkEnd w:id="18"/>
+      <w:bookmarkStart w:id="19" w:name="_Toc244181485"/>
+      <w:r>
+        <w:t>9. Cancelling a meetup (hosts)</w:t>
+      </w:r>
+      <w:bookmarkEnd w:id="19"/>
     </w:p>
     <w:p>
       <w:pPr>
         <w:spacing w:after="120" w:line="276" w:lineRule="auto"/>
       </w:pPr>
       <w:r>
-        <w:t xml:space="preserve">Only the host can edit a meetup, and only while it is scheduled. Other members do not see the </w:t>
-      </w:r>
-      <w:r>
-        <w:rPr>
-          <w:b/>
-          <w:bCs/>
-        </w:rPr>
-        <w:t>Edit meetup</w:t>
-      </w:r>
-      <w:r>
-        <w:t xml:space="preserve"> button.</w:t>
+        <w:t>Only the host can cancel a meetup. Cancelling is final: a cancelled meetup cannot be reopened.</w:t>
       </w:r>
     </w:p>
     <w:p>
@@ -5440,22 +5788,22 @@
         <w:pStyle w:val="ListParagraph"/>
         <w:numPr>
           <w:ilvl w:val="0"/>
-          <w:numId w:val="7"/>
+          <w:numId w:val="8"/>
         </w:numPr>
         <w:spacing w:after="80" w:line="276" w:lineRule="auto"/>
       </w:pPr>
       <w:r>
-        <w:t xml:space="preserve">Open your meetup and tap </w:t>
+        <w:t xml:space="preserve">Open your meetup and scroll to </w:t>
       </w:r>
       <w:r>
         <w:rPr>
           <w:b/>
           <w:bCs/>
         </w:rPr>
-        <w:t>Edit meetup</w:t>
-      </w:r>
-      <w:r>
-        <w:t>. The form opens with the current details.</w:t>
+        <w:t>Cancel meetup</w:t>
+      </w:r>
+      <w:r>
+        <w:t>.</w:t>
       </w:r>
     </w:p>
     <w:p>
@@ -5463,12 +5811,22 @@
         <w:pStyle w:val="ListParagraph"/>
         <w:numPr>
           <w:ilvl w:val="0"/>
-          <w:numId w:val="7"/>
+          <w:numId w:val="8"/>
         </w:numPr>
         <w:spacing w:after="80" w:line="276" w:lineRule="auto"/>
       </w:pPr>
       <w:r>
-        <w:t>Change the title, start time or meeting point.</w:t>
+        <w:t xml:space="preserve">Tap </w:t>
+      </w:r>
+      <w:r>
+        <w:rPr>
+          <w:b/>
+          <w:bCs/>
+        </w:rPr>
+        <w:t>Cancel meetup</w:t>
+      </w:r>
+      <w:r>
+        <w:t>. A dialog asks you to confirm.</w:t>
       </w:r>
     </w:p>
     <w:p>
@@ -5476,7 +5834,7 @@
         <w:pStyle w:val="ListParagraph"/>
         <w:numPr>
           <w:ilvl w:val="0"/>
-          <w:numId w:val="7"/>
+          <w:numId w:val="8"/>
         </w:numPr>
         <w:spacing w:after="80" w:line="276" w:lineRule="auto"/>
       </w:pPr>
@@ -5488,10 +5846,349 @@
           <w:b/>
           <w:bCs/>
         </w:rPr>
-        <w:t>Save changes</w:t>
-      </w:r>
-      <w:r>
-        <w:t>. You return to the meetup with “Changes saved.”</w:t>
+        <w:t>CANCEL MEETUP</w:t>
+      </w:r>
+      <w:r>
+        <w:t xml:space="preserve"> to confirm, or </w:t>
+      </w:r>
+      <w:r>
+        <w:rPr>
+          <w:b/>
+          <w:bCs/>
+        </w:rPr>
+        <w:t>KEEP IT</w:t>
+      </w:r>
+      <w:r>
+        <w:t xml:space="preserve"> to go back.</w:t>
+      </w:r>
+    </w:p>
+    <w:tbl>
+      <w:tblPr>
+        <w:tblW w:w="9306" w:type="dxa"/>
+        <w:tblBorders>
+          <w:top w:val="none" w:sz="0" w:space="0" w:color="FFFFFF"/>
+          <w:left w:val="none" w:sz="0" w:space="0" w:color="FFFFFF"/>
+          <w:bottom w:val="none" w:sz="0" w:space="0" w:color="FFFFFF"/>
+          <w:right w:val="none" w:sz="0" w:space="0" w:color="FFFFFF"/>
+          <w:insideH w:val="none" w:sz="0" w:space="0" w:color="FFFFFF"/>
+          <w:insideV w:val="none" w:sz="0" w:space="0" w:color="FFFFFF"/>
+        </w:tblBorders>
+        <w:tblLayout w:type="fixed"/>
+        <w:tblLook w:val="04A0" w:firstRow="1" w:lastRow="0" w:firstColumn="1" w:lastColumn="0" w:noHBand="0" w:noVBand="1"/>
+      </w:tblPr>
+      <w:tblGrid>
+        <w:gridCol w:w="1203"/>
+        <w:gridCol w:w="2300"/>
+        <w:gridCol w:w="2300"/>
+        <w:gridCol w:w="2300"/>
+        <w:gridCol w:w="1203"/>
+      </w:tblGrid>
+      <w:tr>
+        <w:tc>
+          <w:tcPr>
+            <w:tcW w:w="1203" w:type="dxa"/>
+            <w:tcBorders>
+              <w:top w:val="none" w:sz="0" w:space="0" w:color="FFFFFF"/>
+              <w:left w:val="none" w:sz="0" w:space="0" w:color="FFFFFF"/>
+              <w:bottom w:val="none" w:sz="0" w:space="0" w:color="FFFFFF"/>
+              <w:right w:val="none" w:sz="0" w:space="0" w:color="FFFFFF"/>
+            </w:tcBorders>
+            <w:tcMar>
+              <w:top w:w="0" w:type="dxa"/>
+              <w:left w:w="60" w:type="dxa"/>
+              <w:bottom w:w="0" w:type="dxa"/>
+              <w:right w:w="60" w:type="dxa"/>
+            </w:tcMar>
+          </w:tcPr>
+          <w:p/>
+        </w:tc>
+        <w:tc>
+          <w:tcPr>
+            <w:tcW w:w="2300" w:type="dxa"/>
+            <w:tcBorders>
+              <w:top w:val="none" w:sz="0" w:space="0" w:color="FFFFFF"/>
+              <w:left w:val="none" w:sz="0" w:space="0" w:color="FFFFFF"/>
+              <w:bottom w:val="none" w:sz="0" w:space="0" w:color="FFFFFF"/>
+              <w:right w:val="none" w:sz="0" w:space="0" w:color="FFFFFF"/>
+            </w:tcBorders>
+            <w:tcMar>
+              <w:top w:w="0" w:type="dxa"/>
+              <w:left w:w="60" w:type="dxa"/>
+              <w:bottom w:w="0" w:type="dxa"/>
+              <w:right w:w="60" w:type="dxa"/>
+            </w:tcMar>
+          </w:tcPr>
+          <w:p>
+            <w:pPr>
+              <w:spacing w:before="40" w:after="40"/>
+              <w:jc w:val="center"/>
+            </w:pPr>
+            <w:r>
+              <w:rPr>
+                <w:noProof/>
+              </w:rPr>
+              <w:drawing>
+                <wp:inline distT="0" distB="0" distL="0" distR="0" wp14:anchorId="0C89CB25" wp14:editId="1D430A82">
+                  <wp:extent cx="1333500" cy="2952750"/>
+                  <wp:effectExtent l="0" t="0" r="0" b="0"/>
+                  <wp:docPr id="9" name="creator-actions" descr="Host actions" title="Host actions"/>
+                  <wp:cNvGraphicFramePr>
+                    <a:graphicFrameLocks xmlns:a="http://schemas.openxmlformats.org/drawingml/2006/main" noChangeAspect="1"/>
+                  </wp:cNvGraphicFramePr>
+                  <a:graphic xmlns:a="http://schemas.openxmlformats.org/drawingml/2006/main">
+                    <a:graphicData uri="http://schemas.openxmlformats.org/drawingml/2006/picture">
+                      <pic:pic xmlns:pic="http://schemas.openxmlformats.org/drawingml/2006/picture">
+                        <pic:nvPicPr>
+                          <pic:cNvPr id="0" name=""/>
+                          <pic:cNvPicPr>
+                            <a:picLocks noChangeAspect="1" noChangeArrowheads="1"/>
+                          </pic:cNvPicPr>
+                        </pic:nvPicPr>
+                        <pic:blipFill>
+                          <a:blip r:embed="rId15"/>
+                          <a:srcRect/>
+                          <a:stretch>
+                            <a:fillRect/>
+                          </a:stretch>
+                        </pic:blipFill>
+                        <pic:spPr bwMode="auto">
+                          <a:xfrm>
+                            <a:off x="0" y="0"/>
+                            <a:ext cx="1333500" cy="2952750"/>
+                          </a:xfrm>
+                          <a:prstGeom prst="rect">
+                            <a:avLst/>
+                          </a:prstGeom>
+                        </pic:spPr>
+                      </pic:pic>
+                    </a:graphicData>
+                  </a:graphic>
+                </wp:inline>
+              </w:drawing>
+            </w:r>
+          </w:p>
+          <w:p>
+            <w:pPr>
+              <w:spacing w:after="60"/>
+              <w:jc w:val="center"/>
+            </w:pPr>
+            <w:r>
+              <w:rPr>
+                <w:i/>
+                <w:iCs/>
+                <w:color w:val="63706C"/>
+                <w:sz w:val="18"/>
+                <w:szCs w:val="18"/>
+              </w:rPr>
+              <w:t>Figure 7. Host actions</w:t>
+            </w:r>
+          </w:p>
+        </w:tc>
+        <w:tc>
+          <w:tcPr>
+            <w:tcW w:w="2300" w:type="dxa"/>
+            <w:tcBorders>
+              <w:top w:val="none" w:sz="0" w:space="0" w:color="FFFFFF"/>
+              <w:left w:val="none" w:sz="0" w:space="0" w:color="FFFFFF"/>
+              <w:bottom w:val="none" w:sz="0" w:space="0" w:color="FFFFFF"/>
+              <w:right w:val="none" w:sz="0" w:space="0" w:color="FFFFFF"/>
+            </w:tcBorders>
+            <w:tcMar>
+              <w:top w:w="0" w:type="dxa"/>
+              <w:left w:w="60" w:type="dxa"/>
+              <w:bottom w:w="0" w:type="dxa"/>
+              <w:right w:w="60" w:type="dxa"/>
+            </w:tcMar>
+          </w:tcPr>
+          <w:p>
+            <w:pPr>
+              <w:spacing w:before="40" w:after="40"/>
+              <w:jc w:val="center"/>
+            </w:pPr>
+            <w:r>
+              <w:rPr>
+                <w:noProof/>
+              </w:rPr>
+              <w:drawing>
+                <wp:inline distT="0" distB="0" distL="0" distR="0" wp14:anchorId="2FF6DC51" wp14:editId="2C6EE705">
+                  <wp:extent cx="1333500" cy="2952750"/>
+                  <wp:effectExtent l="0" t="0" r="0" b="0"/>
+                  <wp:docPr id="10" name="confirm-cancel" descr="Confirming" title="Confirming"/>
+                  <wp:cNvGraphicFramePr>
+                    <a:graphicFrameLocks xmlns:a="http://schemas.openxmlformats.org/drawingml/2006/main" noChangeAspect="1"/>
+                  </wp:cNvGraphicFramePr>
+                  <a:graphic xmlns:a="http://schemas.openxmlformats.org/drawingml/2006/main">
+                    <a:graphicData uri="http://schemas.openxmlformats.org/drawingml/2006/picture">
+                      <pic:pic xmlns:pic="http://schemas.openxmlformats.org/drawingml/2006/picture">
+                        <pic:nvPicPr>
+                          <pic:cNvPr id="0" name=""/>
+                          <pic:cNvPicPr>
+                            <a:picLocks noChangeAspect="1" noChangeArrowheads="1"/>
+                          </pic:cNvPicPr>
+                        </pic:nvPicPr>
+                        <pic:blipFill>
+                          <a:blip r:embed="rId16"/>
+                          <a:srcRect/>
+                          <a:stretch>
+                            <a:fillRect/>
+                          </a:stretch>
+                        </pic:blipFill>
+                        <pic:spPr bwMode="auto">
+                          <a:xfrm>
+                            <a:off x="0" y="0"/>
+                            <a:ext cx="1333500" cy="2952750"/>
+                          </a:xfrm>
+                          <a:prstGeom prst="rect">
+                            <a:avLst/>
+                          </a:prstGeom>
+                        </pic:spPr>
+                      </pic:pic>
+                    </a:graphicData>
+                  </a:graphic>
+                </wp:inline>
+              </w:drawing>
+            </w:r>
+          </w:p>
+          <w:p>
+            <w:pPr>
+              <w:spacing w:after="60"/>
+              <w:jc w:val="center"/>
+            </w:pPr>
+            <w:r>
+              <w:rPr>
+                <w:i/>
+                <w:iCs/>
+                <w:color w:val="63706C"/>
+                <w:sz w:val="18"/>
+                <w:szCs w:val="18"/>
+              </w:rPr>
+              <w:t>Figure 8. Confirming</w:t>
+            </w:r>
+          </w:p>
+        </w:tc>
+        <w:tc>
+          <w:tcPr>
+            <w:tcW w:w="2300" w:type="dxa"/>
+            <w:tcBorders>
+              <w:top w:val="none" w:sz="0" w:space="0" w:color="FFFFFF"/>
+              <w:left w:val="none" w:sz="0" w:space="0" w:color="FFFFFF"/>
+              <w:bottom w:val="none" w:sz="0" w:space="0" w:color="FFFFFF"/>
+              <w:right w:val="none" w:sz="0" w:space="0" w:color="FFFFFF"/>
+            </w:tcBorders>
+            <w:tcMar>
+              <w:top w:w="0" w:type="dxa"/>
+              <w:left w:w="60" w:type="dxa"/>
+              <w:bottom w:w="0" w:type="dxa"/>
+              <w:right w:w="60" w:type="dxa"/>
+            </w:tcMar>
+          </w:tcPr>
+          <w:p>
+            <w:pPr>
+              <w:spacing w:before="40" w:after="40"/>
+              <w:jc w:val="center"/>
+            </w:pPr>
+            <w:r>
+              <w:rPr>
+                <w:noProof/>
+              </w:rPr>
+              <w:drawing>
+                <wp:inline distT="0" distB="0" distL="0" distR="0" wp14:anchorId="35A16B41" wp14:editId="0C9C7E8C">
+                  <wp:extent cx="1333500" cy="2952750"/>
+                  <wp:effectExtent l="0" t="0" r="0" b="0"/>
+                  <wp:docPr id="11" name="cancelled" descr="Cancelled" title="Cancelled"/>
+                  <wp:cNvGraphicFramePr>
+                    <a:graphicFrameLocks xmlns:a="http://schemas.openxmlformats.org/drawingml/2006/main" noChangeAspect="1"/>
+                  </wp:cNvGraphicFramePr>
+                  <a:graphic xmlns:a="http://schemas.openxmlformats.org/drawingml/2006/main">
+                    <a:graphicData uri="http://schemas.openxmlformats.org/drawingml/2006/picture">
+                      <pic:pic xmlns:pic="http://schemas.openxmlformats.org/drawingml/2006/picture">
+                        <pic:nvPicPr>
+                          <pic:cNvPr id="0" name=""/>
+                          <pic:cNvPicPr>
+                            <a:picLocks noChangeAspect="1" noChangeArrowheads="1"/>
+                          </pic:cNvPicPr>
+                        </pic:nvPicPr>
+                        <pic:blipFill>
+                          <a:blip r:embed="rId17"/>
+                          <a:srcRect/>
+                          <a:stretch>
+                            <a:fillRect/>
+                          </a:stretch>
+                        </pic:blipFill>
+                        <pic:spPr bwMode="auto">
+                          <a:xfrm>
+                            <a:off x="0" y="0"/>
+                            <a:ext cx="1333500" cy="2952750"/>
+                          </a:xfrm>
+                          <a:prstGeom prst="rect">
+                            <a:avLst/>
+                          </a:prstGeom>
+                        </pic:spPr>
+                      </pic:pic>
+                    </a:graphicData>
+                  </a:graphic>
+                </wp:inline>
+              </w:drawing>
+            </w:r>
+          </w:p>
+          <w:p>
+            <w:pPr>
+              <w:spacing w:after="60"/>
+              <w:jc w:val="center"/>
+            </w:pPr>
+            <w:r>
+              <w:rPr>
+                <w:i/>
+                <w:iCs/>
+                <w:color w:val="63706C"/>
+                <w:sz w:val="18"/>
+                <w:szCs w:val="18"/>
+              </w:rPr>
+              <w:t>Figure 9. Cancelled</w:t>
+            </w:r>
+          </w:p>
+        </w:tc>
+        <w:tc>
+          <w:tcPr>
+            <w:tcW w:w="1203" w:type="dxa"/>
+            <w:tcBorders>
+              <w:top w:val="none" w:sz="0" w:space="0" w:color="FFFFFF"/>
+              <w:left w:val="none" w:sz="0" w:space="0" w:color="FFFFFF"/>
+              <w:bottom w:val="none" w:sz="0" w:space="0" w:color="FFFFFF"/>
+              <w:right w:val="none" w:sz="0" w:space="0" w:color="FFFFFF"/>
+            </w:tcBorders>
+            <w:tcMar>
+              <w:top w:w="0" w:type="dxa"/>
+              <w:left w:w="60" w:type="dxa"/>
+              <w:bottom w:w="0" w:type="dxa"/>
+              <w:right w:w="60" w:type="dxa"/>
+            </w:tcMar>
+          </w:tcPr>
+          <w:p/>
+        </w:tc>
+      </w:tr>
+    </w:tbl>
+    <w:p>
+      <w:pPr>
+        <w:spacing w:after="80"/>
+      </w:pPr>
+    </w:p>
+    <w:p>
+      <w:pPr>
+        <w:spacing w:after="120" w:line="276" w:lineRule="auto"/>
+      </w:pPr>
+      <w:r>
+        <w:t xml:space="preserve">After cancelling, the meetup stays visible to the group, marked </w:t>
+      </w:r>
+      <w:r>
+        <w:rPr>
+          <w:b/>
+          <w:bCs/>
+        </w:rPr>
+        <w:t>Cancelled</w:t>
+      </w:r>
+      <w:r>
+        <w:t>. It accepts no new RSVPs, existing attendees stay listed, and anyone who was going can still withdraw.</w:t>
       </w:r>
     </w:p>
     <w:tbl>
@@ -5520,75 +6217,37 @@
             <w:tcW w:w="9306" w:type="dxa"/>
             <w:tcBorders>
               <w:top w:val="none" w:sz="0" w:space="0" w:color="FFFFFF"/>
-              <w:left w:val="none" w:sz="0" w:space="0" w:color="FFFFFF"/>
+              <w:left w:val="single" w:sz="24" w:space="0" w:color="B26A00"/>
               <w:bottom w:val="none" w:sz="0" w:space="0" w:color="FFFFFF"/>
               <w:right w:val="none" w:sz="0" w:space="0" w:color="FFFFFF"/>
             </w:tcBorders>
-          </w:tcPr>
-          <w:p>
-            <w:pPr>
-              <w:keepNext/>
-              <w:spacing w:before="60" w:after="60"/>
-              <w:jc w:val="center"/>
-            </w:pPr>
-            <w:r>
-              <w:rPr>
-                <w:noProof/>
-              </w:rPr>
-              <w:drawing>
-                <wp:inline distT="0" distB="0" distL="0" distR="0" wp14:anchorId="4866A066" wp14:editId="242433D6">
-                  <wp:extent cx="1952625" cy="4324350"/>
-                  <wp:effectExtent l="0" t="0" r="0" b="0"/>
-                  <wp:docPr id="9" name="edit" descr="Editing a meetup you host" title="Editing a meetup you host"/>
-                  <wp:cNvGraphicFramePr>
-                    <a:graphicFrameLocks xmlns:a="http://schemas.openxmlformats.org/drawingml/2006/main" noChangeAspect="1"/>
-                  </wp:cNvGraphicFramePr>
-                  <a:graphic xmlns:a="http://schemas.openxmlformats.org/drawingml/2006/main">
-                    <a:graphicData uri="http://schemas.openxmlformats.org/drawingml/2006/picture">
-                      <pic:pic xmlns:pic="http://schemas.openxmlformats.org/drawingml/2006/picture">
-                        <pic:nvPicPr>
-                          <pic:cNvPr id="0" name=""/>
-                          <pic:cNvPicPr>
-                            <a:picLocks noChangeAspect="1" noChangeArrowheads="1"/>
-                          </pic:cNvPicPr>
-                        </pic:nvPicPr>
-                        <pic:blipFill>
-                          <a:blip r:embed="rId15"/>
-                          <a:srcRect/>
-                          <a:stretch>
-                            <a:fillRect/>
-                          </a:stretch>
-                        </pic:blipFill>
-                        <pic:spPr bwMode="auto">
-                          <a:xfrm>
-                            <a:off x="0" y="0"/>
-                            <a:ext cx="1952625" cy="4324350"/>
-                          </a:xfrm>
-                          <a:prstGeom prst="rect">
-                            <a:avLst/>
-                          </a:prstGeom>
-                        </pic:spPr>
-                      </pic:pic>
-                    </a:graphicData>
-                  </a:graphic>
-                </wp:inline>
-              </w:drawing>
-            </w:r>
-          </w:p>
+            <w:shd w:val="clear" w:color="auto" w:fill="FFF4E5"/>
+            <w:tcMar>
+              <w:top w:w="120" w:type="dxa"/>
+              <w:left w:w="220" w:type="dxa"/>
+              <w:bottom w:w="100" w:type="dxa"/>
+              <w:right w:w="220" w:type="dxa"/>
+            </w:tcMar>
+          </w:tcPr>
           <w:p>
             <w:pPr>
               <w:spacing w:after="60"/>
-              <w:jc w:val="center"/>
-            </w:pPr>
-            <w:r>
-              <w:rPr>
-                <w:i/>
-                <w:iCs/>
-                <w:color w:val="63706C"/>
-                <w:sz w:val="18"/>
-                <w:szCs w:val="18"/>
-              </w:rPr>
-              <w:t>Figure 7. Editing a meetup you host</w:t>
+            </w:pPr>
+            <w:r>
+              <w:rPr>
+                <w:b/>
+                <w:bCs/>
+                <w:color w:val="B26A00"/>
+              </w:rPr>
+              <w:t>Tell your group</w:t>
+            </w:r>
+          </w:p>
+          <w:p>
+            <w:pPr>
+              <w:spacing w:after="60" w:line="264" w:lineRule="auto"/>
+            </w:pPr>
+            <w:r>
+              <w:t>The app does not send notifications. If you cancel or change a walk, let your attendees know directly.</w:t>
             </w:r>
           </w:p>
         </w:tc>
@@ -5596,159 +6255,19 @@
     </w:tbl>
     <w:p>
       <w:pPr>
-        <w:spacing w:after="100"/>
+        <w:spacing w:after="80"/>
       </w:pPr>
-    </w:p>
-    <w:p>
-      <w:pPr>
-        <w:pStyle w:val="ListParagraph"/>
-        <w:numPr>
-          <w:ilvl w:val="0"/>
-          <w:numId w:val="2"/>
-        </w:numPr>
-        <w:spacing w:after="60" w:line="276" w:lineRule="auto"/>
-      </w:pPr>
-      <w:r>
-        <w:t>A new start time must still be in the future.</w:t>
-      </w:r>
-    </w:p>
-    <w:p>
-      <w:pPr>
-        <w:pStyle w:val="ListParagraph"/>
-        <w:numPr>
-          <w:ilvl w:val="0"/>
-          <w:numId w:val="2"/>
-        </w:numPr>
-        <w:spacing w:after="60" w:line="276" w:lineRule="auto"/>
-      </w:pPr>
-      <w:r>
-        <w:t>The group and the host cannot be changed.</w:t>
-      </w:r>
-    </w:p>
-    <w:p>
-      <w:pPr>
-        <w:pStyle w:val="ListParagraph"/>
-        <w:numPr>
-          <w:ilvl w:val="0"/>
-          <w:numId w:val="2"/>
-        </w:numPr>
-        <w:spacing w:after="60" w:line="276" w:lineRule="auto"/>
-      </w:pPr>
-      <w:r>
-        <w:t>If you move the meeting point, members who have not RSVP’d see a new approximate area around the new spot.</w:t>
-      </w:r>
-    </w:p>
-    <w:p>
-      <w:pPr>
-        <w:pStyle w:val="ListParagraph"/>
-        <w:numPr>
-          <w:ilvl w:val="0"/>
-          <w:numId w:val="2"/>
-        </w:numPr>
-        <w:spacing w:after="60" w:line="276" w:lineRule="auto"/>
-      </w:pPr>
-      <w:r>
-        <w:t>Cancelled meetups cannot be edited.</w:t>
-      </w:r>
     </w:p>
     <w:p>
       <w:pPr>
         <w:pStyle w:val="Heading1"/>
         <w:spacing w:before="480"/>
       </w:pPr>
-      <w:bookmarkStart w:id="19" w:name="_Toc244180518"/>
-      <w:r>
-        <w:lastRenderedPageBreak/>
-        <w:t>9. Cancelling a meetup (hosts)</w:t>
-      </w:r>
-      <w:bookmarkEnd w:id="19"/>
-    </w:p>
-    <w:p>
-      <w:pPr>
-        <w:spacing w:after="120" w:line="276" w:lineRule="auto"/>
-      </w:pPr>
-      <w:r>
-        <w:t>Only the host can cancel a meetup. Cancelling is final: a cancelled meetup cannot be reopened.</w:t>
-      </w:r>
-    </w:p>
-    <w:p>
-      <w:pPr>
-        <w:pStyle w:val="ListParagraph"/>
-        <w:numPr>
-          <w:ilvl w:val="0"/>
-          <w:numId w:val="8"/>
-        </w:numPr>
-        <w:spacing w:after="80" w:line="276" w:lineRule="auto"/>
-      </w:pPr>
-      <w:r>
-        <w:t xml:space="preserve">Open your meetup and scroll to </w:t>
-      </w:r>
-      <w:r>
-        <w:rPr>
-          <w:b/>
-          <w:bCs/>
-        </w:rPr>
-        <w:t>Cancel meetup</w:t>
-      </w:r>
-      <w:r>
-        <w:t>.</w:t>
-      </w:r>
-    </w:p>
-    <w:p>
-      <w:pPr>
-        <w:pStyle w:val="ListParagraph"/>
-        <w:numPr>
-          <w:ilvl w:val="0"/>
-          <w:numId w:val="8"/>
-        </w:numPr>
-        <w:spacing w:after="80" w:line="276" w:lineRule="auto"/>
-      </w:pPr>
-      <w:r>
-        <w:t xml:space="preserve">Tap </w:t>
-      </w:r>
-      <w:r>
-        <w:rPr>
-          <w:b/>
-          <w:bCs/>
-        </w:rPr>
-        <w:t>Cancel meetup</w:t>
-      </w:r>
-      <w:r>
-        <w:t>. A dialog asks you to confirm.</w:t>
-      </w:r>
-    </w:p>
-    <w:p>
-      <w:pPr>
-        <w:pStyle w:val="ListParagraph"/>
-        <w:numPr>
-          <w:ilvl w:val="0"/>
-          <w:numId w:val="8"/>
-        </w:numPr>
-        <w:spacing w:after="80" w:line="276" w:lineRule="auto"/>
-      </w:pPr>
-      <w:r>
-        <w:t xml:space="preserve">Tap </w:t>
-      </w:r>
-      <w:r>
-        <w:rPr>
-          <w:b/>
-          <w:bCs/>
-        </w:rPr>
-        <w:t>CANCEL MEETUP</w:t>
-      </w:r>
-      <w:r>
-        <w:t xml:space="preserve"> to confirm, or </w:t>
-      </w:r>
-      <w:r>
-        <w:rPr>
-          <w:b/>
-          <w:bCs/>
-        </w:rPr>
-        <w:t>KEEP IT</w:t>
-      </w:r>
-      <w:r>
-        <w:t xml:space="preserve"> to go back.</w:t>
-      </w:r>
+      <w:bookmarkStart w:id="20" w:name="_Toc244181486"/>
+      <w:r>
+        <w:t>10. Live walk (demo)</w:t>
+      </w:r>
+      <w:bookmarkEnd w:id="20"/>
     </w:p>
     <w:tbl>
       <w:tblPr>
@@ -5765,105 +6284,150 @@
         <w:tblLook w:val="04A0" w:firstRow="1" w:lastRow="0" w:firstColumn="1" w:lastColumn="0" w:noHBand="0" w:noVBand="1"/>
       </w:tblPr>
       <w:tblGrid>
-        <w:gridCol w:w="3102"/>
-        <w:gridCol w:w="3102"/>
-        <w:gridCol w:w="3102"/>
+        <w:gridCol w:w="7006"/>
+        <w:gridCol w:w="2300"/>
       </w:tblGrid>
       <w:tr>
-        <w:trPr>
-          <w:cantSplit/>
-        </w:trPr>
-        <w:tc>
-          <w:tcPr>
-            <w:tcW w:w="3102" w:type="dxa"/>
+        <w:tc>
+          <w:tcPr>
+            <w:tcW w:w="7006" w:type="dxa"/>
             <w:tcBorders>
               <w:top w:val="none" w:sz="0" w:space="0" w:color="FFFFFF"/>
               <w:left w:val="none" w:sz="0" w:space="0" w:color="FFFFFF"/>
               <w:bottom w:val="none" w:sz="0" w:space="0" w:color="FFFFFF"/>
               <w:right w:val="none" w:sz="0" w:space="0" w:color="FFFFFF"/>
             </w:tcBorders>
-          </w:tcPr>
-          <w:p>
-            <w:pPr>
-              <w:keepNext/>
-              <w:spacing w:before="60" w:after="60"/>
-              <w:jc w:val="center"/>
-            </w:pPr>
-            <w:r>
-              <w:rPr>
-                <w:noProof/>
-              </w:rPr>
-              <w:drawing>
-                <wp:inline distT="0" distB="0" distL="0" distR="0" wp14:anchorId="1BE556DC" wp14:editId="4841FFA7">
-                  <wp:extent cx="1952625" cy="4324350"/>
-                  <wp:effectExtent l="0" t="0" r="0" b="0"/>
-                  <wp:docPr id="10" name="creator-actions" descr="Host actions" title="Host actions"/>
-                  <wp:cNvGraphicFramePr>
-                    <a:graphicFrameLocks xmlns:a="http://schemas.openxmlformats.org/drawingml/2006/main" noChangeAspect="1"/>
-                  </wp:cNvGraphicFramePr>
-                  <a:graphic xmlns:a="http://schemas.openxmlformats.org/drawingml/2006/main">
-                    <a:graphicData uri="http://schemas.openxmlformats.org/drawingml/2006/picture">
-                      <pic:pic xmlns:pic="http://schemas.openxmlformats.org/drawingml/2006/picture">
-                        <pic:nvPicPr>
-                          <pic:cNvPr id="0" name=""/>
-                          <pic:cNvPicPr>
-                            <a:picLocks noChangeAspect="1" noChangeArrowheads="1"/>
-                          </pic:cNvPicPr>
-                        </pic:nvPicPr>
-                        <pic:blipFill>
-                          <a:blip r:embed="rId16"/>
-                          <a:srcRect/>
-                          <a:stretch>
-                            <a:fillRect/>
-                          </a:stretch>
-                        </pic:blipFill>
-                        <pic:spPr bwMode="auto">
-                          <a:xfrm>
-                            <a:off x="0" y="0"/>
-                            <a:ext cx="1952625" cy="4324350"/>
-                          </a:xfrm>
-                          <a:prstGeom prst="rect">
-                            <a:avLst/>
-                          </a:prstGeom>
-                        </pic:spPr>
-                      </pic:pic>
-                    </a:graphicData>
-                  </a:graphic>
-                </wp:inline>
-              </w:drawing>
-            </w:r>
-          </w:p>
-          <w:p>
-            <w:pPr>
-              <w:spacing w:after="60"/>
-              <w:jc w:val="center"/>
-            </w:pPr>
-            <w:r>
-              <w:rPr>
-                <w:i/>
-                <w:iCs/>
-                <w:color w:val="63706C"/>
-                <w:sz w:val="18"/>
-                <w:szCs w:val="18"/>
-              </w:rPr>
-              <w:t>Figure 8. Host actions</w:t>
-            </w:r>
-          </w:p>
-        </w:tc>
-        <w:tc>
-          <w:tcPr>
-            <w:tcW w:w="3102" w:type="dxa"/>
+            <w:tcMar>
+              <w:top w:w="0" w:type="dxa"/>
+              <w:left w:w="0" w:type="dxa"/>
+              <w:bottom w:w="0" w:type="dxa"/>
+              <w:right w:w="200" w:type="dxa"/>
+            </w:tcMar>
+          </w:tcPr>
+          <w:p>
+            <w:pPr>
+              <w:spacing w:after="120" w:line="276" w:lineRule="auto"/>
+            </w:pPr>
+            <w:r>
+              <w:rPr>
+                <w:b/>
+                <w:bCs/>
+              </w:rPr>
+              <w:t>Live walk (demo)</w:t>
+            </w:r>
+            <w:r>
+              <w:t xml:space="preserve"> shows how a group could follow a walk on a live map. It uses </w:t>
+            </w:r>
+            <w:r>
+              <w:rPr>
+                <w:b/>
+                <w:bCs/>
+              </w:rPr>
+              <w:t>simulated walkers only</w:t>
+            </w:r>
+            <w:r>
+              <w:t>; no real person’s location is collected or shown, and your own location is never used.</w:t>
+            </w:r>
+          </w:p>
+          <w:p>
+            <w:pPr>
+              <w:pStyle w:val="ListParagraph"/>
+              <w:numPr>
+                <w:ilvl w:val="0"/>
+                <w:numId w:val="9"/>
+              </w:numPr>
+              <w:spacing w:after="80" w:line="276" w:lineRule="auto"/>
+            </w:pPr>
+            <w:r>
+              <w:t xml:space="preserve">Open a scheduled meetup that you host or are going to, and tap </w:t>
+            </w:r>
+            <w:r>
+              <w:rPr>
+                <w:b/>
+                <w:bCs/>
+              </w:rPr>
+              <w:t>Live walk (demo)</w:t>
+            </w:r>
+            <w:r>
+              <w:t>.</w:t>
+            </w:r>
+          </w:p>
+          <w:p>
+            <w:pPr>
+              <w:pStyle w:val="ListParagraph"/>
+              <w:numPr>
+                <w:ilvl w:val="0"/>
+                <w:numId w:val="9"/>
+              </w:numPr>
+              <w:spacing w:after="80" w:line="276" w:lineRule="auto"/>
+            </w:pPr>
+            <w:r>
+              <w:t xml:space="preserve">The panel at the bottom shows </w:t>
+            </w:r>
+            <w:r>
+              <w:rPr>
+                <w:b/>
+                <w:bCs/>
+              </w:rPr>
+              <w:t>Live</w:t>
+            </w:r>
+            <w:r>
+              <w:t xml:space="preserve"> once connected.</w:t>
+            </w:r>
+          </w:p>
+          <w:p>
+            <w:pPr>
+              <w:pStyle w:val="ListParagraph"/>
+              <w:numPr>
+                <w:ilvl w:val="0"/>
+                <w:numId w:val="9"/>
+              </w:numPr>
+              <w:spacing w:after="80" w:line="276" w:lineRule="auto"/>
+            </w:pPr>
+            <w:r>
+              <w:t>Walkers appear as round avatars (W1, W2, …) and move smoothly between updates. Only walkers on or near the visible map are drawn; the panel shows how many there are in total and how many are on screen.</w:t>
+            </w:r>
+          </w:p>
+          <w:p>
+            <w:pPr>
+              <w:spacing w:after="120" w:line="276" w:lineRule="auto"/>
+            </w:pPr>
+            <w:r>
+              <w:t xml:space="preserve">Only the host and members who RSVP’d can open the live walk. For evaluators: start the simulator with </w:t>
+            </w:r>
+            <w:r>
+              <w:rPr>
+                <w:rFonts w:ascii="Consolas" w:eastAsia="Consolas" w:hAnsi="Consolas" w:cs="Consolas"/>
+                <w:color w:val="005B43"/>
+                <w:sz w:val="19"/>
+                <w:szCs w:val="19"/>
+              </w:rPr>
+              <w:t>npm run live:simulate</w:t>
+            </w:r>
+            <w:r>
+              <w:t xml:space="preserve"> (Section 14).</w:t>
+            </w:r>
+          </w:p>
+        </w:tc>
+        <w:tc>
+          <w:tcPr>
+            <w:tcW w:w="2300" w:type="dxa"/>
             <w:tcBorders>
               <w:top w:val="none" w:sz="0" w:space="0" w:color="FFFFFF"/>
               <w:left w:val="none" w:sz="0" w:space="0" w:color="FFFFFF"/>
               <w:bottom w:val="none" w:sz="0" w:space="0" w:color="FFFFFF"/>
               <w:right w:val="none" w:sz="0" w:space="0" w:color="FFFFFF"/>
             </w:tcBorders>
-          </w:tcPr>
-          <w:p>
-            <w:pPr>
-              <w:keepNext/>
-              <w:spacing w:before="60" w:after="60"/>
+            <w:tcMar>
+              <w:top w:w="0" w:type="dxa"/>
+              <w:left w:w="60" w:type="dxa"/>
+              <w:bottom w:w="0" w:type="dxa"/>
+              <w:right w:w="60" w:type="dxa"/>
+            </w:tcMar>
+          </w:tcPr>
+          <w:p>
+            <w:pPr>
+              <w:spacing w:before="40" w:after="40"/>
               <w:jc w:val="center"/>
             </w:pPr>
             <w:r>
@@ -5871,87 +6435,10 @@
                 <w:noProof/>
               </w:rPr>
               <w:drawing>
-                <wp:inline distT="0" distB="0" distL="0" distR="0" wp14:anchorId="26F97952" wp14:editId="4BAFF57D">
-                  <wp:extent cx="1952625" cy="4324350"/>
+                <wp:inline distT="0" distB="0" distL="0" distR="0" wp14:anchorId="6AAF83D8" wp14:editId="6A61DE24">
+                  <wp:extent cx="1333500" cy="2952750"/>
                   <wp:effectExtent l="0" t="0" r="0" b="0"/>
-                  <wp:docPr id="11" name="confirm-cancel" descr="Confirming the cancellation" title="Confirming the cancellation"/>
-                  <wp:cNvGraphicFramePr>
-                    <a:graphicFrameLocks xmlns:a="http://schemas.openxmlformats.org/drawingml/2006/main" noChangeAspect="1"/>
-                  </wp:cNvGraphicFramePr>
-                  <a:graphic xmlns:a="http://schemas.openxmlformats.org/drawingml/2006/main">
-                    <a:graphicData uri="http://schemas.openxmlformats.org/drawingml/2006/picture">
-                      <pic:pic xmlns:pic="http://schemas.openxmlformats.org/drawingml/2006/picture">
-                        <pic:nvPicPr>
-                          <pic:cNvPr id="0" name=""/>
-                          <pic:cNvPicPr>
-                            <a:picLocks noChangeAspect="1" noChangeArrowheads="1"/>
-                          </pic:cNvPicPr>
-                        </pic:nvPicPr>
-                        <pic:blipFill>
-                          <a:blip r:embed="rId17"/>
-                          <a:srcRect/>
-                          <a:stretch>
-                            <a:fillRect/>
-                          </a:stretch>
-                        </pic:blipFill>
-                        <pic:spPr bwMode="auto">
-                          <a:xfrm>
-                            <a:off x="0" y="0"/>
-                            <a:ext cx="1952625" cy="4324350"/>
-                          </a:xfrm>
-                          <a:prstGeom prst="rect">
-                            <a:avLst/>
-                          </a:prstGeom>
-                        </pic:spPr>
-                      </pic:pic>
-                    </a:graphicData>
-                  </a:graphic>
-                </wp:inline>
-              </w:drawing>
-            </w:r>
-          </w:p>
-          <w:p>
-            <w:pPr>
-              <w:spacing w:after="60"/>
-              <w:jc w:val="center"/>
-            </w:pPr>
-            <w:r>
-              <w:rPr>
-                <w:i/>
-                <w:iCs/>
-                <w:color w:val="63706C"/>
-                <w:sz w:val="18"/>
-                <w:szCs w:val="18"/>
-              </w:rPr>
-              <w:t>Figure 9. Confirming the cancellation</w:t>
-            </w:r>
-          </w:p>
-        </w:tc>
-        <w:tc>
-          <w:tcPr>
-            <w:tcW w:w="3102" w:type="dxa"/>
-            <w:tcBorders>
-              <w:top w:val="none" w:sz="0" w:space="0" w:color="FFFFFF"/>
-              <w:left w:val="none" w:sz="0" w:space="0" w:color="FFFFFF"/>
-              <w:bottom w:val="none" w:sz="0" w:space="0" w:color="FFFFFF"/>
-              <w:right w:val="none" w:sz="0" w:space="0" w:color="FFFFFF"/>
-            </w:tcBorders>
-          </w:tcPr>
-          <w:p>
-            <w:pPr>
-              <w:keepNext/>
-              <w:spacing w:before="60" w:after="60"/>
-              <w:jc w:val="center"/>
-            </w:pPr>
-            <w:r>
-              <w:rPr>
-                <w:noProof/>
-              </w:rPr>
-              <w:drawing>
-                <wp:inline distT="0" distB="0" distL="0" distR="0" wp14:anchorId="386986D1" wp14:editId="4365C190">
-                  <wp:extent cx="1952625" cy="4324350"/>
-                  <wp:effectExtent l="0" t="0" r="0" b="0"/>
-                  <wp:docPr id="12" name="cancelled" descr="A cancelled meetup" title="A cancelled meetup"/>
+                  <wp:docPr id="12" name="live-walk" descr="Live walk with simulated walkers" title="Live walk with simulated walkers"/>
                   <wp:cNvGraphicFramePr>
                     <a:graphicFrameLocks xmlns:a="http://schemas.openxmlformats.org/drawingml/2006/main" noChangeAspect="1"/>
                   </wp:cNvGraphicFramePr>
@@ -5974,7 +6461,7 @@
                         <pic:spPr bwMode="auto">
                           <a:xfrm>
                             <a:off x="0" y="0"/>
-                            <a:ext cx="1952625" cy="4324350"/>
+                            <a:ext cx="1333500" cy="2952750"/>
                           </a:xfrm>
                           <a:prstGeom prst="rect">
                             <a:avLst/>
@@ -6000,89 +6487,7 @@
                 <w:sz w:val="18"/>
                 <w:szCs w:val="18"/>
               </w:rPr>
-              <w:t>Figure 10. A cancelled meetup</w:t>
-            </w:r>
-          </w:p>
-        </w:tc>
-      </w:tr>
-    </w:tbl>
-    <w:p>
-      <w:pPr>
-        <w:spacing w:after="100"/>
-      </w:pPr>
-    </w:p>
-    <w:p>
-      <w:pPr>
-        <w:spacing w:after="120" w:line="276" w:lineRule="auto"/>
-      </w:pPr>
-      <w:r>
-        <w:t xml:space="preserve">After cancelling, the meetup stays visible to the group, marked </w:t>
-      </w:r>
-      <w:r>
-        <w:rPr>
-          <w:b/>
-          <w:bCs/>
-        </w:rPr>
-        <w:t>Cancelled</w:t>
-      </w:r>
-      <w:r>
-        <w:t>. It accepts no new RSVPs, existing attendees stay listed, and anyone who was going can still withdraw.</w:t>
-      </w:r>
-    </w:p>
-    <w:tbl>
-      <w:tblPr>
-        <w:tblW w:w="9306" w:type="dxa"/>
-        <w:tblBorders>
-          <w:top w:val="none" w:sz="0" w:space="0" w:color="FFFFFF"/>
-          <w:left w:val="none" w:sz="0" w:space="0" w:color="FFFFFF"/>
-          <w:bottom w:val="none" w:sz="0" w:space="0" w:color="FFFFFF"/>
-          <w:right w:val="none" w:sz="0" w:space="0" w:color="FFFFFF"/>
-          <w:insideH w:val="none" w:sz="0" w:space="0" w:color="FFFFFF"/>
-          <w:insideV w:val="none" w:sz="0" w:space="0" w:color="FFFFFF"/>
-        </w:tblBorders>
-        <w:tblLayout w:type="fixed"/>
-        <w:tblLook w:val="04A0" w:firstRow="1" w:lastRow="0" w:firstColumn="1" w:lastColumn="0" w:noHBand="0" w:noVBand="1"/>
-      </w:tblPr>
-      <w:tblGrid>
-        <w:gridCol w:w="9306"/>
-      </w:tblGrid>
-      <w:tr>
-        <w:tc>
-          <w:tcPr>
-            <w:tcW w:w="9306" w:type="dxa"/>
-            <w:tcBorders>
-              <w:top w:val="none" w:sz="0" w:space="0" w:color="FFFFFF"/>
-              <w:left w:val="single" w:sz="24" w:space="0" w:color="B26A00"/>
-              <w:bottom w:val="none" w:sz="0" w:space="0" w:color="FFFFFF"/>
-              <w:right w:val="none" w:sz="0" w:space="0" w:color="FFFFFF"/>
-            </w:tcBorders>
-            <w:shd w:val="clear" w:color="auto" w:fill="FFF4E5"/>
-            <w:tcMar>
-              <w:top w:w="120" w:type="dxa"/>
-              <w:left w:w="220" w:type="dxa"/>
-              <w:bottom w:w="100" w:type="dxa"/>
-              <w:right w:w="220" w:type="dxa"/>
-            </w:tcMar>
-          </w:tcPr>
-          <w:p>
-            <w:pPr>
-              <w:spacing w:after="60"/>
-            </w:pPr>
-            <w:r>
-              <w:rPr>
-                <w:b/>
-                <w:bCs/>
-                <w:color w:val="B26A00"/>
-              </w:rPr>
-              <w:t>Tell your group</w:t>
-            </w:r>
-          </w:p>
-          <w:p>
-            <w:pPr>
-              <w:spacing w:after="60" w:line="264" w:lineRule="auto"/>
-            </w:pPr>
-            <w:r>
-              <w:t>The app does not send notifications. If you cancel or change a walk, let your attendees know directly.</w:t>
+              <w:t>Figure 10. Live walk with simulated walkers</w:t>
             </w:r>
           </w:p>
         </w:tc>
@@ -6098,228 +6503,7 @@
         <w:pStyle w:val="Heading1"/>
         <w:spacing w:before="480"/>
       </w:pPr>
-      <w:bookmarkStart w:id="20" w:name="_Toc244180519"/>
-      <w:r>
-        <w:t>10. Live walk (demo)</w:t>
-      </w:r>
-      <w:bookmarkEnd w:id="20"/>
-    </w:p>
-    <w:p>
-      <w:pPr>
-        <w:spacing w:after="120" w:line="276" w:lineRule="auto"/>
-      </w:pPr>
-      <w:r>
-        <w:rPr>
-          <w:b/>
-          <w:bCs/>
-        </w:rPr>
-        <w:t>Live walk (demo)</w:t>
-      </w:r>
-      <w:r>
-        <w:t xml:space="preserve"> shows how a group could follow a walk on a live map. It uses </w:t>
-      </w:r>
-      <w:r>
-        <w:rPr>
-          <w:b/>
-          <w:bCs/>
-        </w:rPr>
-        <w:t>simulated walkers only</w:t>
-      </w:r>
-      <w:r>
-        <w:t>; no real person’s location is collected or shown, and your own location is never used.</w:t>
-      </w:r>
-    </w:p>
-    <w:p>
-      <w:pPr>
-        <w:pStyle w:val="ListParagraph"/>
-        <w:numPr>
-          <w:ilvl w:val="0"/>
-          <w:numId w:val="9"/>
-        </w:numPr>
-        <w:spacing w:after="80" w:line="276" w:lineRule="auto"/>
-      </w:pPr>
-      <w:r>
-        <w:lastRenderedPageBreak/>
-        <w:t xml:space="preserve">Open a scheduled meetup that you host or are going to, and tap </w:t>
-      </w:r>
-      <w:r>
-        <w:rPr>
-          <w:b/>
-          <w:bCs/>
-        </w:rPr>
-        <w:t>Live walk (demo)</w:t>
-      </w:r>
-      <w:r>
-        <w:t>.</w:t>
-      </w:r>
-    </w:p>
-    <w:p>
-      <w:pPr>
-        <w:pStyle w:val="ListParagraph"/>
-        <w:numPr>
-          <w:ilvl w:val="0"/>
-          <w:numId w:val="9"/>
-        </w:numPr>
-        <w:spacing w:after="80" w:line="276" w:lineRule="auto"/>
-      </w:pPr>
-      <w:r>
-        <w:t xml:space="preserve">The panel at the bottom shows </w:t>
-      </w:r>
-      <w:r>
-        <w:rPr>
-          <w:b/>
-          <w:bCs/>
-        </w:rPr>
-        <w:t>Live</w:t>
-      </w:r>
-      <w:r>
-        <w:t xml:space="preserve"> once connected.</w:t>
-      </w:r>
-    </w:p>
-    <w:p>
-      <w:pPr>
-        <w:pStyle w:val="ListParagraph"/>
-        <w:numPr>
-          <w:ilvl w:val="0"/>
-          <w:numId w:val="9"/>
-        </w:numPr>
-        <w:spacing w:after="80" w:line="276" w:lineRule="auto"/>
-      </w:pPr>
-      <w:r>
-        <w:t>Walkers appear as round avatars (W1, W2, …) and move smoothly between updates. Only walkers on or near the visible map are drawn; the panel shows how many there are in total and how many are on screen.</w:t>
-      </w:r>
-    </w:p>
-    <w:tbl>
-      <w:tblPr>
-        <w:tblW w:w="9306" w:type="dxa"/>
-        <w:tblBorders>
-          <w:top w:val="none" w:sz="0" w:space="0" w:color="FFFFFF"/>
-          <w:left w:val="none" w:sz="0" w:space="0" w:color="FFFFFF"/>
-          <w:bottom w:val="none" w:sz="0" w:space="0" w:color="FFFFFF"/>
-          <w:right w:val="none" w:sz="0" w:space="0" w:color="FFFFFF"/>
-          <w:insideH w:val="none" w:sz="0" w:space="0" w:color="FFFFFF"/>
-          <w:insideV w:val="none" w:sz="0" w:space="0" w:color="FFFFFF"/>
-        </w:tblBorders>
-        <w:tblLayout w:type="fixed"/>
-        <w:tblLook w:val="04A0" w:firstRow="1" w:lastRow="0" w:firstColumn="1" w:lastColumn="0" w:noHBand="0" w:noVBand="1"/>
-      </w:tblPr>
-      <w:tblGrid>
-        <w:gridCol w:w="9306"/>
-      </w:tblGrid>
-      <w:tr>
-        <w:trPr>
-          <w:cantSplit/>
-        </w:trPr>
-        <w:tc>
-          <w:tcPr>
-            <w:tcW w:w="9306" w:type="dxa"/>
-            <w:tcBorders>
-              <w:top w:val="none" w:sz="0" w:space="0" w:color="FFFFFF"/>
-              <w:left w:val="none" w:sz="0" w:space="0" w:color="FFFFFF"/>
-              <w:bottom w:val="none" w:sz="0" w:space="0" w:color="FFFFFF"/>
-              <w:right w:val="none" w:sz="0" w:space="0" w:color="FFFFFF"/>
-            </w:tcBorders>
-          </w:tcPr>
-          <w:p>
-            <w:pPr>
-              <w:keepNext/>
-              <w:spacing w:before="60" w:after="60"/>
-              <w:jc w:val="center"/>
-            </w:pPr>
-            <w:r>
-              <w:rPr>
-                <w:noProof/>
-              </w:rPr>
-              <w:drawing>
-                <wp:inline distT="0" distB="0" distL="0" distR="0" wp14:anchorId="31BF8FA6" wp14:editId="1CF6A115">
-                  <wp:extent cx="1952625" cy="4324350"/>
-                  <wp:effectExtent l="0" t="0" r="0" b="0"/>
-                  <wp:docPr id="13" name="live-walk" descr="Live walk with simulated walkers" title="Live walk with simulated walkers"/>
-                  <wp:cNvGraphicFramePr>
-                    <a:graphicFrameLocks xmlns:a="http://schemas.openxmlformats.org/drawingml/2006/main" noChangeAspect="1"/>
-                  </wp:cNvGraphicFramePr>
-                  <a:graphic xmlns:a="http://schemas.openxmlformats.org/drawingml/2006/main">
-                    <a:graphicData uri="http://schemas.openxmlformats.org/drawingml/2006/picture">
-                      <pic:pic xmlns:pic="http://schemas.openxmlformats.org/drawingml/2006/picture">
-                        <pic:nvPicPr>
-                          <pic:cNvPr id="0" name=""/>
-                          <pic:cNvPicPr>
-                            <a:picLocks noChangeAspect="1" noChangeArrowheads="1"/>
-                          </pic:cNvPicPr>
-                        </pic:nvPicPr>
-                        <pic:blipFill>
-                          <a:blip r:embed="rId19"/>
-                          <a:srcRect/>
-                          <a:stretch>
-                            <a:fillRect/>
-                          </a:stretch>
-                        </pic:blipFill>
-                        <pic:spPr bwMode="auto">
-                          <a:xfrm>
-                            <a:off x="0" y="0"/>
-                            <a:ext cx="1952625" cy="4324350"/>
-                          </a:xfrm>
-                          <a:prstGeom prst="rect">
-                            <a:avLst/>
-                          </a:prstGeom>
-                        </pic:spPr>
-                      </pic:pic>
-                    </a:graphicData>
-                  </a:graphic>
-                </wp:inline>
-              </w:drawing>
-            </w:r>
-          </w:p>
-          <w:p>
-            <w:pPr>
-              <w:spacing w:after="60"/>
-              <w:jc w:val="center"/>
-            </w:pPr>
-            <w:r>
-              <w:rPr>
-                <w:i/>
-                <w:iCs/>
-                <w:color w:val="63706C"/>
-                <w:sz w:val="18"/>
-                <w:szCs w:val="18"/>
-              </w:rPr>
-              <w:t>Figure 11. Live walk with simulated walkers</w:t>
-            </w:r>
-          </w:p>
-        </w:tc>
-      </w:tr>
-    </w:tbl>
-    <w:p>
-      <w:pPr>
-        <w:spacing w:after="100"/>
-      </w:pPr>
-    </w:p>
-    <w:p>
-      <w:pPr>
-        <w:spacing w:after="120" w:line="276" w:lineRule="auto"/>
-      </w:pPr>
-      <w:r>
-        <w:t xml:space="preserve">Only the host and members who RSVP’d can open the live walk. For evaluators: start the simulator with </w:t>
-      </w:r>
-      <w:r>
-        <w:rPr>
-          <w:rFonts w:ascii="Consolas" w:eastAsia="Consolas" w:hAnsi="Consolas" w:cs="Consolas"/>
-          <w:color w:val="005B43"/>
-          <w:sz w:val="19"/>
-          <w:szCs w:val="19"/>
-        </w:rPr>
-        <w:t>npm run live:simulate</w:t>
-      </w:r>
-      <w:r>
-        <w:t xml:space="preserve"> (Section 14).</w:t>
-      </w:r>
-    </w:p>
-    <w:p>
-      <w:pPr>
-        <w:pStyle w:val="Heading1"/>
-        <w:spacing w:before="480"/>
-      </w:pPr>
-      <w:bookmarkStart w:id="21" w:name="_Toc244180520"/>
+      <w:bookmarkStart w:id="21" w:name="_Toc244181487"/>
       <w:r>
         <w:t>11. Privacy: who can see what</w:t>
       </w:r>
@@ -7189,7 +7373,6 @@
                 <w:sz w:val="20"/>
                 <w:szCs w:val="20"/>
               </w:rPr>
-              <w:lastRenderedPageBreak/>
               <w:t>Live walk (demo)</w:t>
             </w:r>
           </w:p>
@@ -7336,45 +7519,142 @@
         <w:tblLook w:val="04A0" w:firstRow="1" w:lastRow="0" w:firstColumn="1" w:lastColumn="0" w:noHBand="0" w:noVBand="1"/>
       </w:tblPr>
       <w:tblGrid>
-        <w:gridCol w:w="9306"/>
+        <w:gridCol w:w="7006"/>
+        <w:gridCol w:w="2300"/>
       </w:tblGrid>
       <w:tr>
         <w:tc>
           <w:tcPr>
-            <w:tcW w:w="9306" w:type="dxa"/>
+            <w:tcW w:w="7006" w:type="dxa"/>
             <w:tcBorders>
               <w:top w:val="none" w:sz="0" w:space="0" w:color="FFFFFF"/>
-              <w:left w:val="single" w:sz="24" w:space="0" w:color="005B43"/>
+              <w:left w:val="none" w:sz="0" w:space="0" w:color="FFFFFF"/>
               <w:bottom w:val="none" w:sz="0" w:space="0" w:color="FFFFFF"/>
               <w:right w:val="none" w:sz="0" w:space="0" w:color="FFFFFF"/>
             </w:tcBorders>
-            <w:shd w:val="clear" w:color="auto" w:fill="E2F2EA"/>
-            <w:tcMar>
-              <w:top w:w="120" w:type="dxa"/>
-              <w:left w:w="220" w:type="dxa"/>
-              <w:bottom w:w="100" w:type="dxa"/>
-              <w:right w:w="220" w:type="dxa"/>
-            </w:tcMar>
-          </w:tcPr>
+            <w:tcMar>
+              <w:top w:w="0" w:type="dxa"/>
+              <w:left w:w="0" w:type="dxa"/>
+              <w:bottom w:w="0" w:type="dxa"/>
+              <w:right w:w="200" w:type="dxa"/>
+            </w:tcMar>
+          </w:tcPr>
+          <w:p>
+            <w:pPr>
+              <w:pStyle w:val="Heading2"/>
+            </w:pPr>
+            <w:bookmarkStart w:id="22" w:name="_Toc244181488"/>
+            <w:r>
+              <w:t>Your home location is never shared</w:t>
+            </w:r>
+            <w:bookmarkEnd w:id="22"/>
+          </w:p>
+          <w:p>
+            <w:pPr>
+              <w:spacing w:after="120" w:line="276" w:lineRule="auto"/>
+            </w:pPr>
+            <w:r>
+              <w:t>Your profile may contain a home location for other features. Altair Meetups never shows it to anyone, never puts it on a map, and never uses it to calculate anything.</w:t>
+            </w:r>
+          </w:p>
+          <w:p>
+            <w:pPr>
+              <w:pStyle w:val="Heading2"/>
+            </w:pPr>
+            <w:bookmarkStart w:id="23" w:name="_Toc244181489"/>
+            <w:r>
+              <w:t>People outside a group see nothing</w:t>
+            </w:r>
+            <w:bookmarkEnd w:id="23"/>
+          </w:p>
+          <w:p>
+            <w:pPr>
+              <w:spacing w:after="120" w:line="276" w:lineRule="auto"/>
+            </w:pPr>
+            <w:r>
+              <w:t>Someone who is not a member of a group cannot see its meetups, who is going, or where they meet, in the app or by calling the server directly. A signed-in user who belongs to no group simply sees that they are not in any walking group yet.</w:t>
+            </w:r>
+          </w:p>
+        </w:tc>
+        <w:tc>
+          <w:tcPr>
+            <w:tcW w:w="2300" w:type="dxa"/>
+            <w:tcBorders>
+              <w:top w:val="none" w:sz="0" w:space="0" w:color="FFFFFF"/>
+              <w:left w:val="none" w:sz="0" w:space="0" w:color="FFFFFF"/>
+              <w:bottom w:val="none" w:sz="0" w:space="0" w:color="FFFFFF"/>
+              <w:right w:val="none" w:sz="0" w:space="0" w:color="FFFFFF"/>
+            </w:tcBorders>
+            <w:tcMar>
+              <w:top w:w="0" w:type="dxa"/>
+              <w:left w:w="60" w:type="dxa"/>
+              <w:bottom w:w="0" w:type="dxa"/>
+              <w:right w:w="60" w:type="dxa"/>
+            </w:tcMar>
+          </w:tcPr>
+          <w:p>
+            <w:pPr>
+              <w:spacing w:before="40" w:after="40"/>
+              <w:jc w:val="center"/>
+            </w:pPr>
+            <w:r>
+              <w:rPr>
+                <w:noProof/>
+              </w:rPr>
+              <w:drawing>
+                <wp:inline distT="0" distB="0" distL="0" distR="0" wp14:anchorId="479401C4" wp14:editId="14148B41">
+                  <wp:extent cx="1333500" cy="2952750"/>
+                  <wp:effectExtent l="0" t="0" r="0" b="0"/>
+                  <wp:docPr id="13" name="no-groups" descr="A user in no group" title="A user in no group"/>
+                  <wp:cNvGraphicFramePr>
+                    <a:graphicFrameLocks xmlns:a="http://schemas.openxmlformats.org/drawingml/2006/main" noChangeAspect="1"/>
+                  </wp:cNvGraphicFramePr>
+                  <a:graphic xmlns:a="http://schemas.openxmlformats.org/drawingml/2006/main">
+                    <a:graphicData uri="http://schemas.openxmlformats.org/drawingml/2006/picture">
+                      <pic:pic xmlns:pic="http://schemas.openxmlformats.org/drawingml/2006/picture">
+                        <pic:nvPicPr>
+                          <pic:cNvPr id="0" name=""/>
+                          <pic:cNvPicPr>
+                            <a:picLocks noChangeAspect="1" noChangeArrowheads="1"/>
+                          </pic:cNvPicPr>
+                        </pic:nvPicPr>
+                        <pic:blipFill>
+                          <a:blip r:embed="rId19"/>
+                          <a:srcRect/>
+                          <a:stretch>
+                            <a:fillRect/>
+                          </a:stretch>
+                        </pic:blipFill>
+                        <pic:spPr bwMode="auto">
+                          <a:xfrm>
+                            <a:off x="0" y="0"/>
+                            <a:ext cx="1333500" cy="2952750"/>
+                          </a:xfrm>
+                          <a:prstGeom prst="rect">
+                            <a:avLst/>
+                          </a:prstGeom>
+                        </pic:spPr>
+                      </pic:pic>
+                    </a:graphicData>
+                  </a:graphic>
+                </wp:inline>
+              </w:drawing>
+            </w:r>
+          </w:p>
           <w:p>
             <w:pPr>
               <w:spacing w:after="60"/>
-            </w:pPr>
-            <w:r>
-              <w:rPr>
-                <w:b/>
-                <w:bCs/>
-                <w:color w:val="005B43"/>
-              </w:rPr>
-              <w:t>Your home location is never shared</w:t>
-            </w:r>
-          </w:p>
-          <w:p>
-            <w:pPr>
-              <w:spacing w:after="60" w:line="264" w:lineRule="auto"/>
-            </w:pPr>
-            <w:r>
-              <w:t>Your profile may contain a home location for other features. Altair Meetups never shows it to anyone, never puts it on a map, and never uses it to calculate anything.</w:t>
+              <w:jc w:val="center"/>
+            </w:pPr>
+            <w:r>
+              <w:rPr>
+                <w:i/>
+                <w:iCs/>
+                <w:color w:val="63706C"/>
+                <w:sz w:val="18"/>
+                <w:szCs w:val="18"/>
+              </w:rPr>
+              <w:t>Figure 11. A user in no group</w:t>
             </w:r>
           </w:p>
         </w:tc>
@@ -7390,11 +7670,11 @@
         <w:pStyle w:val="Heading1"/>
         <w:spacing w:before="480"/>
       </w:pPr>
-      <w:bookmarkStart w:id="22" w:name="_Toc244180521"/>
+      <w:bookmarkStart w:id="24" w:name="_Toc244181490"/>
       <w:r>
         <w:t>12. Messages and what they mean</w:t>
       </w:r>
-      <w:bookmarkEnd w:id="22"/>
+      <w:bookmarkEnd w:id="24"/>
     </w:p>
     <w:tbl>
       <w:tblPr>
@@ -7841,6 +8121,7 @@
                 <w:sz w:val="20"/>
                 <w:szCs w:val="20"/>
               </w:rPr>
+              <w:lastRenderedPageBreak/>
               <w:t>Title is required / Meeting point name is required</w:t>
             </w:r>
           </w:p>
@@ -8498,11 +8779,11 @@
         <w:pStyle w:val="Heading1"/>
         <w:spacing w:before="480"/>
       </w:pPr>
-      <w:bookmarkStart w:id="23" w:name="_Toc244180522"/>
+      <w:bookmarkStart w:id="25" w:name="_Toc244181491"/>
       <w:r>
         <w:t>13. Troubleshooting</w:t>
       </w:r>
-      <w:bookmarkEnd w:id="23"/>
+      <w:bookmarkEnd w:id="25"/>
     </w:p>
     <w:tbl>
       <w:tblPr>
@@ -8772,7 +9053,6 @@
                 <w:sz w:val="20"/>
                 <w:szCs w:val="20"/>
               </w:rPr>
-              <w:lastRenderedPageBreak/>
               <w:t>“Could not reach the server”</w:t>
             </w:r>
           </w:p>
@@ -9447,12 +9727,12 @@
         <w:pageBreakBefore/>
         <w:spacing w:before="0"/>
       </w:pPr>
-      <w:bookmarkStart w:id="24" w:name="_Toc244180523"/>
+      <w:bookmarkStart w:id="26" w:name="_Toc244181492"/>
       <w:r>
         <w:lastRenderedPageBreak/>
         <w:t>14. For evaluators: running Altair</w:t>
       </w:r>
-      <w:bookmarkEnd w:id="24"/>
+      <w:bookmarkEnd w:id="26"/>
     </w:p>
     <w:p>
       <w:pPr>
@@ -9466,11 +9746,11 @@
       <w:pPr>
         <w:pStyle w:val="Heading2"/>
       </w:pPr>
-      <w:bookmarkStart w:id="25" w:name="_Toc244180524"/>
+      <w:bookmarkStart w:id="27" w:name="_Toc244181493"/>
       <w:r>
         <w:t>1. Install</w:t>
       </w:r>
-      <w:bookmarkEnd w:id="25"/>
+      <w:bookmarkEnd w:id="27"/>
     </w:p>
     <w:p>
       <w:pPr>
@@ -9506,11 +9786,11 @@
       <w:pPr>
         <w:pStyle w:val="Heading2"/>
       </w:pPr>
-      <w:bookmarkStart w:id="26" w:name="_Toc244180525"/>
+      <w:bookmarkStart w:id="28" w:name="_Toc244181494"/>
       <w:r>
         <w:t>2. Configure</w:t>
       </w:r>
-      <w:bookmarkEnd w:id="26"/>
+      <w:bookmarkEnd w:id="28"/>
     </w:p>
     <w:p>
       <w:pPr>
@@ -9592,11 +9872,11 @@
       <w:pPr>
         <w:pStyle w:val="Heading2"/>
       </w:pPr>
-      <w:bookmarkStart w:id="27" w:name="_Toc244180526"/>
+      <w:bookmarkStart w:id="29" w:name="_Toc244181495"/>
       <w:r>
         <w:t>3. Set up the database</w:t>
       </w:r>
-      <w:bookmarkEnd w:id="27"/>
+      <w:bookmarkEnd w:id="29"/>
     </w:p>
     <w:p>
       <w:pPr>
@@ -9674,6 +9954,9 @@
         <w:gridCol w:w="9306"/>
       </w:tblGrid>
       <w:tr>
+        <w:trPr>
+          <w:cantSplit/>
+        </w:trPr>
         <w:tc>
           <w:tcPr>
             <w:tcW w:w="9306" w:type="dxa"/>
@@ -9760,11 +10043,11 @@
       <w:pPr>
         <w:pStyle w:val="Heading2"/>
       </w:pPr>
-      <w:bookmarkStart w:id="28" w:name="_Toc244180527"/>
+      <w:bookmarkStart w:id="30" w:name="_Toc244181496"/>
       <w:r>
         <w:t>4. Start the server and the app</w:t>
       </w:r>
-      <w:bookmarkEnd w:id="28"/>
+      <w:bookmarkEnd w:id="30"/>
     </w:p>
     <w:p>
       <w:pPr>
@@ -10100,11 +10383,11 @@
       <w:pPr>
         <w:pStyle w:val="Heading2"/>
       </w:pPr>
-      <w:bookmarkStart w:id="29" w:name="_Toc244180528"/>
+      <w:bookmarkStart w:id="31" w:name="_Toc244181497"/>
       <w:r>
         <w:t>5. Optional: tests and demos</w:t>
       </w:r>
-      <w:bookmarkEnd w:id="29"/>
+      <w:bookmarkEnd w:id="31"/>
     </w:p>
     <w:p>
       <w:pPr>
@@ -10170,12 +10453,12 @@
         <w:pageBreakBefore/>
         <w:spacing w:before="0"/>
       </w:pPr>
-      <w:bookmarkStart w:id="30" w:name="_Toc244180529"/>
+      <w:bookmarkStart w:id="32" w:name="_Toc244181498"/>
       <w:r>
         <w:lastRenderedPageBreak/>
         <w:t>Appendix A. Demo accounts</w:t>
       </w:r>
-      <w:bookmarkEnd w:id="30"/>
+      <w:bookmarkEnd w:id="32"/>
     </w:p>
     <w:p>
       <w:pPr>
@@ -11536,7 +11819,7 @@
         <w:sz w:val="17"/>
         <w:szCs w:val="17"/>
       </w:rPr>
-      <w:t>14</w:t>
+      <w:t>11</w:t>
     </w:r>
     <w:r>
       <w:rPr>
@@ -11572,96 +11855,10 @@
 <file path=word/numbering.xml><?xml version="1.0" encoding="utf-8"?>
 <w:numbering xmlns:wpc="http://schemas.microsoft.com/office/word/2010/wordprocessingCanvas" xmlns:cx="http://schemas.microsoft.com/office/drawing/2014/chartex" xmlns:cx1="http://schemas.microsoft.com/office/drawing/2015/9/8/chartex" xmlns:cx2="http://schemas.microsoft.com/office/drawing/2015/10/21/chartex" xmlns:cx3="http://schemas.microsoft.com/office/drawing/2016/5/9/chartex" xmlns:cx4="http://schemas.microsoft.com/office/drawing/2016/5/10/chartex" xmlns:cx5="http://schemas.microsoft.com/office/drawing/2016/5/11/chartex" xmlns:cx6="http://schemas.microsoft.com/office/drawing/2016/5/12/chartex" xmlns:cx7="http://schemas.microsoft.com/office/drawing/2016/5/13/chartex" xmlns:cx8="http://schemas.microsoft.com/office/drawing/2016/5/14/chartex" xmlns:mc="http://schemas.openxmlformats.org/markup-compatibility/2006" xmlns:aink="http://schemas.microsoft.com/office/drawing/2016/ink" xmlns:am3d="http://schemas.microsoft.com/office/drawing/2017/model3d" xmlns:o="urn:schemas-microsoft-com:office:office" xmlns:oel="http://schemas.microsoft.com/office/2019/extlst" xmlns:r="http://schemas.openxmlformats.org/officeDocument/2006/relationships" xmlns:m="http://schemas.openxmlformats.org/officeDocument/2006/math" xmlns:v="urn:schemas-microsoft-com:vml" xmlns:wp14="http://schemas.microsoft.com/office/word/2010/wordprocessingDrawing" xmlns:wp="http://schemas.openxmlformats.org/drawingml/2006/wordprocessingDrawing" xmlns:w10="urn:schemas-microsoft-com:office:word" xmlns:w="http://schemas.openxmlformats.org/wordprocessingml/2006/main" xmlns:w14="http://schemas.microsoft.com/office/word/2010/wordml" xmlns:w15="http://schemas.microsoft.com/office/word/2012/wordml" xmlns:w16cex="http://schemas.microsoft.com/office/word/2018/wordml/cex" xmlns:w16cid="http://schemas.microsoft.com/office/word/2016/wordml/cid" xmlns:w16="http://schemas.microsoft.com/office/word/2018/wordml" xmlns:w16du="http://schemas.microsoft.com/office/word/2023/wordml/word16du" xmlns:w16sdtdh="http://schemas.microsoft.com/office/word/2020/wordml/sdtdatahash" xmlns:w16sdtfl="http://schemas.microsoft.com/office/word/2024/wordml/sdtformatlock" xmlns:w16se="http://schemas.microsoft.com/office/word/2015/wordml/symex" xmlns:wpg="http://schemas.microsoft.com/office/word/2010/wordprocessingGroup" xmlns:wpi="http://schemas.microsoft.com/office/word/2010/wordprocessingInk" xmlns:wne="http://schemas.microsoft.com/office/word/2006/wordml" xmlns:wps="http://schemas.microsoft.com/office/word/2010/wordprocessingShape" mc:Ignorable="w14 w15 w16se w16cid w16 w16cex w16sdtdh w16sdtfl w16du wp14">
   <w:abstractNum w:abstractNumId="0" w15:restartNumberingAfterBreak="0">
-    <w:nsid w:val="4E043C42"/>
+    <w:nsid w:val="22530DA8"/>
     <w:multiLevelType w:val="hybridMultilevel"/>
-    <w:tmpl w:val="B4DCD878"/>
-    <w:lvl w:ilvl="0" w:tplc="316E9C92" w:tentative="1">
-      <w:start w:val="1"/>
-      <w:numFmt w:val="bullet"/>
-      <w:lvlText w:val="●"/>
-      <w:lvlJc w:val="left"/>
-      <w:pPr>
-        <w:ind w:left="720" w:hanging="360"/>
-      </w:pPr>
-    </w:lvl>
-    <w:lvl w:ilvl="1" w:tplc="FD2E9B28" w:tentative="1">
-      <w:start w:val="1"/>
-      <w:numFmt w:val="bullet"/>
-      <w:lvlText w:val="○"/>
-      <w:lvlJc w:val="left"/>
-      <w:pPr>
-        <w:ind w:left="1440" w:hanging="360"/>
-      </w:pPr>
-    </w:lvl>
-    <w:lvl w:ilvl="2" w:tplc="DCEE22B8" w:tentative="1">
-      <w:start w:val="1"/>
-      <w:numFmt w:val="bullet"/>
-      <w:lvlText w:val="■"/>
-      <w:lvlJc w:val="left"/>
-      <w:pPr>
-        <w:ind w:left="2160" w:hanging="360"/>
-      </w:pPr>
-    </w:lvl>
-    <w:lvl w:ilvl="3" w:tplc="4D007D0A" w:tentative="1">
-      <w:start w:val="1"/>
-      <w:numFmt w:val="bullet"/>
-      <w:lvlText w:val="●"/>
-      <w:lvlJc w:val="left"/>
-      <w:pPr>
-        <w:ind w:left="2880" w:hanging="360"/>
-      </w:pPr>
-    </w:lvl>
-    <w:lvl w:ilvl="4" w:tplc="8484388C" w:tentative="1">
-      <w:start w:val="1"/>
-      <w:numFmt w:val="bullet"/>
-      <w:lvlText w:val="○"/>
-      <w:lvlJc w:val="left"/>
-      <w:pPr>
-        <w:ind w:left="3600" w:hanging="360"/>
-      </w:pPr>
-    </w:lvl>
-    <w:lvl w:ilvl="5" w:tplc="D6725D0E" w:tentative="1">
-      <w:start w:val="1"/>
-      <w:numFmt w:val="bullet"/>
-      <w:lvlText w:val="■"/>
-      <w:lvlJc w:val="left"/>
-      <w:pPr>
-        <w:ind w:left="4320" w:hanging="360"/>
-      </w:pPr>
-    </w:lvl>
-    <w:lvl w:ilvl="6" w:tplc="7CD6995E" w:tentative="1">
-      <w:start w:val="1"/>
-      <w:numFmt w:val="bullet"/>
-      <w:lvlText w:val="●"/>
-      <w:lvlJc w:val="left"/>
-      <w:pPr>
-        <w:ind w:left="5040" w:hanging="360"/>
-      </w:pPr>
-    </w:lvl>
-    <w:lvl w:ilvl="7" w:tplc="5840E638" w:tentative="1">
-      <w:start w:val="1"/>
-      <w:numFmt w:val="bullet"/>
-      <w:lvlText w:val="●"/>
-      <w:lvlJc w:val="left"/>
-      <w:pPr>
-        <w:ind w:left="5760" w:hanging="360"/>
-      </w:pPr>
-    </w:lvl>
-    <w:lvl w:ilvl="8" w:tplc="AFACEA60" w:tentative="1">
-      <w:start w:val="1"/>
-      <w:numFmt w:val="bullet"/>
-      <w:lvlText w:val="●"/>
-      <w:lvlJc w:val="left"/>
-      <w:pPr>
-        <w:ind w:left="6480" w:hanging="360"/>
-      </w:pPr>
-    </w:lvl>
-  </w:abstractNum>
-  <w:abstractNum w:abstractNumId="1" w15:restartNumberingAfterBreak="0">
-    <w:nsid w:val="6B875FDF"/>
-    <w:multiLevelType w:val="hybridMultilevel"/>
-    <w:tmpl w:val="9358F9AE"/>
-    <w:lvl w:ilvl="0" w:tplc="297621BE">
+    <w:tmpl w:val="1B6AFBBA"/>
+    <w:lvl w:ilvl="0" w:tplc="B73CF984">
       <w:start w:val="1"/>
       <w:numFmt w:val="decimal"/>
       <w:lvlText w:val="%1."/>
@@ -11675,52 +11872,52 @@
         <w:color w:val="005B43"/>
       </w:rPr>
     </w:lvl>
-    <w:lvl w:ilvl="1" w:tplc="0180CBF2">
+    <w:lvl w:ilvl="1" w:tplc="E176FA06">
       <w:numFmt w:val="decimal"/>
       <w:lvlText w:val=""/>
       <w:lvlJc w:val="left"/>
     </w:lvl>
-    <w:lvl w:ilvl="2" w:tplc="9EEAEE86">
+    <w:lvl w:ilvl="2" w:tplc="60B8E9CE">
       <w:numFmt w:val="decimal"/>
       <w:lvlText w:val=""/>
       <w:lvlJc w:val="left"/>
     </w:lvl>
-    <w:lvl w:ilvl="3" w:tplc="2C809E6C">
+    <w:lvl w:ilvl="3" w:tplc="42146F96">
       <w:numFmt w:val="decimal"/>
       <w:lvlText w:val=""/>
       <w:lvlJc w:val="left"/>
     </w:lvl>
-    <w:lvl w:ilvl="4" w:tplc="00F641EC">
+    <w:lvl w:ilvl="4" w:tplc="57EECAE4">
       <w:numFmt w:val="decimal"/>
       <w:lvlText w:val=""/>
       <w:lvlJc w:val="left"/>
     </w:lvl>
-    <w:lvl w:ilvl="5" w:tplc="7A8E1784">
+    <w:lvl w:ilvl="5" w:tplc="29421670">
       <w:numFmt w:val="decimal"/>
       <w:lvlText w:val=""/>
       <w:lvlJc w:val="left"/>
     </w:lvl>
-    <w:lvl w:ilvl="6" w:tplc="A0068B24">
+    <w:lvl w:ilvl="6" w:tplc="199CE46C">
       <w:numFmt w:val="decimal"/>
       <w:lvlText w:val=""/>
       <w:lvlJc w:val="left"/>
     </w:lvl>
-    <w:lvl w:ilvl="7" w:tplc="8EF61F8A">
+    <w:lvl w:ilvl="7" w:tplc="9A82153C">
       <w:numFmt w:val="decimal"/>
       <w:lvlText w:val=""/>
       <w:lvlJc w:val="left"/>
     </w:lvl>
-    <w:lvl w:ilvl="8" w:tplc="33083388">
+    <w:lvl w:ilvl="8" w:tplc="214840FC">
       <w:numFmt w:val="decimal"/>
       <w:lvlText w:val=""/>
       <w:lvlJc w:val="left"/>
     </w:lvl>
   </w:abstractNum>
-  <w:abstractNum w:abstractNumId="2" w15:restartNumberingAfterBreak="0">
-    <w:nsid w:val="71452492"/>
+  <w:abstractNum w:abstractNumId="1" w15:restartNumberingAfterBreak="0">
+    <w:nsid w:val="31E67377"/>
     <w:multiLevelType w:val="hybridMultilevel"/>
-    <w:tmpl w:val="56C2B02C"/>
-    <w:lvl w:ilvl="0" w:tplc="277C0306">
+    <w:tmpl w:val="F47493C0"/>
+    <w:lvl w:ilvl="0" w:tplc="95A66532">
       <w:start w:val="1"/>
       <w:numFmt w:val="bullet"/>
       <w:lvlText w:val="•"/>
@@ -11732,97 +11929,183 @@
         <w:color w:val="005B43"/>
       </w:rPr>
     </w:lvl>
-    <w:lvl w:ilvl="1" w:tplc="405A2C9A">
+    <w:lvl w:ilvl="1" w:tplc="97FC4AA8">
       <w:numFmt w:val="decimal"/>
       <w:lvlText w:val=""/>
       <w:lvlJc w:val="left"/>
     </w:lvl>
-    <w:lvl w:ilvl="2" w:tplc="7D746C6A">
+    <w:lvl w:ilvl="2" w:tplc="956AAE68">
       <w:numFmt w:val="decimal"/>
       <w:lvlText w:val=""/>
       <w:lvlJc w:val="left"/>
     </w:lvl>
-    <w:lvl w:ilvl="3" w:tplc="7B6678DC">
+    <w:lvl w:ilvl="3" w:tplc="810ACC10">
       <w:numFmt w:val="decimal"/>
       <w:lvlText w:val=""/>
       <w:lvlJc w:val="left"/>
     </w:lvl>
-    <w:lvl w:ilvl="4" w:tplc="25324BFA">
+    <w:lvl w:ilvl="4" w:tplc="3FF6227C">
       <w:numFmt w:val="decimal"/>
       <w:lvlText w:val=""/>
       <w:lvlJc w:val="left"/>
     </w:lvl>
-    <w:lvl w:ilvl="5" w:tplc="4F0AA820">
+    <w:lvl w:ilvl="5" w:tplc="5644C198">
       <w:numFmt w:val="decimal"/>
       <w:lvlText w:val=""/>
       <w:lvlJc w:val="left"/>
     </w:lvl>
-    <w:lvl w:ilvl="6" w:tplc="4BA44E08">
+    <w:lvl w:ilvl="6" w:tplc="5E08C28C">
       <w:numFmt w:val="decimal"/>
       <w:lvlText w:val=""/>
       <w:lvlJc w:val="left"/>
     </w:lvl>
-    <w:lvl w:ilvl="7" w:tplc="084A5F7A">
+    <w:lvl w:ilvl="7" w:tplc="0B02B676">
       <w:numFmt w:val="decimal"/>
       <w:lvlText w:val=""/>
       <w:lvlJc w:val="left"/>
     </w:lvl>
-    <w:lvl w:ilvl="8" w:tplc="36CEEA6E">
+    <w:lvl w:ilvl="8" w:tplc="3FC258D4">
       <w:numFmt w:val="decimal"/>
       <w:lvlText w:val=""/>
       <w:lvlJc w:val="left"/>
     </w:lvl>
   </w:abstractNum>
-  <w:num w:numId="1" w16cid:durableId="993799886">
+  <w:abstractNum w:abstractNumId="2" w15:restartNumberingAfterBreak="0">
+    <w:nsid w:val="6F0024EE"/>
+    <w:multiLevelType w:val="hybridMultilevel"/>
+    <w:tmpl w:val="CD167912"/>
+    <w:lvl w:ilvl="0" w:tplc="4B3A5DA6" w:tentative="1">
+      <w:start w:val="1"/>
+      <w:numFmt w:val="bullet"/>
+      <w:lvlText w:val="●"/>
+      <w:lvlJc w:val="left"/>
+      <w:pPr>
+        <w:ind w:left="720" w:hanging="360"/>
+      </w:pPr>
+    </w:lvl>
+    <w:lvl w:ilvl="1" w:tplc="15628ED2" w:tentative="1">
+      <w:start w:val="1"/>
+      <w:numFmt w:val="bullet"/>
+      <w:lvlText w:val="○"/>
+      <w:lvlJc w:val="left"/>
+      <w:pPr>
+        <w:ind w:left="1440" w:hanging="360"/>
+      </w:pPr>
+    </w:lvl>
+    <w:lvl w:ilvl="2" w:tplc="9CE211C0" w:tentative="1">
+      <w:start w:val="1"/>
+      <w:numFmt w:val="bullet"/>
+      <w:lvlText w:val="■"/>
+      <w:lvlJc w:val="left"/>
+      <w:pPr>
+        <w:ind w:left="2160" w:hanging="360"/>
+      </w:pPr>
+    </w:lvl>
+    <w:lvl w:ilvl="3" w:tplc="669014AC" w:tentative="1">
+      <w:start w:val="1"/>
+      <w:numFmt w:val="bullet"/>
+      <w:lvlText w:val="●"/>
+      <w:lvlJc w:val="left"/>
+      <w:pPr>
+        <w:ind w:left="2880" w:hanging="360"/>
+      </w:pPr>
+    </w:lvl>
+    <w:lvl w:ilvl="4" w:tplc="79C2885C" w:tentative="1">
+      <w:start w:val="1"/>
+      <w:numFmt w:val="bullet"/>
+      <w:lvlText w:val="○"/>
+      <w:lvlJc w:val="left"/>
+      <w:pPr>
+        <w:ind w:left="3600" w:hanging="360"/>
+      </w:pPr>
+    </w:lvl>
+    <w:lvl w:ilvl="5" w:tplc="B21415B8" w:tentative="1">
+      <w:start w:val="1"/>
+      <w:numFmt w:val="bullet"/>
+      <w:lvlText w:val="■"/>
+      <w:lvlJc w:val="left"/>
+      <w:pPr>
+        <w:ind w:left="4320" w:hanging="360"/>
+      </w:pPr>
+    </w:lvl>
+    <w:lvl w:ilvl="6" w:tplc="AA8665D2" w:tentative="1">
+      <w:start w:val="1"/>
+      <w:numFmt w:val="bullet"/>
+      <w:lvlText w:val="●"/>
+      <w:lvlJc w:val="left"/>
+      <w:pPr>
+        <w:ind w:left="5040" w:hanging="360"/>
+      </w:pPr>
+    </w:lvl>
+    <w:lvl w:ilvl="7" w:tplc="A502DD8C" w:tentative="1">
+      <w:start w:val="1"/>
+      <w:numFmt w:val="bullet"/>
+      <w:lvlText w:val="●"/>
+      <w:lvlJc w:val="left"/>
+      <w:pPr>
+        <w:ind w:left="5760" w:hanging="360"/>
+      </w:pPr>
+    </w:lvl>
+    <w:lvl w:ilvl="8" w:tplc="C7DA7490" w:tentative="1">
+      <w:start w:val="1"/>
+      <w:numFmt w:val="bullet"/>
+      <w:lvlText w:val="●"/>
+      <w:lvlJc w:val="left"/>
+      <w:pPr>
+        <w:ind w:left="6480" w:hanging="360"/>
+      </w:pPr>
+    </w:lvl>
+  </w:abstractNum>
+  <w:num w:numId="1" w16cid:durableId="1064910438">
+    <w:abstractNumId w:val="2"/>
+    <w:lvlOverride w:ilvl="0">
+      <w:startOverride w:val="1"/>
+    </w:lvlOverride>
+  </w:num>
+  <w:num w:numId="2" w16cid:durableId="343870802">
+    <w:abstractNumId w:val="1"/>
+    <w:lvlOverride w:ilvl="0">
+      <w:startOverride w:val="1"/>
+    </w:lvlOverride>
+  </w:num>
+  <w:num w:numId="3" w16cid:durableId="2082213392">
     <w:abstractNumId w:val="0"/>
     <w:lvlOverride w:ilvl="0">
       <w:startOverride w:val="1"/>
     </w:lvlOverride>
   </w:num>
-  <w:num w:numId="2" w16cid:durableId="1583682803">
-    <w:abstractNumId w:val="2"/>
+  <w:num w:numId="4" w16cid:durableId="914358499">
+    <w:abstractNumId w:val="0"/>
     <w:lvlOverride w:ilvl="0">
       <w:startOverride w:val="1"/>
     </w:lvlOverride>
   </w:num>
-  <w:num w:numId="3" w16cid:durableId="1793285933">
-    <w:abstractNumId w:val="1"/>
+  <w:num w:numId="5" w16cid:durableId="1773430051">
+    <w:abstractNumId w:val="0"/>
     <w:lvlOverride w:ilvl="0">
       <w:startOverride w:val="1"/>
     </w:lvlOverride>
   </w:num>
-  <w:num w:numId="4" w16cid:durableId="109596680">
-    <w:abstractNumId w:val="1"/>
+  <w:num w:numId="6" w16cid:durableId="1689595492">
+    <w:abstractNumId w:val="0"/>
     <w:lvlOverride w:ilvl="0">
       <w:startOverride w:val="1"/>
     </w:lvlOverride>
   </w:num>
-  <w:num w:numId="5" w16cid:durableId="1964534960">
-    <w:abstractNumId w:val="1"/>
+  <w:num w:numId="7" w16cid:durableId="587691707">
+    <w:abstractNumId w:val="0"/>
     <w:lvlOverride w:ilvl="0">
       <w:startOverride w:val="1"/>
     </w:lvlOverride>
   </w:num>
-  <w:num w:numId="6" w16cid:durableId="1183546874">
-    <w:abstractNumId w:val="1"/>
+  <w:num w:numId="8" w16cid:durableId="1142967387">
+    <w:abstractNumId w:val="0"/>
     <w:lvlOverride w:ilvl="0">
       <w:startOverride w:val="1"/>
     </w:lvlOverride>
   </w:num>
-  <w:num w:numId="7" w16cid:durableId="985548776">
-    <w:abstractNumId w:val="1"/>
-    <w:lvlOverride w:ilvl="0">
-      <w:startOverride w:val="1"/>
-    </w:lvlOverride>
-  </w:num>
-  <w:num w:numId="8" w16cid:durableId="1829443526">
-    <w:abstractNumId w:val="1"/>
-    <w:lvlOverride w:ilvl="0">
-      <w:startOverride w:val="1"/>
-    </w:lvlOverride>
-  </w:num>
-  <w:num w:numId="9" w16cid:durableId="1686129253">
-    <w:abstractNumId w:val="1"/>
+  <w:num w:numId="9" w16cid:durableId="1566988786">
+    <w:abstractNumId w:val="0"/>
     <w:lvlOverride w:ilvl="0">
       <w:startOverride w:val="1"/>
     </w:lvlOverride>
